--- a/john_blackmon_resume.docx
+++ b/john_blackmon_resume.docx
@@ -55,7 +55,7 @@
         </w:rPr>
         <w:t xml:space="preserve">   |   </w:t>
       </w:r>
-      <w:hyperlink w:history="1" r:id="rIdyun7s1ylrzddco9wkztrf">
+      <w:hyperlink w:history="1" r:id="rIdfm0k762ijeb_uzofjjok1">
         <w:r>
           <w:rPr>
             <w:rFonts w:ascii="Calibri" w:cs="Calibri" w:eastAsia="Calibri" w:hAnsi="Calibri"/>
@@ -92,7 +92,7 @@
         </w:pBdr>
         <w:spacing w:after="40"/>
       </w:pPr>
-      <w:hyperlink w:history="1" r:id="rIdyqzoilp79ot8bfhhh4rkn">
+      <w:hyperlink w:history="1" r:id="rIdtg1whezghb4p_js08qlkr">
         <w:r>
           <w:rPr>
             <w:rFonts w:ascii="Calibri" w:cs="Calibri" w:eastAsia="Calibri" w:hAnsi="Calibri"/>

--- a/john_blackmon_resume.docx
+++ b/john_blackmon_resume.docx
@@ -55,7 +55,7 @@
         </w:rPr>
         <w:t xml:space="preserve">   |   </w:t>
       </w:r>
-      <w:hyperlink w:history="1" r:id="rIdfm0k762ijeb_uzofjjok1">
+      <w:hyperlink w:history="1" r:id="rIdft0qseuy8mxvsk_orfjgr">
         <w:r>
           <w:rPr>
             <w:rFonts w:ascii="Calibri" w:cs="Calibri" w:eastAsia="Calibri" w:hAnsi="Calibri"/>
@@ -92,7 +92,7 @@
         </w:pBdr>
         <w:spacing w:after="40"/>
       </w:pPr>
-      <w:hyperlink w:history="1" r:id="rIdtg1whezghb4p_js08qlkr">
+      <w:hyperlink w:history="1" r:id="rIdylnhi_ayzvmtm_n3nzv-a">
         <w:r>
           <w:rPr>
             <w:rFonts w:ascii="Calibri" w:cs="Calibri" w:eastAsia="Calibri" w:hAnsi="Calibri"/>

--- a/john_blackmon_resume.docx
+++ b/john_blackmon_resume.docx
@@ -55,7 +55,7 @@
         </w:rPr>
         <w:t xml:space="preserve">   |   </w:t>
       </w:r>
-      <w:hyperlink w:history="1" r:id="rIdft0qseuy8mxvsk_orfjgr">
+      <w:hyperlink w:history="1" r:id="rIdczmuzdhuuvbp7avoqcxh8">
         <w:r>
           <w:rPr>
             <w:rFonts w:ascii="Calibri" w:cs="Calibri" w:eastAsia="Calibri" w:hAnsi="Calibri"/>
@@ -92,7 +92,7 @@
         </w:pBdr>
         <w:spacing w:after="40"/>
       </w:pPr>
-      <w:hyperlink w:history="1" r:id="rIdylnhi_ayzvmtm_n3nzv-a">
+      <w:hyperlink w:history="1" r:id="rIdiwxjcojick8cqciqluvmf">
         <w:r>
           <w:rPr>
             <w:rFonts w:ascii="Calibri" w:cs="Calibri" w:eastAsia="Calibri" w:hAnsi="Calibri"/>
@@ -290,9 +290,6 @@
     </w:p>
     <w:p>
       <w:pPr>
-        <w:tabs>
-          <w:tab w:val="right" w:pos="9026"/>
-        </w:tabs>
         <w:spacing w:after="0" w:before="320"/>
       </w:pPr>
       <w:r>
@@ -304,16 +301,7 @@
           <w:sz w:val="22"/>
           <w:szCs w:val="22"/>
         </w:rPr>
-        <w:t xml:space="preserve">Leidos | Stennis Space Center, MS</w:t>
-      </w:r>
-      <w:r>
-        <w:rPr>
-          <w:rFonts w:ascii="Calibri" w:cs="Calibri" w:eastAsia="Calibri" w:hAnsi="Calibri"/>
-          <w:color w:val="555555"/>
-          <w:sz w:val="19"/>
-          <w:szCs w:val="19"/>
-        </w:rPr>
-        <w:t xml:space="preserve">	March 2024 - Present</w:t>
+        <w:t xml:space="preserve">Leidos - Stennis Space Center, MS (March 2024 - Present)</w:t>
       </w:r>
     </w:p>
     <w:p>
@@ -467,9 +455,6 @@
     </w:p>
     <w:p>
       <w:pPr>
-        <w:tabs>
-          <w:tab w:val="right" w:pos="9026"/>
-        </w:tabs>
         <w:spacing w:after="0" w:before="320"/>
       </w:pPr>
       <w:r>
@@ -481,23 +466,11 @@
           <w:sz w:val="22"/>
           <w:szCs w:val="22"/>
         </w:rPr>
-        <w:t xml:space="preserve">Geocent (acquired by Sev1Tech) | Stennis Space Center, MS</w:t>
-      </w:r>
-      <w:r>
-        <w:rPr>
-          <w:rFonts w:ascii="Calibri" w:cs="Calibri" w:eastAsia="Calibri" w:hAnsi="Calibri"/>
-          <w:color w:val="555555"/>
-          <w:sz w:val="19"/>
-          <w:szCs w:val="19"/>
-        </w:rPr>
-        <w:t xml:space="preserve">	January 2011 - January 2024</w:t>
-      </w:r>
-    </w:p>
-    <w:p>
-      <w:pPr>
-        <w:tabs>
-          <w:tab w:val="right" w:pos="9026"/>
-        </w:tabs>
+        <w:t xml:space="preserve">Geocent (acquired by Sev1Tech) - Stennis Space Center, MS (January 2011 - January 2024)</w:t>
+      </w:r>
+    </w:p>
+    <w:p>
+      <w:pPr>
         <w:spacing w:after="0" w:before="40"/>
       </w:pPr>
       <w:r>
@@ -506,516 +479,110 @@
           <w:b/>
           <w:bCs/>
           <w:color w:val="222222"/>
-          <w:sz w:val="21"/>
-          <w:szCs w:val="21"/>
-        </w:rPr>
-        <w:t xml:space="preserve">Senior Systems Administrator</w:t>
-      </w:r>
-      <w:r>
-        <w:rPr>
-          <w:rFonts w:ascii="Calibri" w:cs="Calibri" w:eastAsia="Calibri" w:hAnsi="Calibri"/>
-          <w:color w:val="555555"/>
-          <w:sz w:val="19"/>
-          <w:szCs w:val="19"/>
-        </w:rPr>
-        <w:t xml:space="preserve">	March 2018 - January 2024</w:t>
-      </w:r>
-    </w:p>
-    <w:p>
-      <w:pPr>
-        <w:pStyle w:val="ListParagraph"/>
-        <w:numPr>
-          <w:ilvl w:val="0"/>
-          <w:numId w:val="2"/>
-        </w:numPr>
-        <w:spacing w:after="18" w:before="18"/>
-      </w:pPr>
-      <w:r>
-        <w:rPr>
-          <w:rFonts w:ascii="Calibri" w:cs="Calibri" w:eastAsia="Calibri" w:hAnsi="Calibri"/>
-          <w:color w:val="222222"/>
-          <w:sz w:val="20"/>
-          <w:szCs w:val="20"/>
-        </w:rPr>
-        <w:t xml:space="preserve">Served as infrastructure lead and technical expert for multiple projects and agencies.</w:t>
-      </w:r>
-    </w:p>
-    <w:p>
-      <w:pPr>
-        <w:pStyle w:val="ListParagraph"/>
-        <w:numPr>
-          <w:ilvl w:val="0"/>
-          <w:numId w:val="2"/>
-        </w:numPr>
-        <w:spacing w:after="18" w:before="18"/>
-      </w:pPr>
-      <w:r>
-        <w:rPr>
-          <w:rFonts w:ascii="Calibri" w:cs="Calibri" w:eastAsia="Calibri" w:hAnsi="Calibri"/>
-          <w:color w:val="222222"/>
-          <w:sz w:val="20"/>
-          <w:szCs w:val="20"/>
-        </w:rPr>
-        <w:t xml:space="preserve">Built new AWS GovCloud environments for testing and development of applications.</w:t>
-      </w:r>
-    </w:p>
-    <w:p>
-      <w:pPr>
-        <w:pStyle w:val="ListParagraph"/>
-        <w:numPr>
-          <w:ilvl w:val="0"/>
-          <w:numId w:val="2"/>
-        </w:numPr>
-        <w:spacing w:after="18" w:before="18"/>
-      </w:pPr>
-      <w:r>
-        <w:rPr>
-          <w:rFonts w:ascii="Calibri" w:cs="Calibri" w:eastAsia="Calibri" w:hAnsi="Calibri"/>
-          <w:color w:val="222222"/>
-          <w:sz w:val="20"/>
-          <w:szCs w:val="20"/>
-        </w:rPr>
-        <w:t xml:space="preserve">Acted as technical lead on the Naval Facilities Anti-Terrorism Force Protection (NAVFAC ATFP) Physical Security Information Management (PSIM) project.</w:t>
-      </w:r>
-    </w:p>
-    <w:p>
-      <w:pPr>
-        <w:pStyle w:val="ListParagraph"/>
-        <w:numPr>
-          <w:ilvl w:val="0"/>
-          <w:numId w:val="2"/>
-        </w:numPr>
-        <w:spacing w:after="18" w:before="18"/>
-      </w:pPr>
-      <w:r>
-        <w:rPr>
-          <w:rFonts w:ascii="Calibri" w:cs="Calibri" w:eastAsia="Calibri" w:hAnsi="Calibri"/>
-          <w:color w:val="222222"/>
-          <w:sz w:val="20"/>
-          <w:szCs w:val="20"/>
-        </w:rPr>
-        <w:t xml:space="preserve">Wrote Ansible code to implement DISA Security Technical Implementation Guides (STIGs) for Red Hat Enterprise Linux (RHEL) and Apache before this approach was selected by DISA itself.</w:t>
-      </w:r>
-    </w:p>
-    <w:p>
-      <w:pPr>
-        <w:pStyle w:val="ListParagraph"/>
-        <w:numPr>
-          <w:ilvl w:val="0"/>
-          <w:numId w:val="2"/>
-        </w:numPr>
-        <w:spacing w:after="18" w:before="18"/>
-      </w:pPr>
-      <w:r>
-        <w:rPr>
-          <w:rFonts w:ascii="Calibri" w:cs="Calibri" w:eastAsia="Calibri" w:hAnsi="Calibri"/>
-          <w:color w:val="222222"/>
-          <w:sz w:val="20"/>
-          <w:szCs w:val="20"/>
-        </w:rPr>
-        <w:t xml:space="preserve">Worked as a DevOps engineer, writing Terraform and Ansible code for the Department of Homeland Security (DHS) Risk and Fraud DevSecOps Services.</w:t>
-      </w:r>
-    </w:p>
-    <w:p>
-      <w:pPr>
-        <w:tabs>
-          <w:tab w:val="right" w:pos="9026"/>
-        </w:tabs>
-        <w:spacing w:after="0" w:before="200"/>
-      </w:pPr>
-      <w:r>
-        <w:rPr>
-          <w:rFonts w:ascii="Calibri" w:cs="Calibri" w:eastAsia="Calibri" w:hAnsi="Calibri"/>
-          <w:b/>
-          <w:bCs/>
-          <w:color w:val="222222"/>
-          <w:sz w:val="21"/>
-          <w:szCs w:val="21"/>
-        </w:rPr>
-        <w:t xml:space="preserve">Senior Systems Analyst</w:t>
-      </w:r>
-      <w:r>
-        <w:rPr>
-          <w:rFonts w:ascii="Calibri" w:cs="Calibri" w:eastAsia="Calibri" w:hAnsi="Calibri"/>
-          <w:color w:val="555555"/>
-          <w:sz w:val="19"/>
-          <w:szCs w:val="19"/>
-        </w:rPr>
-        <w:t xml:space="preserve">	January 2017 - March 2018</w:t>
-      </w:r>
-    </w:p>
-    <w:p>
-      <w:pPr>
-        <w:pStyle w:val="ListParagraph"/>
-        <w:numPr>
-          <w:ilvl w:val="0"/>
-          <w:numId w:val="2"/>
-        </w:numPr>
-        <w:spacing w:after="18" w:before="18"/>
-      </w:pPr>
-      <w:r>
-        <w:rPr>
-          <w:rFonts w:ascii="Calibri" w:cs="Calibri" w:eastAsia="Calibri" w:hAnsi="Calibri"/>
-          <w:color w:val="222222"/>
-          <w:sz w:val="20"/>
-          <w:szCs w:val="20"/>
-        </w:rPr>
-        <w:t xml:space="preserve">Supported Navy Enterprise Data Center (NEDC) consolidation and commercial cloud migration.</w:t>
-      </w:r>
-    </w:p>
-    <w:p>
-      <w:pPr>
-        <w:pStyle w:val="ListParagraph"/>
-        <w:numPr>
-          <w:ilvl w:val="0"/>
-          <w:numId w:val="2"/>
-        </w:numPr>
-        <w:spacing w:after="18" w:before="18"/>
-      </w:pPr>
-      <w:r>
-        <w:rPr>
-          <w:rFonts w:ascii="Calibri" w:cs="Calibri" w:eastAsia="Calibri" w:hAnsi="Calibri"/>
-          <w:color w:val="222222"/>
-          <w:sz w:val="20"/>
-          <w:szCs w:val="20"/>
-        </w:rPr>
-        <w:t xml:space="preserve">Designed and implemented a central log storage solution for auditing, searching, and alerting of systems hosted within NEDC and Cloud Service Providers (CSPs), including Linux and Windows servers and Cisco network devices.</w:t>
-      </w:r>
-    </w:p>
-    <w:p>
-      <w:pPr>
-        <w:pStyle w:val="ListParagraph"/>
-        <w:numPr>
-          <w:ilvl w:val="0"/>
-          <w:numId w:val="2"/>
-        </w:numPr>
-        <w:spacing w:after="18" w:before="18"/>
-      </w:pPr>
-      <w:r>
-        <w:rPr>
-          <w:rFonts w:ascii="Calibri" w:cs="Calibri" w:eastAsia="Calibri" w:hAnsi="Calibri"/>
-          <w:color w:val="222222"/>
-          <w:sz w:val="20"/>
-          <w:szCs w:val="20"/>
-        </w:rPr>
-        <w:t xml:space="preserve">Developed custom Splunk configurations for clustered indexers, search head, cluster master, and deployment server with client forwarders.</w:t>
-      </w:r>
-    </w:p>
-    <w:p>
-      <w:pPr>
-        <w:pStyle w:val="ListParagraph"/>
-        <w:numPr>
-          <w:ilvl w:val="0"/>
-          <w:numId w:val="2"/>
-        </w:numPr>
-        <w:spacing w:after="18" w:before="18"/>
-      </w:pPr>
-      <w:r>
-        <w:rPr>
-          <w:rFonts w:ascii="Calibri" w:cs="Calibri" w:eastAsia="Calibri" w:hAnsi="Calibri"/>
-          <w:color w:val="222222"/>
-          <w:sz w:val="20"/>
-          <w:szCs w:val="20"/>
-        </w:rPr>
-        <w:t xml:space="preserve">Wrote design for network segments and subnets, host placement, and traffic for Defense Health Agency (DHA) Consolidated SharePoint Web Farm, including Active Directory (AD) domain controllers and AD Federation Services (ADFS) servers.</w:t>
-      </w:r>
-    </w:p>
-    <w:p>
-      <w:pPr>
-        <w:pStyle w:val="ListParagraph"/>
-        <w:numPr>
-          <w:ilvl w:val="0"/>
-          <w:numId w:val="2"/>
-        </w:numPr>
-        <w:spacing w:after="18" w:before="18"/>
-      </w:pPr>
-      <w:r>
-        <w:rPr>
-          <w:rFonts w:ascii="Calibri" w:cs="Calibri" w:eastAsia="Calibri" w:hAnsi="Calibri"/>
-          <w:color w:val="222222"/>
-          <w:sz w:val="20"/>
-          <w:szCs w:val="20"/>
-        </w:rPr>
-        <w:t xml:space="preserve">Built and managed Terraform configurations for AWS as part of an Infrastructure-as-Code (IaC) implementation.</w:t>
-      </w:r>
-    </w:p>
-    <w:p>
-      <w:pPr>
-        <w:pStyle w:val="ListParagraph"/>
-        <w:numPr>
-          <w:ilvl w:val="0"/>
-          <w:numId w:val="2"/>
-        </w:numPr>
-        <w:spacing w:after="18" w:before="18"/>
-      </w:pPr>
-      <w:r>
-        <w:rPr>
-          <w:rFonts w:ascii="Calibri" w:cs="Calibri" w:eastAsia="Calibri" w:hAnsi="Calibri"/>
-          <w:color w:val="222222"/>
-          <w:sz w:val="20"/>
-          <w:szCs w:val="20"/>
-        </w:rPr>
-        <w:t xml:space="preserve">Created and deployed RHEL and Windows test environments for every project.</w:t>
-      </w:r>
-    </w:p>
-    <w:p>
-      <w:pPr>
-        <w:tabs>
-          <w:tab w:val="right" w:pos="9026"/>
-        </w:tabs>
-        <w:spacing w:after="0" w:before="200"/>
-      </w:pPr>
-      <w:r>
-        <w:rPr>
-          <w:rFonts w:ascii="Calibri" w:cs="Calibri" w:eastAsia="Calibri" w:hAnsi="Calibri"/>
-          <w:b/>
-          <w:bCs/>
-          <w:color w:val="222222"/>
-          <w:sz w:val="21"/>
-          <w:szCs w:val="21"/>
-        </w:rPr>
-        <w:t xml:space="preserve">Senior Systems Administrator</w:t>
-      </w:r>
-      <w:r>
-        <w:rPr>
-          <w:rFonts w:ascii="Calibri" w:cs="Calibri" w:eastAsia="Calibri" w:hAnsi="Calibri"/>
-          <w:color w:val="555555"/>
-          <w:sz w:val="19"/>
-          <w:szCs w:val="19"/>
-        </w:rPr>
-        <w:t xml:space="preserve">	March 2012 - January 2017</w:t>
-      </w:r>
-    </w:p>
-    <w:p>
-      <w:pPr>
-        <w:pStyle w:val="ListParagraph"/>
-        <w:numPr>
-          <w:ilvl w:val="0"/>
-          <w:numId w:val="2"/>
-        </w:numPr>
-        <w:spacing w:after="18" w:before="18"/>
-      </w:pPr>
-      <w:r>
-        <w:rPr>
-          <w:rFonts w:ascii="Calibri" w:cs="Calibri" w:eastAsia="Calibri" w:hAnsi="Calibri"/>
-          <w:color w:val="222222"/>
-          <w:sz w:val="20"/>
-          <w:szCs w:val="20"/>
-        </w:rPr>
-        <w:t xml:space="preserve">Acted as systems administrator for the Marine Geosciences division at the Naval Research Laboratory (NRL), Stennis Space Center.</w:t>
-      </w:r>
-    </w:p>
-    <w:p>
-      <w:pPr>
-        <w:pStyle w:val="ListParagraph"/>
-        <w:numPr>
-          <w:ilvl w:val="0"/>
-          <w:numId w:val="2"/>
-        </w:numPr>
-        <w:spacing w:after="18" w:before="18"/>
-      </w:pPr>
-      <w:r>
-        <w:rPr>
-          <w:rFonts w:ascii="Calibri" w:cs="Calibri" w:eastAsia="Calibri" w:hAnsi="Calibri"/>
-          <w:color w:val="222222"/>
-          <w:sz w:val="20"/>
-          <w:szCs w:val="20"/>
-        </w:rPr>
-        <w:t xml:space="preserve">Designed and applied the RMF system security plan for the Oracle infrastructure and built the Oracle test/development environment.</w:t>
-      </w:r>
-    </w:p>
-    <w:p>
-      <w:pPr>
-        <w:pStyle w:val="ListParagraph"/>
-        <w:numPr>
-          <w:ilvl w:val="0"/>
-          <w:numId w:val="2"/>
-        </w:numPr>
-        <w:spacing w:after="18" w:before="18"/>
-      </w:pPr>
-      <w:r>
-        <w:rPr>
-          <w:rFonts w:ascii="Calibri" w:cs="Calibri" w:eastAsia="Calibri" w:hAnsi="Calibri"/>
-          <w:color w:val="222222"/>
-          <w:sz w:val="20"/>
-          <w:szCs w:val="20"/>
-        </w:rPr>
-        <w:t xml:space="preserve">Enabled smart card (CAC) logon for a secure domain and integrated Linux and Mac systems into the domain infrastructure.</w:t>
-      </w:r>
-    </w:p>
-    <w:p>
-      <w:pPr>
-        <w:pStyle w:val="ListParagraph"/>
-        <w:numPr>
-          <w:ilvl w:val="0"/>
-          <w:numId w:val="2"/>
-        </w:numPr>
-        <w:spacing w:after="18" w:before="18"/>
-      </w:pPr>
-      <w:r>
-        <w:rPr>
-          <w:rFonts w:ascii="Calibri" w:cs="Calibri" w:eastAsia="Calibri" w:hAnsi="Calibri"/>
-          <w:color w:val="222222"/>
-          <w:sz w:val="20"/>
-          <w:szCs w:val="20"/>
-        </w:rPr>
-        <w:t xml:space="preserve">Set up patch management and mitigations to fulfill Information Assurance Vulnerability Alert (IAVA) requirements.</w:t>
-      </w:r>
-    </w:p>
-    <w:p>
-      <w:pPr>
-        <w:pStyle w:val="ListParagraph"/>
-        <w:numPr>
-          <w:ilvl w:val="0"/>
-          <w:numId w:val="2"/>
-        </w:numPr>
-        <w:spacing w:after="18" w:before="18"/>
-      </w:pPr>
-      <w:r>
-        <w:rPr>
-          <w:rFonts w:ascii="Calibri" w:cs="Calibri" w:eastAsia="Calibri" w:hAnsi="Calibri"/>
-          <w:color w:val="222222"/>
-          <w:sz w:val="20"/>
-          <w:szCs w:val="20"/>
-        </w:rPr>
-        <w:t xml:space="preserve">Managed domain infrastructure including Active Directory (AD) and Microsoft Exchange; migrated Exchange from 2007 to 2013 and installed secondary client access and mailbox servers for redundancy.</w:t>
-      </w:r>
-    </w:p>
-    <w:p>
-      <w:pPr>
-        <w:tabs>
-          <w:tab w:val="right" w:pos="9026"/>
-        </w:tabs>
-        <w:spacing w:after="0" w:before="200"/>
-      </w:pPr>
-      <w:r>
-        <w:rPr>
-          <w:rFonts w:ascii="Calibri" w:cs="Calibri" w:eastAsia="Calibri" w:hAnsi="Calibri"/>
-          <w:b/>
-          <w:bCs/>
-          <w:color w:val="222222"/>
-          <w:sz w:val="21"/>
-          <w:szCs w:val="21"/>
-        </w:rPr>
-        <w:t xml:space="preserve">Systems Administrator</w:t>
-      </w:r>
-      <w:r>
-        <w:rPr>
-          <w:rFonts w:ascii="Calibri" w:cs="Calibri" w:eastAsia="Calibri" w:hAnsi="Calibri"/>
-          <w:color w:val="555555"/>
-          <w:sz w:val="19"/>
-          <w:szCs w:val="19"/>
-        </w:rPr>
-        <w:t xml:space="preserve">	January 2011 - March 2012</w:t>
-      </w:r>
-    </w:p>
-    <w:p>
-      <w:pPr>
-        <w:pStyle w:val="ListParagraph"/>
-        <w:numPr>
-          <w:ilvl w:val="0"/>
-          <w:numId w:val="2"/>
-        </w:numPr>
-        <w:spacing w:after="18" w:before="18"/>
-      </w:pPr>
-      <w:r>
-        <w:rPr>
-          <w:rFonts w:ascii="Calibri" w:cs="Calibri" w:eastAsia="Calibri" w:hAnsi="Calibri"/>
-          <w:color w:val="222222"/>
-          <w:sz w:val="20"/>
-          <w:szCs w:val="20"/>
-        </w:rPr>
-        <w:t xml:space="preserve">Designed and built the Continuity of Operations (COOP) site for the NEP-Oc application deployed at Fleet Numerical Meteorology and Oceanography Center (FNMOC) in Monterey, CA.</w:t>
-      </w:r>
-    </w:p>
-    <w:p>
-      <w:pPr>
-        <w:pStyle w:val="ListParagraph"/>
-        <w:numPr>
-          <w:ilvl w:val="0"/>
-          <w:numId w:val="2"/>
-        </w:numPr>
-        <w:spacing w:after="18" w:before="18"/>
-      </w:pPr>
-      <w:r>
-        <w:rPr>
-          <w:rFonts w:ascii="Calibri" w:cs="Calibri" w:eastAsia="Calibri" w:hAnsi="Calibri"/>
-          <w:color w:val="222222"/>
-          <w:sz w:val="20"/>
-          <w:szCs w:val="20"/>
-        </w:rPr>
-        <w:t xml:space="preserve">Designed the standby site and replication architecture for the enterprise replication/failover project, including selection of hardware, software components, and network infrastructure with failover between F5 devices.</w:t>
-      </w:r>
-    </w:p>
-    <w:p>
-      <w:pPr>
-        <w:pStyle w:val="ListParagraph"/>
-        <w:numPr>
-          <w:ilvl w:val="0"/>
-          <w:numId w:val="2"/>
-        </w:numPr>
-        <w:spacing w:after="18" w:before="18"/>
-      </w:pPr>
-      <w:r>
-        <w:rPr>
-          <w:rFonts w:ascii="Calibri" w:cs="Calibri" w:eastAsia="Calibri" w:hAnsi="Calibri"/>
-          <w:color w:val="222222"/>
-          <w:sz w:val="20"/>
-          <w:szCs w:val="20"/>
-        </w:rPr>
-        <w:t xml:space="preserve">Resolved differences between enterprise application hosting architectures at FNMOC and the Naval Oceanographic Office (NAVOCEANO) at Stennis Space Center (SSC) to deploy common packages to both sites.</w:t>
-      </w:r>
-    </w:p>
-    <w:p>
-      <w:pPr>
-        <w:pStyle w:val="ListParagraph"/>
-        <w:numPr>
-          <w:ilvl w:val="0"/>
-          <w:numId w:val="2"/>
-        </w:numPr>
-        <w:spacing w:after="18" w:before="18"/>
-      </w:pPr>
-      <w:r>
-        <w:rPr>
-          <w:rFonts w:ascii="Calibri" w:cs="Calibri" w:eastAsia="Calibri" w:hAnsi="Calibri"/>
-          <w:color w:val="222222"/>
-          <w:sz w:val="20"/>
-          <w:szCs w:val="20"/>
-        </w:rPr>
-        <w:t xml:space="preserve">Established tools for packaging web applications and settings in RPM format for NAVOCEANO's Spacewalk (Satellite) server.</w:t>
-      </w:r>
-    </w:p>
-    <w:p>
-      <w:pPr>
-        <w:tabs>
-          <w:tab w:val="right" w:pos="9026"/>
-        </w:tabs>
-        <w:spacing w:after="0" w:before="320"/>
-      </w:pPr>
-      <w:r>
-        <w:rPr>
-          <w:rFonts w:ascii="Calibri" w:cs="Calibri" w:eastAsia="Calibri" w:hAnsi="Calibri"/>
-          <w:b/>
-          <w:bCs/>
-          <w:color w:val="1F4E79"/>
           <w:sz w:val="22"/>
           <w:szCs w:val="22"/>
         </w:rPr>
-        <w:t xml:space="preserve">Blackmon Consulting | Long Beach, MS</w:t>
-      </w:r>
-      <w:r>
-        <w:rPr>
-          <w:rFonts w:ascii="Calibri" w:cs="Calibri" w:eastAsia="Calibri" w:hAnsi="Calibri"/>
-          <w:color w:val="555555"/>
-          <w:sz w:val="19"/>
-          <w:szCs w:val="19"/>
-        </w:rPr>
-        <w:t xml:space="preserve">	January 2010 - January 2011</w:t>
-      </w:r>
-    </w:p>
-    <w:p>
-      <w:pPr>
-        <w:spacing w:after="0" w:before="40"/>
+        <w:t xml:space="preserve">Senior Systems Administrator (March 2018 - January 2024)</w:t>
+      </w:r>
+    </w:p>
+    <w:p>
+      <w:pPr>
+        <w:pStyle w:val="ListParagraph"/>
+        <w:numPr>
+          <w:ilvl w:val="0"/>
+          <w:numId w:val="2"/>
+        </w:numPr>
+        <w:spacing w:after="18" w:before="18"/>
+      </w:pPr>
+      <w:r>
+        <w:rPr>
+          <w:rFonts w:ascii="Calibri" w:cs="Calibri" w:eastAsia="Calibri" w:hAnsi="Calibri"/>
+          <w:color w:val="222222"/>
+          <w:sz w:val="20"/>
+          <w:szCs w:val="20"/>
+        </w:rPr>
+        <w:t xml:space="preserve">Served as infrastructure lead and technical expert for multiple projects and agencies.</w:t>
+      </w:r>
+    </w:p>
+    <w:p>
+      <w:pPr>
+        <w:pStyle w:val="ListParagraph"/>
+        <w:numPr>
+          <w:ilvl w:val="0"/>
+          <w:numId w:val="2"/>
+        </w:numPr>
+        <w:spacing w:after="18" w:before="18"/>
+      </w:pPr>
+      <w:r>
+        <w:rPr>
+          <w:rFonts w:ascii="Calibri" w:cs="Calibri" w:eastAsia="Calibri" w:hAnsi="Calibri"/>
+          <w:color w:val="222222"/>
+          <w:sz w:val="20"/>
+          <w:szCs w:val="20"/>
+        </w:rPr>
+        <w:t xml:space="preserve">Built new AWS GovCloud environments for testing and development of applications.</w:t>
+      </w:r>
+    </w:p>
+    <w:p>
+      <w:pPr>
+        <w:pStyle w:val="ListParagraph"/>
+        <w:numPr>
+          <w:ilvl w:val="0"/>
+          <w:numId w:val="2"/>
+        </w:numPr>
+        <w:spacing w:after="18" w:before="18"/>
+      </w:pPr>
+      <w:r>
+        <w:rPr>
+          <w:rFonts w:ascii="Calibri" w:cs="Calibri" w:eastAsia="Calibri" w:hAnsi="Calibri"/>
+          <w:color w:val="222222"/>
+          <w:sz w:val="20"/>
+          <w:szCs w:val="20"/>
+        </w:rPr>
+        <w:t xml:space="preserve">Acted as technical lead on the Naval Facilities Anti-Terrorism Force Protection (NAVFAC ATFP) Physical Security Information Management (PSIM) project.</w:t>
+      </w:r>
+    </w:p>
+    <w:p>
+      <w:pPr>
+        <w:pStyle w:val="ListParagraph"/>
+        <w:numPr>
+          <w:ilvl w:val="0"/>
+          <w:numId w:val="2"/>
+        </w:numPr>
+        <w:spacing w:after="18" w:before="18"/>
+      </w:pPr>
+      <w:r>
+        <w:rPr>
+          <w:rFonts w:ascii="Calibri" w:cs="Calibri" w:eastAsia="Calibri" w:hAnsi="Calibri"/>
+          <w:color w:val="222222"/>
+          <w:sz w:val="20"/>
+          <w:szCs w:val="20"/>
+        </w:rPr>
+        <w:t xml:space="preserve">Wrote Ansible code to implement DISA Security Technical Implementation Guides (STIGs) for Red Hat Enterprise Linux (RHEL) and Apache before this approach was selected by DISA itself.</w:t>
+      </w:r>
+    </w:p>
+    <w:p>
+      <w:pPr>
+        <w:pStyle w:val="ListParagraph"/>
+        <w:numPr>
+          <w:ilvl w:val="0"/>
+          <w:numId w:val="2"/>
+        </w:numPr>
+        <w:spacing w:after="18" w:before="18"/>
+      </w:pPr>
+      <w:r>
+        <w:rPr>
+          <w:rFonts w:ascii="Calibri" w:cs="Calibri" w:eastAsia="Calibri" w:hAnsi="Calibri"/>
+          <w:color w:val="222222"/>
+          <w:sz w:val="20"/>
+          <w:szCs w:val="20"/>
+        </w:rPr>
+        <w:t xml:space="preserve">Worked as a DevOps engineer, writing Terraform and Ansible code for the Department of Homeland Security (DHS) Risk and Fraud DevSecOps Services.</w:t>
+      </w:r>
+    </w:p>
+    <w:p>
+      <w:pPr>
+        <w:spacing w:after="0" w:before="200"/>
       </w:pPr>
       <w:r>
         <w:rPr>
@@ -1026,59 +593,237 @@
           <w:sz w:val="22"/>
           <w:szCs w:val="22"/>
         </w:rPr>
-        <w:t xml:space="preserve">Owner and Chief Executive Officer</w:t>
-      </w:r>
-    </w:p>
-    <w:p>
-      <w:pPr>
-        <w:pStyle w:val="ListParagraph"/>
-        <w:numPr>
-          <w:ilvl w:val="0"/>
-          <w:numId w:val="2"/>
-        </w:numPr>
-        <w:spacing w:after="18" w:before="18"/>
-      </w:pPr>
-      <w:r>
-        <w:rPr>
-          <w:rFonts w:ascii="Calibri" w:cs="Calibri" w:eastAsia="Calibri" w:hAnsi="Calibri"/>
-          <w:color w:val="222222"/>
-          <w:sz w:val="20"/>
-          <w:szCs w:val="20"/>
-        </w:rPr>
-        <w:t xml:space="preserve">Provided custom technology and security consulting services.</w:t>
-      </w:r>
-    </w:p>
-    <w:p>
-      <w:pPr>
-        <w:tabs>
-          <w:tab w:val="right" w:pos="9026"/>
-        </w:tabs>
-        <w:spacing w:after="0" w:before="320"/>
-      </w:pPr>
-      <w:r>
-        <w:rPr>
-          <w:rFonts w:ascii="Calibri" w:cs="Calibri" w:eastAsia="Calibri" w:hAnsi="Calibri"/>
-          <w:b/>
-          <w:bCs/>
-          <w:color w:val="1F4E79"/>
+        <w:t xml:space="preserve">Senior Systems Analyst (January 2017 - March 2018)</w:t>
+      </w:r>
+    </w:p>
+    <w:p>
+      <w:pPr>
+        <w:pStyle w:val="ListParagraph"/>
+        <w:numPr>
+          <w:ilvl w:val="0"/>
+          <w:numId w:val="2"/>
+        </w:numPr>
+        <w:spacing w:after="18" w:before="18"/>
+      </w:pPr>
+      <w:r>
+        <w:rPr>
+          <w:rFonts w:ascii="Calibri" w:cs="Calibri" w:eastAsia="Calibri" w:hAnsi="Calibri"/>
+          <w:color w:val="222222"/>
+          <w:sz w:val="20"/>
+          <w:szCs w:val="20"/>
+        </w:rPr>
+        <w:t xml:space="preserve">Supported Navy Enterprise Data Center (NEDC) consolidation and commercial cloud migration.</w:t>
+      </w:r>
+    </w:p>
+    <w:p>
+      <w:pPr>
+        <w:pStyle w:val="ListParagraph"/>
+        <w:numPr>
+          <w:ilvl w:val="0"/>
+          <w:numId w:val="2"/>
+        </w:numPr>
+        <w:spacing w:after="18" w:before="18"/>
+      </w:pPr>
+      <w:r>
+        <w:rPr>
+          <w:rFonts w:ascii="Calibri" w:cs="Calibri" w:eastAsia="Calibri" w:hAnsi="Calibri"/>
+          <w:color w:val="222222"/>
+          <w:sz w:val="20"/>
+          <w:szCs w:val="20"/>
+        </w:rPr>
+        <w:t xml:space="preserve">Designed and implemented a central log storage solution for auditing, searching, and alerting of systems hosted within NEDC and Cloud Service Providers (CSPs), including Linux and Windows servers and Cisco network devices.</w:t>
+      </w:r>
+    </w:p>
+    <w:p>
+      <w:pPr>
+        <w:pStyle w:val="ListParagraph"/>
+        <w:numPr>
+          <w:ilvl w:val="0"/>
+          <w:numId w:val="2"/>
+        </w:numPr>
+        <w:spacing w:after="18" w:before="18"/>
+      </w:pPr>
+      <w:r>
+        <w:rPr>
+          <w:rFonts w:ascii="Calibri" w:cs="Calibri" w:eastAsia="Calibri" w:hAnsi="Calibri"/>
+          <w:color w:val="222222"/>
+          <w:sz w:val="20"/>
+          <w:szCs w:val="20"/>
+        </w:rPr>
+        <w:t xml:space="preserve">Developed custom Splunk configurations for clustered indexers, search head, cluster master, and deployment server with client forwarders.</w:t>
+      </w:r>
+    </w:p>
+    <w:p>
+      <w:pPr>
+        <w:pStyle w:val="ListParagraph"/>
+        <w:numPr>
+          <w:ilvl w:val="0"/>
+          <w:numId w:val="2"/>
+        </w:numPr>
+        <w:spacing w:after="18" w:before="18"/>
+      </w:pPr>
+      <w:r>
+        <w:rPr>
+          <w:rFonts w:ascii="Calibri" w:cs="Calibri" w:eastAsia="Calibri" w:hAnsi="Calibri"/>
+          <w:color w:val="222222"/>
+          <w:sz w:val="20"/>
+          <w:szCs w:val="20"/>
+        </w:rPr>
+        <w:t xml:space="preserve">Wrote design for network segments and subnets, host placement, and traffic for Defense Health Agency (DHA) Consolidated SharePoint Web Farm, including Active Directory (AD) domain controllers and AD Federation Services (ADFS) servers.</w:t>
+      </w:r>
+    </w:p>
+    <w:p>
+      <w:pPr>
+        <w:pStyle w:val="ListParagraph"/>
+        <w:numPr>
+          <w:ilvl w:val="0"/>
+          <w:numId w:val="2"/>
+        </w:numPr>
+        <w:spacing w:after="18" w:before="18"/>
+      </w:pPr>
+      <w:r>
+        <w:rPr>
+          <w:rFonts w:ascii="Calibri" w:cs="Calibri" w:eastAsia="Calibri" w:hAnsi="Calibri"/>
+          <w:color w:val="222222"/>
+          <w:sz w:val="20"/>
+          <w:szCs w:val="20"/>
+        </w:rPr>
+        <w:t xml:space="preserve">Built and managed Terraform configurations for AWS as part of an Infrastructure-as-Code (IaC) implementation.</w:t>
+      </w:r>
+    </w:p>
+    <w:p>
+      <w:pPr>
+        <w:pStyle w:val="ListParagraph"/>
+        <w:numPr>
+          <w:ilvl w:val="0"/>
+          <w:numId w:val="2"/>
+        </w:numPr>
+        <w:spacing w:after="18" w:before="18"/>
+      </w:pPr>
+      <w:r>
+        <w:rPr>
+          <w:rFonts w:ascii="Calibri" w:cs="Calibri" w:eastAsia="Calibri" w:hAnsi="Calibri"/>
+          <w:color w:val="222222"/>
+          <w:sz w:val="20"/>
+          <w:szCs w:val="20"/>
+        </w:rPr>
+        <w:t xml:space="preserve">Created and deployed RHEL and Windows test environments for every project.</w:t>
+      </w:r>
+    </w:p>
+    <w:p>
+      <w:pPr>
+        <w:spacing w:after="0" w:before="200"/>
+      </w:pPr>
+      <w:r>
+        <w:rPr>
+          <w:rFonts w:ascii="Calibri" w:cs="Calibri" w:eastAsia="Calibri" w:hAnsi="Calibri"/>
+          <w:b/>
+          <w:bCs/>
+          <w:color w:val="222222"/>
           <w:sz w:val="22"/>
           <w:szCs w:val="22"/>
         </w:rPr>
-        <w:t xml:space="preserve">Matrix-DSS | Falls Church, VA</w:t>
-      </w:r>
-      <w:r>
-        <w:rPr>
-          <w:rFonts w:ascii="Calibri" w:cs="Calibri" w:eastAsia="Calibri" w:hAnsi="Calibri"/>
-          <w:color w:val="555555"/>
-          <w:sz w:val="19"/>
-          <w:szCs w:val="19"/>
-        </w:rPr>
-        <w:t xml:space="preserve">	October 2008 - December 2009</w:t>
-      </w:r>
-    </w:p>
-    <w:p>
-      <w:pPr>
-        <w:spacing w:after="0" w:before="40"/>
+        <w:t xml:space="preserve">Senior Systems Administrator (March 2012 - January 2017)</w:t>
+      </w:r>
+    </w:p>
+    <w:p>
+      <w:pPr>
+        <w:pStyle w:val="ListParagraph"/>
+        <w:numPr>
+          <w:ilvl w:val="0"/>
+          <w:numId w:val="2"/>
+        </w:numPr>
+        <w:spacing w:after="18" w:before="18"/>
+      </w:pPr>
+      <w:r>
+        <w:rPr>
+          <w:rFonts w:ascii="Calibri" w:cs="Calibri" w:eastAsia="Calibri" w:hAnsi="Calibri"/>
+          <w:color w:val="222222"/>
+          <w:sz w:val="20"/>
+          <w:szCs w:val="20"/>
+        </w:rPr>
+        <w:t xml:space="preserve">Acted as systems administrator for the Marine Geosciences division at the Naval Research Laboratory (NRL), Stennis Space Center.</w:t>
+      </w:r>
+    </w:p>
+    <w:p>
+      <w:pPr>
+        <w:pStyle w:val="ListParagraph"/>
+        <w:numPr>
+          <w:ilvl w:val="0"/>
+          <w:numId w:val="2"/>
+        </w:numPr>
+        <w:spacing w:after="18" w:before="18"/>
+      </w:pPr>
+      <w:r>
+        <w:rPr>
+          <w:rFonts w:ascii="Calibri" w:cs="Calibri" w:eastAsia="Calibri" w:hAnsi="Calibri"/>
+          <w:color w:val="222222"/>
+          <w:sz w:val="20"/>
+          <w:szCs w:val="20"/>
+        </w:rPr>
+        <w:t xml:space="preserve">Designed and applied the RMF system security plan for the Oracle infrastructure and built the Oracle test/development environment.</w:t>
+      </w:r>
+    </w:p>
+    <w:p>
+      <w:pPr>
+        <w:pStyle w:val="ListParagraph"/>
+        <w:numPr>
+          <w:ilvl w:val="0"/>
+          <w:numId w:val="2"/>
+        </w:numPr>
+        <w:spacing w:after="18" w:before="18"/>
+      </w:pPr>
+      <w:r>
+        <w:rPr>
+          <w:rFonts w:ascii="Calibri" w:cs="Calibri" w:eastAsia="Calibri" w:hAnsi="Calibri"/>
+          <w:color w:val="222222"/>
+          <w:sz w:val="20"/>
+          <w:szCs w:val="20"/>
+        </w:rPr>
+        <w:t xml:space="preserve">Enabled smart card (CAC) logon for a secure domain and integrated Linux and Mac systems into the domain infrastructure.</w:t>
+      </w:r>
+    </w:p>
+    <w:p>
+      <w:pPr>
+        <w:pStyle w:val="ListParagraph"/>
+        <w:numPr>
+          <w:ilvl w:val="0"/>
+          <w:numId w:val="2"/>
+        </w:numPr>
+        <w:spacing w:after="18" w:before="18"/>
+      </w:pPr>
+      <w:r>
+        <w:rPr>
+          <w:rFonts w:ascii="Calibri" w:cs="Calibri" w:eastAsia="Calibri" w:hAnsi="Calibri"/>
+          <w:color w:val="222222"/>
+          <w:sz w:val="20"/>
+          <w:szCs w:val="20"/>
+        </w:rPr>
+        <w:t xml:space="preserve">Set up patch management and mitigations to fulfill Information Assurance Vulnerability Alert (IAVA) requirements.</w:t>
+      </w:r>
+    </w:p>
+    <w:p>
+      <w:pPr>
+        <w:pStyle w:val="ListParagraph"/>
+        <w:numPr>
+          <w:ilvl w:val="0"/>
+          <w:numId w:val="2"/>
+        </w:numPr>
+        <w:spacing w:after="18" w:before="18"/>
+      </w:pPr>
+      <w:r>
+        <w:rPr>
+          <w:rFonts w:ascii="Calibri" w:cs="Calibri" w:eastAsia="Calibri" w:hAnsi="Calibri"/>
+          <w:color w:val="222222"/>
+          <w:sz w:val="20"/>
+          <w:szCs w:val="20"/>
+        </w:rPr>
+        <w:t xml:space="preserve">Managed domain infrastructure including Active Directory (AD) and Microsoft Exchange; migrated Exchange from 2007 to 2013 and installed secondary client access and mailbox servers for redundancy.</w:t>
+      </w:r>
+    </w:p>
+    <w:p>
+      <w:pPr>
+        <w:spacing w:after="0" w:before="200"/>
       </w:pPr>
       <w:r>
         <w:rPr>
@@ -1089,90 +834,87 @@
           <w:sz w:val="22"/>
           <w:szCs w:val="22"/>
         </w:rPr>
-        <w:t xml:space="preserve">Senior Systems Engineer</w:t>
-      </w:r>
-    </w:p>
-    <w:p>
-      <w:pPr>
-        <w:pStyle w:val="ListParagraph"/>
-        <w:numPr>
-          <w:ilvl w:val="0"/>
-          <w:numId w:val="2"/>
-        </w:numPr>
-        <w:spacing w:after="18" w:before="18"/>
-      </w:pPr>
-      <w:r>
-        <w:rPr>
-          <w:rFonts w:ascii="Calibri" w:cs="Calibri" w:eastAsia="Calibri" w:hAnsi="Calibri"/>
-          <w:color w:val="222222"/>
-          <w:sz w:val="20"/>
-          <w:szCs w:val="20"/>
-        </w:rPr>
-        <w:t xml:space="preserve">Acted as lead engineer for the Defense Health Services Systems (DHSS) ESSENCE medical surveillance application for the Military Health System (MHS).</w:t>
-      </w:r>
-    </w:p>
-    <w:p>
-      <w:pPr>
-        <w:pStyle w:val="ListParagraph"/>
-        <w:numPr>
-          <w:ilvl w:val="0"/>
-          <w:numId w:val="2"/>
-        </w:numPr>
-        <w:spacing w:after="18" w:before="18"/>
-      </w:pPr>
-      <w:r>
-        <w:rPr>
-          <w:rFonts w:ascii="Calibri" w:cs="Calibri" w:eastAsia="Calibri" w:hAnsi="Calibri"/>
-          <w:color w:val="222222"/>
-          <w:sz w:val="20"/>
-          <w:szCs w:val="20"/>
-        </w:rPr>
-        <w:t xml:space="preserve">Managed WebSphere Application Server (WAS), IBM HTTP Server, Cognos 8 BI and ReportNet (CRN), and ESRI ArcIMS/ArcGIS, all on AIX V5.2/V5.3 on System p.</w:t>
-      </w:r>
-    </w:p>
-    <w:p>
-      <w:pPr>
-        <w:pStyle w:val="ListParagraph"/>
-        <w:numPr>
-          <w:ilvl w:val="0"/>
-          <w:numId w:val="2"/>
-        </w:numPr>
-        <w:spacing w:after="18" w:before="18"/>
-      </w:pPr>
-      <w:r>
-        <w:rPr>
-          <w:rFonts w:ascii="Calibri" w:cs="Calibri" w:eastAsia="Calibri" w:hAnsi="Calibri"/>
-          <w:color w:val="222222"/>
-          <w:sz w:val="20"/>
-          <w:szCs w:val="20"/>
-        </w:rPr>
-        <w:t xml:space="preserve">Led a major upgrade of application components (WAS V5.1 to V6.1, CRN 1.1 to Cognos 8.4, and DB2 V8.1 to V9.5).</w:t>
-      </w:r>
-    </w:p>
-    <w:p>
-      <w:pPr>
-        <w:pStyle w:val="ListParagraph"/>
-        <w:numPr>
-          <w:ilvl w:val="0"/>
-          <w:numId w:val="2"/>
-        </w:numPr>
-        <w:spacing w:after="18" w:before="18"/>
-      </w:pPr>
-      <w:r>
-        <w:rPr>
-          <w:rFonts w:ascii="Calibri" w:cs="Calibri" w:eastAsia="Calibri" w:hAnsi="Calibri"/>
-          <w:color w:val="222222"/>
-          <w:sz w:val="20"/>
-          <w:szCs w:val="20"/>
-        </w:rPr>
-        <w:t xml:space="preserve">Created new development and test environments at the DISA Defense Enterprise Computing Center (DECC) Denver.</w:t>
-      </w:r>
-    </w:p>
-    <w:p>
-      <w:pPr>
-        <w:tabs>
-          <w:tab w:val="right" w:pos="9026"/>
-        </w:tabs>
+        <w:t xml:space="preserve">Systems Administrator (January 2011 - March 2012)</w:t>
+      </w:r>
+    </w:p>
+    <w:p>
+      <w:pPr>
+        <w:pStyle w:val="ListParagraph"/>
+        <w:numPr>
+          <w:ilvl w:val="0"/>
+          <w:numId w:val="2"/>
+        </w:numPr>
+        <w:spacing w:after="18" w:before="18"/>
+      </w:pPr>
+      <w:r>
+        <w:rPr>
+          <w:rFonts w:ascii="Calibri" w:cs="Calibri" w:eastAsia="Calibri" w:hAnsi="Calibri"/>
+          <w:color w:val="222222"/>
+          <w:sz w:val="20"/>
+          <w:szCs w:val="20"/>
+        </w:rPr>
+        <w:t xml:space="preserve">Designed and built the Continuity of Operations (COOP) site for the NEP-Oc application deployed at Fleet Numerical Meteorology and Oceanography Center (FNMOC) in Monterey, CA.</w:t>
+      </w:r>
+    </w:p>
+    <w:p>
+      <w:pPr>
+        <w:pStyle w:val="ListParagraph"/>
+        <w:numPr>
+          <w:ilvl w:val="0"/>
+          <w:numId w:val="2"/>
+        </w:numPr>
+        <w:spacing w:after="18" w:before="18"/>
+      </w:pPr>
+      <w:r>
+        <w:rPr>
+          <w:rFonts w:ascii="Calibri" w:cs="Calibri" w:eastAsia="Calibri" w:hAnsi="Calibri"/>
+          <w:color w:val="222222"/>
+          <w:sz w:val="20"/>
+          <w:szCs w:val="20"/>
+        </w:rPr>
+        <w:t xml:space="preserve">Designed the standby site and replication architecture for the enterprise replication/failover project, including selection of hardware, software components, and network infrastructure with failover between F5 devices.</w:t>
+      </w:r>
+    </w:p>
+    <w:p>
+      <w:pPr>
+        <w:pStyle w:val="ListParagraph"/>
+        <w:numPr>
+          <w:ilvl w:val="0"/>
+          <w:numId w:val="2"/>
+        </w:numPr>
+        <w:spacing w:after="18" w:before="18"/>
+      </w:pPr>
+      <w:r>
+        <w:rPr>
+          <w:rFonts w:ascii="Calibri" w:cs="Calibri" w:eastAsia="Calibri" w:hAnsi="Calibri"/>
+          <w:color w:val="222222"/>
+          <w:sz w:val="20"/>
+          <w:szCs w:val="20"/>
+        </w:rPr>
+        <w:t xml:space="preserve">Resolved differences between enterprise application hosting architectures at FNMOC and the Naval Oceanographic Office (NAVOCEANO) at Stennis Space Center (SSC) to deploy common packages to both sites.</w:t>
+      </w:r>
+    </w:p>
+    <w:p>
+      <w:pPr>
+        <w:pStyle w:val="ListParagraph"/>
+        <w:numPr>
+          <w:ilvl w:val="0"/>
+          <w:numId w:val="2"/>
+        </w:numPr>
+        <w:spacing w:after="18" w:before="18"/>
+      </w:pPr>
+      <w:r>
+        <w:rPr>
+          <w:rFonts w:ascii="Calibri" w:cs="Calibri" w:eastAsia="Calibri" w:hAnsi="Calibri"/>
+          <w:color w:val="222222"/>
+          <w:sz w:val="20"/>
+          <w:szCs w:val="20"/>
+        </w:rPr>
+        <w:t xml:space="preserve">Established tools for packaging web applications and settings in RPM format for NAVOCEANO's Spacewalk (Satellite) server.</w:t>
+      </w:r>
+    </w:p>
+    <w:p>
+      <w:pPr>
         <w:spacing w:after="0" w:before="320"/>
       </w:pPr>
       <w:r>
@@ -1184,16 +926,7 @@
           <w:sz w:val="22"/>
           <w:szCs w:val="22"/>
         </w:rPr>
-        <w:t xml:space="preserve">Advanced Broadband Systems, Inc. | Falls Church, VA</w:t>
-      </w:r>
-      <w:r>
-        <w:rPr>
-          <w:rFonts w:ascii="Calibri" w:cs="Calibri" w:eastAsia="Calibri" w:hAnsi="Calibri"/>
-          <w:color w:val="555555"/>
-          <w:sz w:val="19"/>
-          <w:szCs w:val="19"/>
-        </w:rPr>
-        <w:t xml:space="preserve">	February 2007 - October 2008</w:t>
+        <w:t xml:space="preserve">Blackmon Consulting - Long Beach, MS (January 2010 - January 2011)</w:t>
       </w:r>
     </w:p>
     <w:p>
@@ -1209,71 +942,30 @@
           <w:sz w:val="22"/>
           <w:szCs w:val="22"/>
         </w:rPr>
-        <w:t xml:space="preserve">Senior AIX Engineer</w:t>
-      </w:r>
-    </w:p>
-    <w:p>
-      <w:pPr>
-        <w:pStyle w:val="ListParagraph"/>
-        <w:numPr>
-          <w:ilvl w:val="0"/>
-          <w:numId w:val="2"/>
-        </w:numPr>
-        <w:spacing w:after="18" w:before="18"/>
-      </w:pPr>
-      <w:r>
-        <w:rPr>
-          <w:rFonts w:ascii="Calibri" w:cs="Calibri" w:eastAsia="Calibri" w:hAnsi="Calibri"/>
-          <w:color w:val="222222"/>
-          <w:sz w:val="20"/>
-          <w:szCs w:val="20"/>
-        </w:rPr>
-        <w:t xml:space="preserve">Administered IBM pSeries, p5, and SP servers running AIX 5L V5.2 and V5.3, utilizing Cluster Systems Management (CSM) and Parallel System Support Programs (PSSP).</w:t>
-      </w:r>
-    </w:p>
-    <w:p>
-      <w:pPr>
-        <w:pStyle w:val="ListParagraph"/>
-        <w:numPr>
-          <w:ilvl w:val="0"/>
-          <w:numId w:val="2"/>
-        </w:numPr>
-        <w:spacing w:after="18" w:before="18"/>
-      </w:pPr>
-      <w:r>
-        <w:rPr>
-          <w:rFonts w:ascii="Calibri" w:cs="Calibri" w:eastAsia="Calibri" w:hAnsi="Calibri"/>
-          <w:color w:val="222222"/>
-          <w:sz w:val="20"/>
-          <w:szCs w:val="20"/>
-        </w:rPr>
-        <w:t xml:space="preserve">Led the enterprise web and application server standup during migration, upgrade, and consolidation of 61 nodes and a clustered SAN from DISA DECC Denver to Oklahoma City.</w:t>
-      </w:r>
-    </w:p>
-    <w:p>
-      <w:pPr>
-        <w:pStyle w:val="ListParagraph"/>
-        <w:numPr>
-          <w:ilvl w:val="0"/>
-          <w:numId w:val="2"/>
-        </w:numPr>
-        <w:spacing w:after="18" w:before="18"/>
-      </w:pPr>
-      <w:r>
-        <w:rPr>
-          <w:rFonts w:ascii="Calibri" w:cs="Calibri" w:eastAsia="Calibri" w:hAnsi="Calibri"/>
-          <w:color w:val="222222"/>
-          <w:sz w:val="20"/>
-          <w:szCs w:val="20"/>
-        </w:rPr>
-        <w:t xml:space="preserve">Built Korn shell scripts to automate the configuration of new nodes to comply with DISA Security Technical Implementation Guides (STIGs).</w:t>
-      </w:r>
-    </w:p>
-    <w:p>
-      <w:pPr>
-        <w:tabs>
-          <w:tab w:val="right" w:pos="9026"/>
-        </w:tabs>
+        <w:t xml:space="preserve">Owner and Chief Executive Officer</w:t>
+      </w:r>
+    </w:p>
+    <w:p>
+      <w:pPr>
+        <w:pStyle w:val="ListParagraph"/>
+        <w:numPr>
+          <w:ilvl w:val="0"/>
+          <w:numId w:val="2"/>
+        </w:numPr>
+        <w:spacing w:after="18" w:before="18"/>
+      </w:pPr>
+      <w:r>
+        <w:rPr>
+          <w:rFonts w:ascii="Calibri" w:cs="Calibri" w:eastAsia="Calibri" w:hAnsi="Calibri"/>
+          <w:color w:val="222222"/>
+          <w:sz w:val="20"/>
+          <w:szCs w:val="20"/>
+        </w:rPr>
+        <w:t xml:space="preserve">Provided custom technology and security consulting services.</w:t>
+      </w:r>
+    </w:p>
+    <w:p>
+      <w:pPr>
         <w:spacing w:after="0" w:before="320"/>
       </w:pPr>
       <w:r>
@@ -1285,16 +977,204 @@
           <w:sz w:val="22"/>
           <w:szCs w:val="22"/>
         </w:rPr>
-        <w:t xml:space="preserve">URS Corporation | Gulfport, MS</w:t>
-      </w:r>
-      <w:r>
-        <w:rPr>
-          <w:rFonts w:ascii="Calibri" w:cs="Calibri" w:eastAsia="Calibri" w:hAnsi="Calibri"/>
-          <w:color w:val="555555"/>
-          <w:sz w:val="19"/>
-          <w:szCs w:val="19"/>
-        </w:rPr>
-        <w:t xml:space="preserve">	February 2003 - February 2007</w:t>
+        <w:t xml:space="preserve">Matrix-DSS - Falls Church, VA (October 2008 - December 2009)</w:t>
+      </w:r>
+    </w:p>
+    <w:p>
+      <w:pPr>
+        <w:spacing w:after="0" w:before="40"/>
+      </w:pPr>
+      <w:r>
+        <w:rPr>
+          <w:rFonts w:ascii="Calibri" w:cs="Calibri" w:eastAsia="Calibri" w:hAnsi="Calibri"/>
+          <w:b/>
+          <w:bCs/>
+          <w:color w:val="222222"/>
+          <w:sz w:val="22"/>
+          <w:szCs w:val="22"/>
+        </w:rPr>
+        <w:t xml:space="preserve">Senior Systems Engineer</w:t>
+      </w:r>
+    </w:p>
+    <w:p>
+      <w:pPr>
+        <w:pStyle w:val="ListParagraph"/>
+        <w:numPr>
+          <w:ilvl w:val="0"/>
+          <w:numId w:val="2"/>
+        </w:numPr>
+        <w:spacing w:after="18" w:before="18"/>
+      </w:pPr>
+      <w:r>
+        <w:rPr>
+          <w:rFonts w:ascii="Calibri" w:cs="Calibri" w:eastAsia="Calibri" w:hAnsi="Calibri"/>
+          <w:color w:val="222222"/>
+          <w:sz w:val="20"/>
+          <w:szCs w:val="20"/>
+        </w:rPr>
+        <w:t xml:space="preserve">Acted as lead engineer for the Defense Health Services Systems (DHSS) ESSENCE medical surveillance application for the Military Health System (MHS).</w:t>
+      </w:r>
+    </w:p>
+    <w:p>
+      <w:pPr>
+        <w:pStyle w:val="ListParagraph"/>
+        <w:numPr>
+          <w:ilvl w:val="0"/>
+          <w:numId w:val="2"/>
+        </w:numPr>
+        <w:spacing w:after="18" w:before="18"/>
+      </w:pPr>
+      <w:r>
+        <w:rPr>
+          <w:rFonts w:ascii="Calibri" w:cs="Calibri" w:eastAsia="Calibri" w:hAnsi="Calibri"/>
+          <w:color w:val="222222"/>
+          <w:sz w:val="20"/>
+          <w:szCs w:val="20"/>
+        </w:rPr>
+        <w:t xml:space="preserve">Managed WebSphere Application Server (WAS), IBM HTTP Server, Cognos 8 BI and ReportNet (CRN), and ESRI ArcIMS/ArcGIS, all on AIX V5.2/V5.3 on System p.</w:t>
+      </w:r>
+    </w:p>
+    <w:p>
+      <w:pPr>
+        <w:pStyle w:val="ListParagraph"/>
+        <w:numPr>
+          <w:ilvl w:val="0"/>
+          <w:numId w:val="2"/>
+        </w:numPr>
+        <w:spacing w:after="18" w:before="18"/>
+      </w:pPr>
+      <w:r>
+        <w:rPr>
+          <w:rFonts w:ascii="Calibri" w:cs="Calibri" w:eastAsia="Calibri" w:hAnsi="Calibri"/>
+          <w:color w:val="222222"/>
+          <w:sz w:val="20"/>
+          <w:szCs w:val="20"/>
+        </w:rPr>
+        <w:t xml:space="preserve">Led a major upgrade of application components (WAS V5.1 to V6.1, CRN 1.1 to Cognos 8.4, and DB2 V8.1 to V9.5).</w:t>
+      </w:r>
+    </w:p>
+    <w:p>
+      <w:pPr>
+        <w:pStyle w:val="ListParagraph"/>
+        <w:numPr>
+          <w:ilvl w:val="0"/>
+          <w:numId w:val="2"/>
+        </w:numPr>
+        <w:spacing w:after="18" w:before="18"/>
+      </w:pPr>
+      <w:r>
+        <w:rPr>
+          <w:rFonts w:ascii="Calibri" w:cs="Calibri" w:eastAsia="Calibri" w:hAnsi="Calibri"/>
+          <w:color w:val="222222"/>
+          <w:sz w:val="20"/>
+          <w:szCs w:val="20"/>
+        </w:rPr>
+        <w:t xml:space="preserve">Created new development and test environments at the DISA Defense Enterprise Computing Center (DECC) Denver.</w:t>
+      </w:r>
+    </w:p>
+    <w:p>
+      <w:pPr>
+        <w:spacing w:after="0" w:before="320"/>
+      </w:pPr>
+      <w:r>
+        <w:rPr>
+          <w:rFonts w:ascii="Calibri" w:cs="Calibri" w:eastAsia="Calibri" w:hAnsi="Calibri"/>
+          <w:b/>
+          <w:bCs/>
+          <w:color w:val="1F4E79"/>
+          <w:sz w:val="22"/>
+          <w:szCs w:val="22"/>
+        </w:rPr>
+        <w:t xml:space="preserve">Advanced Broadband Systems, Inc. - Falls Church, VA (February 2007 - October 2008)</w:t>
+      </w:r>
+    </w:p>
+    <w:p>
+      <w:pPr>
+        <w:spacing w:after="0" w:before="40"/>
+      </w:pPr>
+      <w:r>
+        <w:rPr>
+          <w:rFonts w:ascii="Calibri" w:cs="Calibri" w:eastAsia="Calibri" w:hAnsi="Calibri"/>
+          <w:b/>
+          <w:bCs/>
+          <w:color w:val="222222"/>
+          <w:sz w:val="22"/>
+          <w:szCs w:val="22"/>
+        </w:rPr>
+        <w:t xml:space="preserve">Senior AIX Engineer</w:t>
+      </w:r>
+    </w:p>
+    <w:p>
+      <w:pPr>
+        <w:pStyle w:val="ListParagraph"/>
+        <w:numPr>
+          <w:ilvl w:val="0"/>
+          <w:numId w:val="2"/>
+        </w:numPr>
+        <w:spacing w:after="18" w:before="18"/>
+      </w:pPr>
+      <w:r>
+        <w:rPr>
+          <w:rFonts w:ascii="Calibri" w:cs="Calibri" w:eastAsia="Calibri" w:hAnsi="Calibri"/>
+          <w:color w:val="222222"/>
+          <w:sz w:val="20"/>
+          <w:szCs w:val="20"/>
+        </w:rPr>
+        <w:t xml:space="preserve">Administered IBM pSeries, p5, and SP servers running AIX 5L V5.2 and V5.3, utilizing Cluster Systems Management (CSM) and Parallel System Support Programs (PSSP).</w:t>
+      </w:r>
+    </w:p>
+    <w:p>
+      <w:pPr>
+        <w:pStyle w:val="ListParagraph"/>
+        <w:numPr>
+          <w:ilvl w:val="0"/>
+          <w:numId w:val="2"/>
+        </w:numPr>
+        <w:spacing w:after="18" w:before="18"/>
+      </w:pPr>
+      <w:r>
+        <w:rPr>
+          <w:rFonts w:ascii="Calibri" w:cs="Calibri" w:eastAsia="Calibri" w:hAnsi="Calibri"/>
+          <w:color w:val="222222"/>
+          <w:sz w:val="20"/>
+          <w:szCs w:val="20"/>
+        </w:rPr>
+        <w:t xml:space="preserve">Led the enterprise web and application server standup during migration, upgrade, and consolidation of 61 nodes and a clustered SAN from DISA DECC Denver to Oklahoma City.</w:t>
+      </w:r>
+    </w:p>
+    <w:p>
+      <w:pPr>
+        <w:pStyle w:val="ListParagraph"/>
+        <w:numPr>
+          <w:ilvl w:val="0"/>
+          <w:numId w:val="2"/>
+        </w:numPr>
+        <w:spacing w:after="18" w:before="18"/>
+      </w:pPr>
+      <w:r>
+        <w:rPr>
+          <w:rFonts w:ascii="Calibri" w:cs="Calibri" w:eastAsia="Calibri" w:hAnsi="Calibri"/>
+          <w:color w:val="222222"/>
+          <w:sz w:val="20"/>
+          <w:szCs w:val="20"/>
+        </w:rPr>
+        <w:t xml:space="preserve">Built Korn shell scripts to automate the configuration of new nodes to comply with DISA Security Technical Implementation Guides (STIGs).</w:t>
+      </w:r>
+    </w:p>
+    <w:p>
+      <w:pPr>
+        <w:spacing w:after="0" w:before="320"/>
+      </w:pPr>
+      <w:r>
+        <w:rPr>
+          <w:rFonts w:ascii="Calibri" w:cs="Calibri" w:eastAsia="Calibri" w:hAnsi="Calibri"/>
+          <w:b/>
+          <w:bCs/>
+          <w:color w:val="1F4E79"/>
+          <w:sz w:val="22"/>
+          <w:szCs w:val="22"/>
+        </w:rPr>
+        <w:t xml:space="preserve">URS Corporation - Gulfport, MS (February 2003 - February 2007)</w:t>
       </w:r>
     </w:p>
     <w:p>

--- a/john_blackmon_resume.docx
+++ b/john_blackmon_resume.docx
@@ -55,7 +55,7 @@
         </w:rPr>
         <w:t xml:space="preserve">   |   </w:t>
       </w:r>
-      <w:hyperlink w:history="1" r:id="rIdczmuzdhuuvbp7avoqcxh8">
+      <w:hyperlink w:history="1" r:id="rIdrvpotzngopkgfutfhopz8">
         <w:r>
           <w:rPr>
             <w:rFonts w:ascii="Calibri" w:cs="Calibri" w:eastAsia="Calibri" w:hAnsi="Calibri"/>
@@ -92,7 +92,7 @@
         </w:pBdr>
         <w:spacing w:after="40"/>
       </w:pPr>
-      <w:hyperlink w:history="1" r:id="rIdiwxjcojick8cqciqluvmf">
+      <w:hyperlink w:history="1" r:id="rIdcmj2cdb0yalonyxr4ah18">
         <w:r>
           <w:rPr>
             <w:rFonts w:ascii="Calibri" w:cs="Calibri" w:eastAsia="Calibri" w:hAnsi="Calibri"/>
@@ -1234,350 +1234,434 @@
     </w:p>
     <w:p>
       <w:pPr>
-        <w:spacing w:after="22" w:before="22"/>
-      </w:pPr>
-      <w:r>
-        <w:rPr>
-          <w:rFonts w:ascii="Calibri" w:cs="Calibri" w:eastAsia="Calibri" w:hAnsi="Calibri"/>
-          <w:b/>
-          <w:bCs/>
-          <w:color w:val="1F4E79"/>
-          <w:sz w:val="19"/>
-          <w:szCs w:val="19"/>
-        </w:rPr>
-        <w:t xml:space="preserve">Operating Systems:  </w:t>
-      </w:r>
-      <w:r>
-        <w:rPr>
-          <w:rFonts w:ascii="Calibri" w:cs="Calibri" w:eastAsia="Calibri" w:hAnsi="Calibri"/>
-          <w:color w:val="222222"/>
-          <w:sz w:val="19"/>
-          <w:szCs w:val="19"/>
-        </w:rPr>
-        <w:t xml:space="preserve">AIX; Red Hat Enterprise Linux (RHEL) and its rebuilds/derivatives, including Oracle Linux (OL, with and without UEK), AlmaLinux, CentOS, and Fedora; Debian/Ubuntu; Kali Linux</w:t>
-      </w:r>
-    </w:p>
-    <w:p>
-      <w:pPr>
-        <w:spacing w:after="22" w:before="22"/>
-      </w:pPr>
-      <w:r>
-        <w:rPr>
-          <w:rFonts w:ascii="Calibri" w:cs="Calibri" w:eastAsia="Calibri" w:hAnsi="Calibri"/>
-          <w:b/>
-          <w:bCs/>
-          <w:color w:val="1F4E79"/>
-          <w:sz w:val="19"/>
-          <w:szCs w:val="19"/>
-        </w:rPr>
-        <w:t xml:space="preserve">Cloud:  </w:t>
-      </w:r>
-      <w:r>
-        <w:rPr>
-          <w:rFonts w:ascii="Calibri" w:cs="Calibri" w:eastAsia="Calibri" w:hAnsi="Calibri"/>
-          <w:color w:val="222222"/>
-          <w:sz w:val="19"/>
-          <w:szCs w:val="19"/>
+        <w:spacing w:after="20" w:before="40"/>
+      </w:pPr>
+      <w:r>
+        <w:rPr>
+          <w:rFonts w:ascii="Calibri" w:cs="Calibri" w:eastAsia="Calibri" w:hAnsi="Calibri"/>
+          <w:b/>
+          <w:bCs/>
+          <w:color w:val="1F4E79"/>
+          <w:sz w:val="21"/>
+          <w:szCs w:val="21"/>
+        </w:rPr>
+        <w:t xml:space="preserve">Operating Systems</w:t>
+      </w:r>
+    </w:p>
+    <w:p>
+      <w:pPr>
+        <w:spacing w:after="0" w:before="0"/>
+        <w:jc w:val="both"/>
+      </w:pPr>
+      <w:r>
+        <w:rPr>
+          <w:rFonts w:ascii="Calibri" w:cs="Calibri" w:eastAsia="Calibri" w:hAnsi="Calibri"/>
+          <w:color w:val="222222"/>
+          <w:sz w:val="20"/>
+          <w:szCs w:val="20"/>
+        </w:rPr>
+        <w:t xml:space="preserve">IBM AIX; Red Hat Enterprise Linux (RHEL) and its rebuilds/derivatives, including Oracle Linux (OL, with and without UEK), AlmaLinux, CentOS, and Fedora; Debian/Ubuntu; Kali Linux</w:t>
+      </w:r>
+    </w:p>
+    <w:p>
+      <w:pPr>
+        <w:spacing w:after="20" w:before="180"/>
+      </w:pPr>
+      <w:r>
+        <w:rPr>
+          <w:rFonts w:ascii="Calibri" w:cs="Calibri" w:eastAsia="Calibri" w:hAnsi="Calibri"/>
+          <w:b/>
+          <w:bCs/>
+          <w:color w:val="1F4E79"/>
+          <w:sz w:val="21"/>
+          <w:szCs w:val="21"/>
+        </w:rPr>
+        <w:t xml:space="preserve">Cloud</w:t>
+      </w:r>
+    </w:p>
+    <w:p>
+      <w:pPr>
+        <w:spacing w:after="0" w:before="0"/>
+        <w:jc w:val="both"/>
+      </w:pPr>
+      <w:r>
+        <w:rPr>
+          <w:rFonts w:ascii="Calibri" w:cs="Calibri" w:eastAsia="Calibri" w:hAnsi="Calibri"/>
+          <w:color w:val="222222"/>
+          <w:sz w:val="20"/>
+          <w:szCs w:val="20"/>
         </w:rPr>
         <w:t xml:space="preserve">Amazon Web Services (AWS), including AWS GovCloud</w:t>
       </w:r>
     </w:p>
     <w:p>
       <w:pPr>
-        <w:spacing w:after="22" w:before="22"/>
-      </w:pPr>
-      <w:r>
-        <w:rPr>
-          <w:rFonts w:ascii="Calibri" w:cs="Calibri" w:eastAsia="Calibri" w:hAnsi="Calibri"/>
-          <w:b/>
-          <w:bCs/>
-          <w:color w:val="1F4E79"/>
-          <w:sz w:val="19"/>
-          <w:szCs w:val="19"/>
-        </w:rPr>
-        <w:t xml:space="preserve">Automation &amp; IaC:  </w:t>
-      </w:r>
-      <w:r>
-        <w:rPr>
-          <w:rFonts w:ascii="Calibri" w:cs="Calibri" w:eastAsia="Calibri" w:hAnsi="Calibri"/>
-          <w:color w:val="222222"/>
-          <w:sz w:val="19"/>
-          <w:szCs w:val="19"/>
+        <w:spacing w:after="20" w:before="180"/>
+      </w:pPr>
+      <w:r>
+        <w:rPr>
+          <w:rFonts w:ascii="Calibri" w:cs="Calibri" w:eastAsia="Calibri" w:hAnsi="Calibri"/>
+          <w:b/>
+          <w:bCs/>
+          <w:color w:val="1F4E79"/>
+          <w:sz w:val="21"/>
+          <w:szCs w:val="21"/>
+        </w:rPr>
+        <w:t xml:space="preserve">Automation &amp; IaC</w:t>
+      </w:r>
+    </w:p>
+    <w:p>
+      <w:pPr>
+        <w:spacing w:after="0" w:before="0"/>
+        <w:jc w:val="both"/>
+      </w:pPr>
+      <w:r>
+        <w:rPr>
+          <w:rFonts w:ascii="Calibri" w:cs="Calibri" w:eastAsia="Calibri" w:hAnsi="Calibri"/>
+          <w:color w:val="222222"/>
+          <w:sz w:val="20"/>
+          <w:szCs w:val="20"/>
         </w:rPr>
         <w:t xml:space="preserve">Ansible, Terraform, Bash and Korn shell scripting, Git</w:t>
       </w:r>
     </w:p>
     <w:p>
       <w:pPr>
-        <w:spacing w:after="22" w:before="22"/>
-      </w:pPr>
-      <w:r>
-        <w:rPr>
-          <w:rFonts w:ascii="Calibri" w:cs="Calibri" w:eastAsia="Calibri" w:hAnsi="Calibri"/>
-          <w:b/>
-          <w:bCs/>
-          <w:color w:val="1F4E79"/>
-          <w:sz w:val="19"/>
-          <w:szCs w:val="19"/>
-        </w:rPr>
-        <w:t xml:space="preserve">Virtualization, Orchestration &amp; Containers:  </w:t>
-      </w:r>
-      <w:r>
-        <w:rPr>
-          <w:rFonts w:ascii="Calibri" w:cs="Calibri" w:eastAsia="Calibri" w:hAnsi="Calibri"/>
-          <w:color w:val="222222"/>
-          <w:sz w:val="19"/>
-          <w:szCs w:val="19"/>
+        <w:spacing w:after="20" w:before="180"/>
+      </w:pPr>
+      <w:r>
+        <w:rPr>
+          <w:rFonts w:ascii="Calibri" w:cs="Calibri" w:eastAsia="Calibri" w:hAnsi="Calibri"/>
+          <w:b/>
+          <w:bCs/>
+          <w:color w:val="1F4E79"/>
+          <w:sz w:val="21"/>
+          <w:szCs w:val="21"/>
+        </w:rPr>
+        <w:t xml:space="preserve">Virtualization, Orchestration &amp; Containers</w:t>
+      </w:r>
+    </w:p>
+    <w:p>
+      <w:pPr>
+        <w:spacing w:after="0" w:before="0"/>
+        <w:jc w:val="both"/>
+      </w:pPr>
+      <w:r>
+        <w:rPr>
+          <w:rFonts w:ascii="Calibri" w:cs="Calibri" w:eastAsia="Calibri" w:hAnsi="Calibri"/>
+          <w:color w:val="222222"/>
+          <w:sz w:val="20"/>
+          <w:szCs w:val="20"/>
         </w:rPr>
         <w:t xml:space="preserve">VMware vSphere/ESXi, Proxmox VE, Microsoft Hyper-V, PowerVM and Virtual I/O Server (VIOS), Oracle VM (OVM) and Oracle Linux Virtualization Manager (OLVM), libvirt and other KVM/QEMU frameworks, Kubernetes, LXC, CSM/PSSP</w:t>
       </w:r>
     </w:p>
     <w:p>
       <w:pPr>
-        <w:spacing w:after="22" w:before="22"/>
-      </w:pPr>
-      <w:r>
-        <w:rPr>
-          <w:rFonts w:ascii="Calibri" w:cs="Calibri" w:eastAsia="Calibri" w:hAnsi="Calibri"/>
-          <w:b/>
-          <w:bCs/>
-          <w:color w:val="1F4E79"/>
-          <w:sz w:val="19"/>
-          <w:szCs w:val="19"/>
-        </w:rPr>
-        <w:t xml:space="preserve">Storage:  </w:t>
-      </w:r>
-      <w:r>
-        <w:rPr>
-          <w:rFonts w:ascii="Calibri" w:cs="Calibri" w:eastAsia="Calibri" w:hAnsi="Calibri"/>
-          <w:color w:val="222222"/>
-          <w:sz w:val="19"/>
-          <w:szCs w:val="19"/>
+        <w:spacing w:after="20" w:before="180"/>
+      </w:pPr>
+      <w:r>
+        <w:rPr>
+          <w:rFonts w:ascii="Calibri" w:cs="Calibri" w:eastAsia="Calibri" w:hAnsi="Calibri"/>
+          <w:b/>
+          <w:bCs/>
+          <w:color w:val="1F4E79"/>
+          <w:sz w:val="21"/>
+          <w:szCs w:val="21"/>
+        </w:rPr>
+        <w:t xml:space="preserve">Storage</w:t>
+      </w:r>
+    </w:p>
+    <w:p>
+      <w:pPr>
+        <w:spacing w:after="0" w:before="0"/>
+        <w:jc w:val="both"/>
+      </w:pPr>
+      <w:r>
+        <w:rPr>
+          <w:rFonts w:ascii="Calibri" w:cs="Calibri" w:eastAsia="Calibri" w:hAnsi="Calibri"/>
+          <w:color w:val="222222"/>
+          <w:sz w:val="20"/>
+          <w:szCs w:val="20"/>
         </w:rPr>
         <w:t xml:space="preserve">Enterprise SAN/NAS, ZFS, TrueNAS SCALE and Core, NFS, SMB/CIFS, iSCSI</w:t>
       </w:r>
     </w:p>
     <w:p>
       <w:pPr>
-        <w:spacing w:after="22" w:before="22"/>
-      </w:pPr>
-      <w:r>
-        <w:rPr>
-          <w:rFonts w:ascii="Calibri" w:cs="Calibri" w:eastAsia="Calibri" w:hAnsi="Calibri"/>
-          <w:b/>
-          <w:bCs/>
-          <w:color w:val="1F4E79"/>
-          <w:sz w:val="19"/>
-          <w:szCs w:val="19"/>
-        </w:rPr>
-        <w:t xml:space="preserve">Security Frameworks &amp; Compliance:  </w:t>
-      </w:r>
-      <w:r>
-        <w:rPr>
-          <w:rFonts w:ascii="Calibri" w:cs="Calibri" w:eastAsia="Calibri" w:hAnsi="Calibri"/>
-          <w:color w:val="222222"/>
-          <w:sz w:val="19"/>
-          <w:szCs w:val="19"/>
+        <w:spacing w:after="20" w:before="180"/>
+      </w:pPr>
+      <w:r>
+        <w:rPr>
+          <w:rFonts w:ascii="Calibri" w:cs="Calibri" w:eastAsia="Calibri" w:hAnsi="Calibri"/>
+          <w:b/>
+          <w:bCs/>
+          <w:color w:val="1F4E79"/>
+          <w:sz w:val="21"/>
+          <w:szCs w:val="21"/>
+        </w:rPr>
+        <w:t xml:space="preserve">Security Frameworks &amp; Compliance</w:t>
+      </w:r>
+    </w:p>
+    <w:p>
+      <w:pPr>
+        <w:spacing w:after="0" w:before="0"/>
+        <w:jc w:val="both"/>
+      </w:pPr>
+      <w:r>
+        <w:rPr>
+          <w:rFonts w:ascii="Calibri" w:cs="Calibri" w:eastAsia="Calibri" w:hAnsi="Calibri"/>
+          <w:color w:val="222222"/>
+          <w:sz w:val="20"/>
+          <w:szCs w:val="20"/>
         </w:rPr>
         <w:t xml:space="preserve">Risk Management Framework (RMF), NIST Cybersecurity Framework (CSF), DISA STIGs, SCAP/OpenSCAP, SCAP Security Guide (SSG)/ComplianceAsCode</w:t>
       </w:r>
     </w:p>
     <w:p>
       <w:pPr>
-        <w:spacing w:after="22" w:before="22"/>
-      </w:pPr>
-      <w:r>
-        <w:rPr>
-          <w:rFonts w:ascii="Calibri" w:cs="Calibri" w:eastAsia="Calibri" w:hAnsi="Calibri"/>
-          <w:b/>
-          <w:bCs/>
-          <w:color w:val="1F4E79"/>
-          <w:sz w:val="19"/>
-          <w:szCs w:val="19"/>
-        </w:rPr>
-        <w:t xml:space="preserve">Security Hardening &amp; Mechanisms:  </w:t>
-      </w:r>
-      <w:r>
-        <w:rPr>
-          <w:rFonts w:ascii="Calibri" w:cs="Calibri" w:eastAsia="Calibri" w:hAnsi="Calibri"/>
-          <w:color w:val="222222"/>
-          <w:sz w:val="19"/>
-          <w:szCs w:val="19"/>
+        <w:spacing w:after="20" w:before="180"/>
+      </w:pPr>
+      <w:r>
+        <w:rPr>
+          <w:rFonts w:ascii="Calibri" w:cs="Calibri" w:eastAsia="Calibri" w:hAnsi="Calibri"/>
+          <w:b/>
+          <w:bCs/>
+          <w:color w:val="1F4E79"/>
+          <w:sz w:val="21"/>
+          <w:szCs w:val="21"/>
+        </w:rPr>
+        <w:t xml:space="preserve">Security Hardening &amp; Mechanisms</w:t>
+      </w:r>
+    </w:p>
+    <w:p>
+      <w:pPr>
+        <w:spacing w:after="0" w:before="0"/>
+        <w:jc w:val="both"/>
+      </w:pPr>
+      <w:r>
+        <w:rPr>
+          <w:rFonts w:ascii="Calibri" w:cs="Calibri" w:eastAsia="Calibri" w:hAnsi="Calibri"/>
+          <w:color w:val="222222"/>
+          <w:sz w:val="20"/>
+          <w:szCs w:val="20"/>
         </w:rPr>
         <w:t xml:space="preserve">SELinux, fapolicyd, USBGuard, firewalld, FIPS encryption, LUKS, BitLocker</w:t>
       </w:r>
     </w:p>
     <w:p>
       <w:pPr>
-        <w:spacing w:after="22" w:before="22"/>
-      </w:pPr>
-      <w:r>
-        <w:rPr>
-          <w:rFonts w:ascii="Calibri" w:cs="Calibri" w:eastAsia="Calibri" w:hAnsi="Calibri"/>
-          <w:b/>
-          <w:bCs/>
-          <w:color w:val="1F4E79"/>
-          <w:sz w:val="19"/>
-          <w:szCs w:val="19"/>
-        </w:rPr>
-        <w:t xml:space="preserve">Endpoint &amp; Vulnerability Management:  </w:t>
-      </w:r>
-      <w:r>
-        <w:rPr>
-          <w:rFonts w:ascii="Calibri" w:cs="Calibri" w:eastAsia="Calibri" w:hAnsi="Calibri"/>
-          <w:color w:val="222222"/>
-          <w:sz w:val="19"/>
-          <w:szCs w:val="19"/>
+        <w:spacing w:after="20" w:before="180"/>
+      </w:pPr>
+      <w:r>
+        <w:rPr>
+          <w:rFonts w:ascii="Calibri" w:cs="Calibri" w:eastAsia="Calibri" w:hAnsi="Calibri"/>
+          <w:b/>
+          <w:bCs/>
+          <w:color w:val="1F4E79"/>
+          <w:sz w:val="21"/>
+          <w:szCs w:val="21"/>
+        </w:rPr>
+        <w:t xml:space="preserve">Endpoint &amp; Vulnerability Management</w:t>
+      </w:r>
+    </w:p>
+    <w:p>
+      <w:pPr>
+        <w:spacing w:after="0" w:before="0"/>
+        <w:jc w:val="both"/>
+      </w:pPr>
+      <w:r>
+        <w:rPr>
+          <w:rFonts w:ascii="Calibri" w:cs="Calibri" w:eastAsia="Calibri" w:hAnsi="Calibri"/>
+          <w:color w:val="222222"/>
+          <w:sz w:val="20"/>
+          <w:szCs w:val="20"/>
         </w:rPr>
         <w:t xml:space="preserve">Trellix (formerly McAfee/HBSS ePO), ACAS and standalone Tenable Nessus</w:t>
       </w:r>
     </w:p>
     <w:p>
       <w:pPr>
-        <w:spacing w:after="22" w:before="22"/>
-      </w:pPr>
-      <w:r>
-        <w:rPr>
-          <w:rFonts w:ascii="Calibri" w:cs="Calibri" w:eastAsia="Calibri" w:hAnsi="Calibri"/>
-          <w:b/>
-          <w:bCs/>
-          <w:color w:val="1F4E79"/>
-          <w:sz w:val="19"/>
-          <w:szCs w:val="19"/>
-        </w:rPr>
-        <w:t xml:space="preserve">Scanning, Recon &amp; Traffic Analysis:  </w:t>
-      </w:r>
-      <w:r>
-        <w:rPr>
-          <w:rFonts w:ascii="Calibri" w:cs="Calibri" w:eastAsia="Calibri" w:hAnsi="Calibri"/>
-          <w:color w:val="222222"/>
-          <w:sz w:val="19"/>
-          <w:szCs w:val="19"/>
+        <w:spacing w:after="20" w:before="180"/>
+      </w:pPr>
+      <w:r>
+        <w:rPr>
+          <w:rFonts w:ascii="Calibri" w:cs="Calibri" w:eastAsia="Calibri" w:hAnsi="Calibri"/>
+          <w:b/>
+          <w:bCs/>
+          <w:color w:val="1F4E79"/>
+          <w:sz w:val="21"/>
+          <w:szCs w:val="21"/>
+        </w:rPr>
+        <w:t xml:space="preserve">Scanning, Recon &amp; Traffic Analysis</w:t>
+      </w:r>
+    </w:p>
+    <w:p>
+      <w:pPr>
+        <w:spacing w:after="0" w:before="0"/>
+        <w:jc w:val="both"/>
+      </w:pPr>
+      <w:r>
+        <w:rPr>
+          <w:rFonts w:ascii="Calibri" w:cs="Calibri" w:eastAsia="Calibri" w:hAnsi="Calibri"/>
+          <w:color w:val="222222"/>
+          <w:sz w:val="20"/>
+          <w:szCs w:val="20"/>
         </w:rPr>
         <w:t xml:space="preserve">Nmap, Wireshark, Suricata, Kali Linux</w:t>
       </w:r>
     </w:p>
     <w:p>
       <w:pPr>
-        <w:spacing w:after="22" w:before="22"/>
-      </w:pPr>
-      <w:r>
-        <w:rPr>
-          <w:rFonts w:ascii="Calibri" w:cs="Calibri" w:eastAsia="Calibri" w:hAnsi="Calibri"/>
-          <w:b/>
-          <w:bCs/>
-          <w:color w:val="1F4E79"/>
-          <w:sz w:val="19"/>
-          <w:szCs w:val="19"/>
-        </w:rPr>
-        <w:t xml:space="preserve">Monitoring &amp; Logging:  </w:t>
-      </w:r>
-      <w:r>
-        <w:rPr>
-          <w:rFonts w:ascii="Calibri" w:cs="Calibri" w:eastAsia="Calibri" w:hAnsi="Calibri"/>
-          <w:color w:val="222222"/>
-          <w:sz w:val="19"/>
-          <w:szCs w:val="19"/>
+        <w:spacing w:after="20" w:before="180"/>
+      </w:pPr>
+      <w:r>
+        <w:rPr>
+          <w:rFonts w:ascii="Calibri" w:cs="Calibri" w:eastAsia="Calibri" w:hAnsi="Calibri"/>
+          <w:b/>
+          <w:bCs/>
+          <w:color w:val="1F4E79"/>
+          <w:sz w:val="21"/>
+          <w:szCs w:val="21"/>
+        </w:rPr>
+        <w:t xml:space="preserve">Monitoring &amp; Logging</w:t>
+      </w:r>
+    </w:p>
+    <w:p>
+      <w:pPr>
+        <w:spacing w:after="0" w:before="0"/>
+        <w:jc w:val="both"/>
+      </w:pPr>
+      <w:r>
+        <w:rPr>
+          <w:rFonts w:ascii="Calibri" w:cs="Calibri" w:eastAsia="Calibri" w:hAnsi="Calibri"/>
+          <w:color w:val="222222"/>
+          <w:sz w:val="20"/>
+          <w:szCs w:val="20"/>
         </w:rPr>
         <w:t xml:space="preserve">Splunk, Zabbix, PRTG, syslog/rsyslog, SNMP, NetFlow, ntopng</w:t>
       </w:r>
     </w:p>
     <w:p>
       <w:pPr>
-        <w:spacing w:after="22" w:before="22"/>
-      </w:pPr>
-      <w:r>
-        <w:rPr>
-          <w:rFonts w:ascii="Calibri" w:cs="Calibri" w:eastAsia="Calibri" w:hAnsi="Calibri"/>
-          <w:b/>
-          <w:bCs/>
-          <w:color w:val="1F4E79"/>
-          <w:sz w:val="19"/>
-          <w:szCs w:val="19"/>
-        </w:rPr>
-        <w:t xml:space="preserve">Networking:  </w:t>
-      </w:r>
-      <w:r>
-        <w:rPr>
-          <w:rFonts w:ascii="Calibri" w:cs="Calibri" w:eastAsia="Calibri" w:hAnsi="Calibri"/>
-          <w:color w:val="222222"/>
-          <w:sz w:val="19"/>
-          <w:szCs w:val="19"/>
+        <w:spacing w:after="20" w:before="180"/>
+      </w:pPr>
+      <w:r>
+        <w:rPr>
+          <w:rFonts w:ascii="Calibri" w:cs="Calibri" w:eastAsia="Calibri" w:hAnsi="Calibri"/>
+          <w:b/>
+          <w:bCs/>
+          <w:color w:val="1F4E79"/>
+          <w:sz w:val="21"/>
+          <w:szCs w:val="21"/>
+        </w:rPr>
+        <w:t xml:space="preserve">Networking</w:t>
+      </w:r>
+    </w:p>
+    <w:p>
+      <w:pPr>
+        <w:spacing w:after="0" w:before="0"/>
+        <w:jc w:val="both"/>
+      </w:pPr>
+      <w:r>
+        <w:rPr>
+          <w:rFonts w:ascii="Calibri" w:cs="Calibri" w:eastAsia="Calibri" w:hAnsi="Calibri"/>
+          <w:color w:val="222222"/>
+          <w:sz w:val="20"/>
+          <w:szCs w:val="20"/>
         </w:rPr>
         <w:t xml:space="preserve">Cisco IOS, NX-OS, and Nexus switching; OPNsense</w:t>
       </w:r>
     </w:p>
     <w:p>
       <w:pPr>
-        <w:spacing w:after="22" w:before="22"/>
-      </w:pPr>
-      <w:r>
-        <w:rPr>
-          <w:rFonts w:ascii="Calibri" w:cs="Calibri" w:eastAsia="Calibri" w:hAnsi="Calibri"/>
-          <w:b/>
-          <w:bCs/>
-          <w:color w:val="1F4E79"/>
-          <w:sz w:val="19"/>
-          <w:szCs w:val="19"/>
-        </w:rPr>
-        <w:t xml:space="preserve">Infrastructure &amp; Authentication Services:  </w:t>
-      </w:r>
-      <w:r>
-        <w:rPr>
-          <w:rFonts w:ascii="Calibri" w:cs="Calibri" w:eastAsia="Calibri" w:hAnsi="Calibri"/>
-          <w:color w:val="222222"/>
-          <w:sz w:val="19"/>
-          <w:szCs w:val="19"/>
+        <w:spacing w:after="20" w:before="180"/>
+      </w:pPr>
+      <w:r>
+        <w:rPr>
+          <w:rFonts w:ascii="Calibri" w:cs="Calibri" w:eastAsia="Calibri" w:hAnsi="Calibri"/>
+          <w:b/>
+          <w:bCs/>
+          <w:color w:val="1F4E79"/>
+          <w:sz w:val="21"/>
+          <w:szCs w:val="21"/>
+        </w:rPr>
+        <w:t xml:space="preserve">Infrastructure &amp; Authentication Services</w:t>
+      </w:r>
+    </w:p>
+    <w:p>
+      <w:pPr>
+        <w:spacing w:after="0" w:before="0"/>
+        <w:jc w:val="both"/>
+      </w:pPr>
+      <w:r>
+        <w:rPr>
+          <w:rFonts w:ascii="Calibri" w:cs="Calibri" w:eastAsia="Calibri" w:hAnsi="Calibri"/>
+          <w:color w:val="222222"/>
+          <w:sz w:val="20"/>
+          <w:szCs w:val="20"/>
         </w:rPr>
         <w:t xml:space="preserve">BIND DNS and DNSSEC, Unbound, Postfix/SMTP, IMAP, Apache, Tomcat, WebSphere, Kerberos, Red Hat Identity Management (IdM, formerly IPA), SSSD, Active Directory and Group Policy, PKI and Smart Card Logon (SCL), CAC/PIV and YubiKey integration</w:t>
       </w:r>
     </w:p>
     <w:p>
       <w:pPr>
-        <w:spacing w:after="22" w:before="22"/>
-      </w:pPr>
-      <w:r>
-        <w:rPr>
-          <w:rFonts w:ascii="Calibri" w:cs="Calibri" w:eastAsia="Calibri" w:hAnsi="Calibri"/>
-          <w:b/>
-          <w:bCs/>
-          <w:color w:val="1F4E79"/>
-          <w:sz w:val="19"/>
-          <w:szCs w:val="19"/>
-        </w:rPr>
-        <w:t xml:space="preserve">Databases:  </w:t>
-      </w:r>
-      <w:r>
-        <w:rPr>
-          <w:rFonts w:ascii="Calibri" w:cs="Calibri" w:eastAsia="Calibri" w:hAnsi="Calibri"/>
-          <w:color w:val="222222"/>
-          <w:sz w:val="19"/>
-          <w:szCs w:val="19"/>
+        <w:spacing w:after="20" w:before="180"/>
+      </w:pPr>
+      <w:r>
+        <w:rPr>
+          <w:rFonts w:ascii="Calibri" w:cs="Calibri" w:eastAsia="Calibri" w:hAnsi="Calibri"/>
+          <w:b/>
+          <w:bCs/>
+          <w:color w:val="1F4E79"/>
+          <w:sz w:val="21"/>
+          <w:szCs w:val="21"/>
+        </w:rPr>
+        <w:t xml:space="preserve">Databases</w:t>
+      </w:r>
+    </w:p>
+    <w:p>
+      <w:pPr>
+        <w:spacing w:after="0" w:before="0"/>
+        <w:jc w:val="both"/>
+      </w:pPr>
+      <w:r>
+        <w:rPr>
+          <w:rFonts w:ascii="Calibri" w:cs="Calibri" w:eastAsia="Calibri" w:hAnsi="Calibri"/>
+          <w:color w:val="222222"/>
+          <w:sz w:val="20"/>
+          <w:szCs w:val="20"/>
         </w:rPr>
         <w:t xml:space="preserve">Oracle Database, IBM DB2, PostgreSQL, Amazon Aurora</w:t>
       </w:r>
     </w:p>
     <w:p>
       <w:pPr>
-        <w:spacing w:after="22" w:before="22"/>
-      </w:pPr>
-      <w:r>
-        <w:rPr>
-          <w:rFonts w:ascii="Calibri" w:cs="Calibri" w:eastAsia="Calibri" w:hAnsi="Calibri"/>
-          <w:b/>
-          <w:bCs/>
-          <w:color w:val="1F4E79"/>
-          <w:sz w:val="19"/>
-          <w:szCs w:val="19"/>
-        </w:rPr>
-        <w:t xml:space="preserve">Hardware:  </w:t>
-      </w:r>
-      <w:r>
-        <w:rPr>
-          <w:rFonts w:ascii="Calibri" w:cs="Calibri" w:eastAsia="Calibri" w:hAnsi="Calibri"/>
-          <w:color w:val="222222"/>
-          <w:sz w:val="19"/>
-          <w:szCs w:val="19"/>
+        <w:spacing w:after="20" w:before="180"/>
+      </w:pPr>
+      <w:r>
+        <w:rPr>
+          <w:rFonts w:ascii="Calibri" w:cs="Calibri" w:eastAsia="Calibri" w:hAnsi="Calibri"/>
+          <w:b/>
+          <w:bCs/>
+          <w:color w:val="1F4E79"/>
+          <w:sz w:val="21"/>
+          <w:szCs w:val="21"/>
+        </w:rPr>
+        <w:t xml:space="preserve">Hardware</w:t>
+      </w:r>
+    </w:p>
+    <w:p>
+      <w:pPr>
+        <w:spacing w:after="0" w:before="0"/>
+        <w:jc w:val="both"/>
+      </w:pPr>
+      <w:r>
+        <w:rPr>
+          <w:rFonts w:ascii="Calibri" w:cs="Calibri" w:eastAsia="Calibri" w:hAnsi="Calibri"/>
+          <w:color w:val="222222"/>
+          <w:sz w:val="20"/>
+          <w:szCs w:val="20"/>
         </w:rPr>
         <w:t xml:space="preserve">IBM POWER/Power Systems (System p/pSeries), Dell servers, Cisco UCS</w:t>
       </w:r>

--- a/john_blackmon_resume.docx
+++ b/john_blackmon_resume.docx
@@ -55,17 +55,15 @@
         </w:rPr>
         <w:t xml:space="preserve">   |   </w:t>
       </w:r>
-      <w:hyperlink w:history="1" r:id="rIdrvpotzngopkgfutfhopz8">
-        <w:r>
-          <w:rPr>
-            <w:rFonts w:ascii="Calibri" w:cs="Calibri" w:eastAsia="Calibri" w:hAnsi="Calibri"/>
-            <w:color w:val="2E75B6"/>
-            <w:sz w:val="19"/>
-            <w:szCs w:val="19"/>
-          </w:rPr>
-          <w:t xml:space="preserve">johnblackmonjr@proton.me</w:t>
-        </w:r>
-      </w:hyperlink>
+      <w:r>
+        <w:rPr>
+          <w:rFonts w:ascii="Calibri" w:cs="Calibri" w:eastAsia="Calibri" w:hAnsi="Calibri"/>
+          <w:color w:val="2E75B6"/>
+          <w:sz w:val="19"/>
+          <w:szCs w:val="19"/>
+        </w:rPr>
+        <w:t xml:space="preserve">johnblackmonjr@proton.me</w:t>
+      </w:r>
       <w:r>
         <w:rPr>
           <w:rFonts w:ascii="Calibri" w:cs="Calibri" w:eastAsia="Calibri" w:hAnsi="Calibri"/>
@@ -92,17 +90,15 @@
         </w:pBdr>
         <w:spacing w:after="40"/>
       </w:pPr>
-      <w:hyperlink w:history="1" r:id="rIdcmj2cdb0yalonyxr4ah18">
-        <w:r>
-          <w:rPr>
-            <w:rFonts w:ascii="Calibri" w:cs="Calibri" w:eastAsia="Calibri" w:hAnsi="Calibri"/>
-            <w:color w:val="2E75B6"/>
-            <w:sz w:val="19"/>
-            <w:szCs w:val="19"/>
-          </w:rPr>
-          <w:t xml:space="preserve">linkedin.com/in/john-blackmon-b8126b162</w:t>
-        </w:r>
-      </w:hyperlink>
+      <w:r>
+        <w:rPr>
+          <w:rFonts w:ascii="Calibri" w:cs="Calibri" w:eastAsia="Calibri" w:hAnsi="Calibri"/>
+          <w:color w:val="2E75B6"/>
+          <w:sz w:val="19"/>
+          <w:szCs w:val="19"/>
+        </w:rPr>
+        <w:t xml:space="preserve">linkedin.com/in/john-blackmon-b8126b162</w:t>
+      </w:r>
     </w:p>
     <w:p>
       <w:pPr>
@@ -1855,6 +1851,68 @@
           <w:szCs w:val="20"/>
         </w:rPr>
         <w:t xml:space="preserve">CompTIA Linux+</w:t>
+      </w:r>
+    </w:p>
+    <w:p>
+      <w:pPr>
+        <w:pBdr>
+          <w:bottom w:val="single" w:color="2E75B6" w:sz="6" w:space="2"/>
+        </w:pBdr>
+        <w:spacing w:after="90" w:before="260"/>
+      </w:pPr>
+      <w:r>
+        <w:rPr>
+          <w:rFonts w:ascii="Calibri" w:cs="Calibri" w:eastAsia="Calibri" w:hAnsi="Calibri"/>
+          <w:b/>
+          <w:bCs/>
+          <w:color w:val="1F4E79"/>
+          <w:spacing w:val="20"/>
+          <w:sz w:val="24"/>
+          <w:szCs w:val="24"/>
+        </w:rPr>
+        <w:t xml:space="preserve">EDUCATION</w:t>
+      </w:r>
+    </w:p>
+    <w:p>
+      <w:pPr>
+        <w:tabs>
+          <w:tab w:val="right" w:pos="9026"/>
+        </w:tabs>
+        <w:spacing w:after="40" w:before="40"/>
+      </w:pPr>
+      <w:r>
+        <w:rPr>
+          <w:rFonts w:ascii="Calibri" w:cs="Calibri" w:eastAsia="Calibri" w:hAnsi="Calibri"/>
+          <w:b/>
+          <w:bCs/>
+          <w:color w:val="222222"/>
+          <w:sz w:val="21"/>
+          <w:szCs w:val="21"/>
+        </w:rPr>
+        <w:t xml:space="preserve">University of Mississippi</w:t>
+      </w:r>
+      <w:r>
+        <w:rPr>
+          <w:rFonts w:ascii="Calibri" w:cs="Calibri" w:eastAsia="Calibri" w:hAnsi="Calibri"/>
+          <w:color w:val="555555"/>
+          <w:sz w:val="20"/>
+          <w:szCs w:val="20"/>
+        </w:rPr>
+        <w:t xml:space="preserve">	Oxford, MS</w:t>
+      </w:r>
+    </w:p>
+    <w:p>
+      <w:pPr>
+        <w:spacing w:after="40" w:before="0"/>
+      </w:pPr>
+      <w:r>
+        <w:rPr>
+          <w:rFonts w:ascii="Calibri" w:cs="Calibri" w:eastAsia="Calibri" w:hAnsi="Calibri"/>
+          <w:color w:val="222222"/>
+          <w:sz w:val="20"/>
+          <w:szCs w:val="20"/>
+        </w:rPr>
+        <w:t xml:space="preserve">Studies in Biology</w:t>
       </w:r>
     </w:p>
     <w:sectPr>

--- a/john_blackmon_resume.docx
+++ b/john_blackmon_resume.docx
@@ -1256,7 +1256,7 @@
           <w:sz w:val="20"/>
           <w:szCs w:val="20"/>
         </w:rPr>
-        <w:t xml:space="preserve">IBM AIX; Red Hat Enterprise Linux (RHEL) and its rebuilds/derivatives, including Oracle Linux (OL, with and without UEK), AlmaLinux, CentOS, and Fedora; Debian/Ubuntu; Kali Linux</w:t>
+        <w:t xml:space="preserve">IBM AIX; Red Hat Enterprise Linux (RHEL) and its rebuilds/derivatives, including Oracle Linux (OL, UEK/RHCK), AlmaLinux, CentOS, and Fedora; Debian/Ubuntu; Kali Linux</w:t>
       </w:r>
     </w:p>
     <w:p>

--- a/john_blackmon_resume.docx
+++ b/john_blackmon_resume.docx
@@ -30,7 +30,7 @@
           <w:sz w:val="24"/>
           <w:szCs w:val="24"/>
         </w:rPr>
-        <w:t xml:space="preserve">Systems Administrator, Architect, and Engineer</w:t>
+        <w:t xml:space="preserve">Systems Engineer and Architect</w:t>
       </w:r>
     </w:p>
     <w:p>
@@ -147,6 +147,21 @@
           <w:sz w:val="20"/>
           <w:szCs w:val="20"/>
         </w:rPr>
+        <w:t xml:space="preserve">I also have substantial experience guiding colleagues and leading teams, and working successfully with difficult customers and co-workers. I can keep my cool in stressful situations and I'm good at distilling problems or challenges down to identify the core issues and key next steps: figuring out where effort can be applied right now to move forward.</w:t>
+      </w:r>
+    </w:p>
+    <w:p>
+      <w:pPr>
+        <w:spacing w:after="40" w:before="40"/>
+        <w:jc w:val="both"/>
+      </w:pPr>
+      <w:r>
+        <w:rPr>
+          <w:rFonts w:ascii="Calibri" w:cs="Calibri" w:eastAsia="Calibri" w:hAnsi="Calibri"/>
+          <w:color w:val="222222"/>
+          <w:sz w:val="20"/>
+          <w:szCs w:val="20"/>
+        </w:rPr>
         <w:t xml:space="preserve">Some highlights of my experience follow:</w:t>
       </w:r>
     </w:p>
@@ -166,6 +181,25 @@
           <w:sz w:val="20"/>
           <w:szCs w:val="20"/>
         </w:rPr>
+        <w:t xml:space="preserve">Designing an enterprise replication/failover system for a Continuity of Operations (COOP) site for the NEP-Oc application deployed at Fleet Numerical Meteorology and Oceanography Center (FNMOC)</w:t>
+      </w:r>
+    </w:p>
+    <w:p>
+      <w:pPr>
+        <w:pStyle w:val="ListParagraph"/>
+        <w:numPr>
+          <w:ilvl w:val="0"/>
+          <w:numId w:val="2"/>
+        </w:numPr>
+        <w:spacing w:after="18" w:before="18"/>
+      </w:pPr>
+      <w:r>
+        <w:rPr>
+          <w:rFonts w:ascii="Calibri" w:cs="Calibri" w:eastAsia="Calibri" w:hAnsi="Calibri"/>
+          <w:color w:val="222222"/>
+          <w:sz w:val="20"/>
+          <w:szCs w:val="20"/>
+        </w:rPr>
         <w:t xml:space="preserve">Architecting, building, deploying, and maintaining infrastructure and applications in AWS, DISA Defense Enterprise Computing Centers (DECCs), and naval oceanography environments</w:t>
       </w:r>
     </w:p>
@@ -186,25 +220,6 @@
           <w:szCs w:val="20"/>
         </w:rPr>
         <w:t xml:space="preserve">Automating security policy implementation and configuration with Ansible, SCAP, shell scripts, and Group Policy Objects (GPOs)</w:t>
-      </w:r>
-    </w:p>
-    <w:p>
-      <w:pPr>
-        <w:pStyle w:val="ListParagraph"/>
-        <w:numPr>
-          <w:ilvl w:val="0"/>
-          <w:numId w:val="2"/>
-        </w:numPr>
-        <w:spacing w:after="18" w:before="18"/>
-      </w:pPr>
-      <w:r>
-        <w:rPr>
-          <w:rFonts w:ascii="Calibri" w:cs="Calibri" w:eastAsia="Calibri" w:hAnsi="Calibri"/>
-          <w:color w:val="222222"/>
-          <w:sz w:val="20"/>
-          <w:szCs w:val="20"/>
-        </w:rPr>
-        <w:t xml:space="preserve">Designing an enterprise replication/failover system for a Continuity of Operations (COOP) site for the NEP-Oc application deployed at Fleet Numerical Meteorology and Oceanography Center (FNMOC)</w:t>
       </w:r>
     </w:p>
     <w:p>
@@ -1851,68 +1866,6 @@
           <w:szCs w:val="20"/>
         </w:rPr>
         <w:t xml:space="preserve">CompTIA Linux+</w:t>
-      </w:r>
-    </w:p>
-    <w:p>
-      <w:pPr>
-        <w:pBdr>
-          <w:bottom w:val="single" w:color="2E75B6" w:sz="6" w:space="2"/>
-        </w:pBdr>
-        <w:spacing w:after="90" w:before="260"/>
-      </w:pPr>
-      <w:r>
-        <w:rPr>
-          <w:rFonts w:ascii="Calibri" w:cs="Calibri" w:eastAsia="Calibri" w:hAnsi="Calibri"/>
-          <w:b/>
-          <w:bCs/>
-          <w:color w:val="1F4E79"/>
-          <w:spacing w:val="20"/>
-          <w:sz w:val="24"/>
-          <w:szCs w:val="24"/>
-        </w:rPr>
-        <w:t xml:space="preserve">EDUCATION</w:t>
-      </w:r>
-    </w:p>
-    <w:p>
-      <w:pPr>
-        <w:tabs>
-          <w:tab w:val="right" w:pos="9026"/>
-        </w:tabs>
-        <w:spacing w:after="40" w:before="40"/>
-      </w:pPr>
-      <w:r>
-        <w:rPr>
-          <w:rFonts w:ascii="Calibri" w:cs="Calibri" w:eastAsia="Calibri" w:hAnsi="Calibri"/>
-          <w:b/>
-          <w:bCs/>
-          <w:color w:val="222222"/>
-          <w:sz w:val="21"/>
-          <w:szCs w:val="21"/>
-        </w:rPr>
-        <w:t xml:space="preserve">University of Mississippi</w:t>
-      </w:r>
-      <w:r>
-        <w:rPr>
-          <w:rFonts w:ascii="Calibri" w:cs="Calibri" w:eastAsia="Calibri" w:hAnsi="Calibri"/>
-          <w:color w:val="555555"/>
-          <w:sz w:val="20"/>
-          <w:szCs w:val="20"/>
-        </w:rPr>
-        <w:t xml:space="preserve">	Oxford, MS</w:t>
-      </w:r>
-    </w:p>
-    <w:p>
-      <w:pPr>
-        <w:spacing w:after="40" w:before="0"/>
-      </w:pPr>
-      <w:r>
-        <w:rPr>
-          <w:rFonts w:ascii="Calibri" w:cs="Calibri" w:eastAsia="Calibri" w:hAnsi="Calibri"/>
-          <w:color w:val="222222"/>
-          <w:sz w:val="20"/>
-          <w:szCs w:val="20"/>
-        </w:rPr>
-        <w:t xml:space="preserve">Studies in Biology</w:t>
       </w:r>
     </w:p>
     <w:sectPr>

--- a/john_blackmon_resume.docx
+++ b/john_blackmon_resume.docx
@@ -1245,434 +1245,350 @@
     </w:p>
     <w:p>
       <w:pPr>
-        <w:spacing w:after="20" w:before="40"/>
-      </w:pPr>
-      <w:r>
-        <w:rPr>
-          <w:rFonts w:ascii="Calibri" w:cs="Calibri" w:eastAsia="Calibri" w:hAnsi="Calibri"/>
-          <w:b/>
-          <w:bCs/>
-          <w:color w:val="1F4E79"/>
-          <w:sz w:val="21"/>
-          <w:szCs w:val="21"/>
-        </w:rPr>
-        <w:t xml:space="preserve">Operating Systems</w:t>
-      </w:r>
-    </w:p>
-    <w:p>
-      <w:pPr>
-        <w:spacing w:after="0" w:before="0"/>
-        <w:jc w:val="both"/>
-      </w:pPr>
-      <w:r>
-        <w:rPr>
-          <w:rFonts w:ascii="Calibri" w:cs="Calibri" w:eastAsia="Calibri" w:hAnsi="Calibri"/>
-          <w:color w:val="222222"/>
-          <w:sz w:val="20"/>
-          <w:szCs w:val="20"/>
+        <w:spacing w:after="22" w:before="22"/>
+      </w:pPr>
+      <w:r>
+        <w:rPr>
+          <w:rFonts w:ascii="Calibri" w:cs="Calibri" w:eastAsia="Calibri" w:hAnsi="Calibri"/>
+          <w:b/>
+          <w:bCs/>
+          <w:color w:val="1F4E79"/>
+          <w:sz w:val="19"/>
+          <w:szCs w:val="19"/>
+        </w:rPr>
+        <w:t xml:space="preserve">Operating Systems:  </w:t>
+      </w:r>
+      <w:r>
+        <w:rPr>
+          <w:rFonts w:ascii="Calibri" w:cs="Calibri" w:eastAsia="Calibri" w:hAnsi="Calibri"/>
+          <w:color w:val="222222"/>
+          <w:sz w:val="19"/>
+          <w:szCs w:val="19"/>
         </w:rPr>
         <w:t xml:space="preserve">IBM AIX; Red Hat Enterprise Linux (RHEL) and its rebuilds/derivatives, including Oracle Linux (OL, UEK/RHCK), AlmaLinux, CentOS, and Fedora; Debian/Ubuntu; Kali Linux</w:t>
       </w:r>
     </w:p>
     <w:p>
       <w:pPr>
-        <w:spacing w:after="20" w:before="180"/>
-      </w:pPr>
-      <w:r>
-        <w:rPr>
-          <w:rFonts w:ascii="Calibri" w:cs="Calibri" w:eastAsia="Calibri" w:hAnsi="Calibri"/>
-          <w:b/>
-          <w:bCs/>
-          <w:color w:val="1F4E79"/>
-          <w:sz w:val="21"/>
-          <w:szCs w:val="21"/>
-        </w:rPr>
-        <w:t xml:space="preserve">Cloud</w:t>
-      </w:r>
-    </w:p>
-    <w:p>
-      <w:pPr>
-        <w:spacing w:after="0" w:before="0"/>
-        <w:jc w:val="both"/>
-      </w:pPr>
-      <w:r>
-        <w:rPr>
-          <w:rFonts w:ascii="Calibri" w:cs="Calibri" w:eastAsia="Calibri" w:hAnsi="Calibri"/>
-          <w:color w:val="222222"/>
-          <w:sz w:val="20"/>
-          <w:szCs w:val="20"/>
+        <w:spacing w:after="22" w:before="22"/>
+      </w:pPr>
+      <w:r>
+        <w:rPr>
+          <w:rFonts w:ascii="Calibri" w:cs="Calibri" w:eastAsia="Calibri" w:hAnsi="Calibri"/>
+          <w:b/>
+          <w:bCs/>
+          <w:color w:val="1F4E79"/>
+          <w:sz w:val="19"/>
+          <w:szCs w:val="19"/>
+        </w:rPr>
+        <w:t xml:space="preserve">Cloud:  </w:t>
+      </w:r>
+      <w:r>
+        <w:rPr>
+          <w:rFonts w:ascii="Calibri" w:cs="Calibri" w:eastAsia="Calibri" w:hAnsi="Calibri"/>
+          <w:color w:val="222222"/>
+          <w:sz w:val="19"/>
+          <w:szCs w:val="19"/>
         </w:rPr>
         <w:t xml:space="preserve">Amazon Web Services (AWS), including AWS GovCloud</w:t>
       </w:r>
     </w:p>
     <w:p>
       <w:pPr>
-        <w:spacing w:after="20" w:before="180"/>
-      </w:pPr>
-      <w:r>
-        <w:rPr>
-          <w:rFonts w:ascii="Calibri" w:cs="Calibri" w:eastAsia="Calibri" w:hAnsi="Calibri"/>
-          <w:b/>
-          <w:bCs/>
-          <w:color w:val="1F4E79"/>
-          <w:sz w:val="21"/>
-          <w:szCs w:val="21"/>
-        </w:rPr>
-        <w:t xml:space="preserve">Automation &amp; IaC</w:t>
-      </w:r>
-    </w:p>
-    <w:p>
-      <w:pPr>
-        <w:spacing w:after="0" w:before="0"/>
-        <w:jc w:val="both"/>
-      </w:pPr>
-      <w:r>
-        <w:rPr>
-          <w:rFonts w:ascii="Calibri" w:cs="Calibri" w:eastAsia="Calibri" w:hAnsi="Calibri"/>
-          <w:color w:val="222222"/>
-          <w:sz w:val="20"/>
-          <w:szCs w:val="20"/>
+        <w:spacing w:after="22" w:before="22"/>
+      </w:pPr>
+      <w:r>
+        <w:rPr>
+          <w:rFonts w:ascii="Calibri" w:cs="Calibri" w:eastAsia="Calibri" w:hAnsi="Calibri"/>
+          <w:b/>
+          <w:bCs/>
+          <w:color w:val="1F4E79"/>
+          <w:sz w:val="19"/>
+          <w:szCs w:val="19"/>
+        </w:rPr>
+        <w:t xml:space="preserve">Automation &amp; IaC:  </w:t>
+      </w:r>
+      <w:r>
+        <w:rPr>
+          <w:rFonts w:ascii="Calibri" w:cs="Calibri" w:eastAsia="Calibri" w:hAnsi="Calibri"/>
+          <w:color w:val="222222"/>
+          <w:sz w:val="19"/>
+          <w:szCs w:val="19"/>
         </w:rPr>
         <w:t xml:space="preserve">Ansible, Terraform, Bash and Korn shell scripting, Git</w:t>
       </w:r>
     </w:p>
     <w:p>
       <w:pPr>
-        <w:spacing w:after="20" w:before="180"/>
-      </w:pPr>
-      <w:r>
-        <w:rPr>
-          <w:rFonts w:ascii="Calibri" w:cs="Calibri" w:eastAsia="Calibri" w:hAnsi="Calibri"/>
-          <w:b/>
-          <w:bCs/>
-          <w:color w:val="1F4E79"/>
-          <w:sz w:val="21"/>
-          <w:szCs w:val="21"/>
-        </w:rPr>
-        <w:t xml:space="preserve">Virtualization, Orchestration &amp; Containers</w:t>
-      </w:r>
-    </w:p>
-    <w:p>
-      <w:pPr>
-        <w:spacing w:after="0" w:before="0"/>
-        <w:jc w:val="both"/>
-      </w:pPr>
-      <w:r>
-        <w:rPr>
-          <w:rFonts w:ascii="Calibri" w:cs="Calibri" w:eastAsia="Calibri" w:hAnsi="Calibri"/>
-          <w:color w:val="222222"/>
-          <w:sz w:val="20"/>
-          <w:szCs w:val="20"/>
+        <w:spacing w:after="22" w:before="22"/>
+      </w:pPr>
+      <w:r>
+        <w:rPr>
+          <w:rFonts w:ascii="Calibri" w:cs="Calibri" w:eastAsia="Calibri" w:hAnsi="Calibri"/>
+          <w:b/>
+          <w:bCs/>
+          <w:color w:val="1F4E79"/>
+          <w:sz w:val="19"/>
+          <w:szCs w:val="19"/>
+        </w:rPr>
+        <w:t xml:space="preserve">Virtualization, Orchestration &amp; Containers:  </w:t>
+      </w:r>
+      <w:r>
+        <w:rPr>
+          <w:rFonts w:ascii="Calibri" w:cs="Calibri" w:eastAsia="Calibri" w:hAnsi="Calibri"/>
+          <w:color w:val="222222"/>
+          <w:sz w:val="19"/>
+          <w:szCs w:val="19"/>
         </w:rPr>
         <w:t xml:space="preserve">VMware vSphere/ESXi, Proxmox VE, Microsoft Hyper-V, PowerVM and Virtual I/O Server (VIOS), Oracle VM (OVM) and Oracle Linux Virtualization Manager (OLVM), libvirt and other KVM/QEMU frameworks, Kubernetes, LXC, CSM/PSSP</w:t>
       </w:r>
     </w:p>
     <w:p>
       <w:pPr>
-        <w:spacing w:after="20" w:before="180"/>
-      </w:pPr>
-      <w:r>
-        <w:rPr>
-          <w:rFonts w:ascii="Calibri" w:cs="Calibri" w:eastAsia="Calibri" w:hAnsi="Calibri"/>
-          <w:b/>
-          <w:bCs/>
-          <w:color w:val="1F4E79"/>
-          <w:sz w:val="21"/>
-          <w:szCs w:val="21"/>
-        </w:rPr>
-        <w:t xml:space="preserve">Storage</w:t>
-      </w:r>
-    </w:p>
-    <w:p>
-      <w:pPr>
-        <w:spacing w:after="0" w:before="0"/>
-        <w:jc w:val="both"/>
-      </w:pPr>
-      <w:r>
-        <w:rPr>
-          <w:rFonts w:ascii="Calibri" w:cs="Calibri" w:eastAsia="Calibri" w:hAnsi="Calibri"/>
-          <w:color w:val="222222"/>
-          <w:sz w:val="20"/>
-          <w:szCs w:val="20"/>
+        <w:spacing w:after="22" w:before="22"/>
+      </w:pPr>
+      <w:r>
+        <w:rPr>
+          <w:rFonts w:ascii="Calibri" w:cs="Calibri" w:eastAsia="Calibri" w:hAnsi="Calibri"/>
+          <w:b/>
+          <w:bCs/>
+          <w:color w:val="1F4E79"/>
+          <w:sz w:val="19"/>
+          <w:szCs w:val="19"/>
+        </w:rPr>
+        <w:t xml:space="preserve">Storage:  </w:t>
+      </w:r>
+      <w:r>
+        <w:rPr>
+          <w:rFonts w:ascii="Calibri" w:cs="Calibri" w:eastAsia="Calibri" w:hAnsi="Calibri"/>
+          <w:color w:val="222222"/>
+          <w:sz w:val="19"/>
+          <w:szCs w:val="19"/>
         </w:rPr>
         <w:t xml:space="preserve">Enterprise SAN/NAS, ZFS, TrueNAS SCALE and Core, NFS, SMB/CIFS, iSCSI</w:t>
       </w:r>
     </w:p>
     <w:p>
       <w:pPr>
-        <w:spacing w:after="20" w:before="180"/>
-      </w:pPr>
-      <w:r>
-        <w:rPr>
-          <w:rFonts w:ascii="Calibri" w:cs="Calibri" w:eastAsia="Calibri" w:hAnsi="Calibri"/>
-          <w:b/>
-          <w:bCs/>
-          <w:color w:val="1F4E79"/>
-          <w:sz w:val="21"/>
-          <w:szCs w:val="21"/>
-        </w:rPr>
-        <w:t xml:space="preserve">Security Frameworks &amp; Compliance</w:t>
-      </w:r>
-    </w:p>
-    <w:p>
-      <w:pPr>
-        <w:spacing w:after="0" w:before="0"/>
-        <w:jc w:val="both"/>
-      </w:pPr>
-      <w:r>
-        <w:rPr>
-          <w:rFonts w:ascii="Calibri" w:cs="Calibri" w:eastAsia="Calibri" w:hAnsi="Calibri"/>
-          <w:color w:val="222222"/>
-          <w:sz w:val="20"/>
-          <w:szCs w:val="20"/>
+        <w:spacing w:after="22" w:before="22"/>
+      </w:pPr>
+      <w:r>
+        <w:rPr>
+          <w:rFonts w:ascii="Calibri" w:cs="Calibri" w:eastAsia="Calibri" w:hAnsi="Calibri"/>
+          <w:b/>
+          <w:bCs/>
+          <w:color w:val="1F4E79"/>
+          <w:sz w:val="19"/>
+          <w:szCs w:val="19"/>
+        </w:rPr>
+        <w:t xml:space="preserve">Security Frameworks &amp; Compliance:  </w:t>
+      </w:r>
+      <w:r>
+        <w:rPr>
+          <w:rFonts w:ascii="Calibri" w:cs="Calibri" w:eastAsia="Calibri" w:hAnsi="Calibri"/>
+          <w:color w:val="222222"/>
+          <w:sz w:val="19"/>
+          <w:szCs w:val="19"/>
         </w:rPr>
         <w:t xml:space="preserve">Risk Management Framework (RMF), NIST Cybersecurity Framework (CSF), DISA STIGs, SCAP/OpenSCAP, SCAP Security Guide (SSG)/ComplianceAsCode</w:t>
       </w:r>
     </w:p>
     <w:p>
       <w:pPr>
-        <w:spacing w:after="20" w:before="180"/>
-      </w:pPr>
-      <w:r>
-        <w:rPr>
-          <w:rFonts w:ascii="Calibri" w:cs="Calibri" w:eastAsia="Calibri" w:hAnsi="Calibri"/>
-          <w:b/>
-          <w:bCs/>
-          <w:color w:val="1F4E79"/>
-          <w:sz w:val="21"/>
-          <w:szCs w:val="21"/>
-        </w:rPr>
-        <w:t xml:space="preserve">Security Hardening &amp; Mechanisms</w:t>
-      </w:r>
-    </w:p>
-    <w:p>
-      <w:pPr>
-        <w:spacing w:after="0" w:before="0"/>
-        <w:jc w:val="both"/>
-      </w:pPr>
-      <w:r>
-        <w:rPr>
-          <w:rFonts w:ascii="Calibri" w:cs="Calibri" w:eastAsia="Calibri" w:hAnsi="Calibri"/>
-          <w:color w:val="222222"/>
-          <w:sz w:val="20"/>
-          <w:szCs w:val="20"/>
+        <w:spacing w:after="22" w:before="22"/>
+      </w:pPr>
+      <w:r>
+        <w:rPr>
+          <w:rFonts w:ascii="Calibri" w:cs="Calibri" w:eastAsia="Calibri" w:hAnsi="Calibri"/>
+          <w:b/>
+          <w:bCs/>
+          <w:color w:val="1F4E79"/>
+          <w:sz w:val="19"/>
+          <w:szCs w:val="19"/>
+        </w:rPr>
+        <w:t xml:space="preserve">Security Hardening &amp; Mechanisms:  </w:t>
+      </w:r>
+      <w:r>
+        <w:rPr>
+          <w:rFonts w:ascii="Calibri" w:cs="Calibri" w:eastAsia="Calibri" w:hAnsi="Calibri"/>
+          <w:color w:val="222222"/>
+          <w:sz w:val="19"/>
+          <w:szCs w:val="19"/>
         </w:rPr>
         <w:t xml:space="preserve">SELinux, fapolicyd, USBGuard, firewalld, FIPS encryption, LUKS, BitLocker</w:t>
       </w:r>
     </w:p>
     <w:p>
       <w:pPr>
-        <w:spacing w:after="20" w:before="180"/>
-      </w:pPr>
-      <w:r>
-        <w:rPr>
-          <w:rFonts w:ascii="Calibri" w:cs="Calibri" w:eastAsia="Calibri" w:hAnsi="Calibri"/>
-          <w:b/>
-          <w:bCs/>
-          <w:color w:val="1F4E79"/>
-          <w:sz w:val="21"/>
-          <w:szCs w:val="21"/>
-        </w:rPr>
-        <w:t xml:space="preserve">Endpoint &amp; Vulnerability Management</w:t>
-      </w:r>
-    </w:p>
-    <w:p>
-      <w:pPr>
-        <w:spacing w:after="0" w:before="0"/>
-        <w:jc w:val="both"/>
-      </w:pPr>
-      <w:r>
-        <w:rPr>
-          <w:rFonts w:ascii="Calibri" w:cs="Calibri" w:eastAsia="Calibri" w:hAnsi="Calibri"/>
-          <w:color w:val="222222"/>
-          <w:sz w:val="20"/>
-          <w:szCs w:val="20"/>
+        <w:spacing w:after="22" w:before="22"/>
+      </w:pPr>
+      <w:r>
+        <w:rPr>
+          <w:rFonts w:ascii="Calibri" w:cs="Calibri" w:eastAsia="Calibri" w:hAnsi="Calibri"/>
+          <w:b/>
+          <w:bCs/>
+          <w:color w:val="1F4E79"/>
+          <w:sz w:val="19"/>
+          <w:szCs w:val="19"/>
+        </w:rPr>
+        <w:t xml:space="preserve">Endpoint &amp; Vulnerability Management:  </w:t>
+      </w:r>
+      <w:r>
+        <w:rPr>
+          <w:rFonts w:ascii="Calibri" w:cs="Calibri" w:eastAsia="Calibri" w:hAnsi="Calibri"/>
+          <w:color w:val="222222"/>
+          <w:sz w:val="19"/>
+          <w:szCs w:val="19"/>
         </w:rPr>
         <w:t xml:space="preserve">Trellix (formerly McAfee/HBSS ePO), ACAS and standalone Tenable Nessus</w:t>
       </w:r>
     </w:p>
     <w:p>
       <w:pPr>
-        <w:spacing w:after="20" w:before="180"/>
-      </w:pPr>
-      <w:r>
-        <w:rPr>
-          <w:rFonts w:ascii="Calibri" w:cs="Calibri" w:eastAsia="Calibri" w:hAnsi="Calibri"/>
-          <w:b/>
-          <w:bCs/>
-          <w:color w:val="1F4E79"/>
-          <w:sz w:val="21"/>
-          <w:szCs w:val="21"/>
-        </w:rPr>
-        <w:t xml:space="preserve">Scanning, Recon &amp; Traffic Analysis</w:t>
-      </w:r>
-    </w:p>
-    <w:p>
-      <w:pPr>
-        <w:spacing w:after="0" w:before="0"/>
-        <w:jc w:val="both"/>
-      </w:pPr>
-      <w:r>
-        <w:rPr>
-          <w:rFonts w:ascii="Calibri" w:cs="Calibri" w:eastAsia="Calibri" w:hAnsi="Calibri"/>
-          <w:color w:val="222222"/>
-          <w:sz w:val="20"/>
-          <w:szCs w:val="20"/>
+        <w:spacing w:after="22" w:before="22"/>
+      </w:pPr>
+      <w:r>
+        <w:rPr>
+          <w:rFonts w:ascii="Calibri" w:cs="Calibri" w:eastAsia="Calibri" w:hAnsi="Calibri"/>
+          <w:b/>
+          <w:bCs/>
+          <w:color w:val="1F4E79"/>
+          <w:sz w:val="19"/>
+          <w:szCs w:val="19"/>
+        </w:rPr>
+        <w:t xml:space="preserve">Scanning, Recon &amp; Traffic Analysis:  </w:t>
+      </w:r>
+      <w:r>
+        <w:rPr>
+          <w:rFonts w:ascii="Calibri" w:cs="Calibri" w:eastAsia="Calibri" w:hAnsi="Calibri"/>
+          <w:color w:val="222222"/>
+          <w:sz w:val="19"/>
+          <w:szCs w:val="19"/>
         </w:rPr>
         <w:t xml:space="preserve">Nmap, Wireshark, Suricata, Kali Linux</w:t>
       </w:r>
     </w:p>
     <w:p>
       <w:pPr>
-        <w:spacing w:after="20" w:before="180"/>
-      </w:pPr>
-      <w:r>
-        <w:rPr>
-          <w:rFonts w:ascii="Calibri" w:cs="Calibri" w:eastAsia="Calibri" w:hAnsi="Calibri"/>
-          <w:b/>
-          <w:bCs/>
-          <w:color w:val="1F4E79"/>
-          <w:sz w:val="21"/>
-          <w:szCs w:val="21"/>
-        </w:rPr>
-        <w:t xml:space="preserve">Monitoring &amp; Logging</w:t>
-      </w:r>
-    </w:p>
-    <w:p>
-      <w:pPr>
-        <w:spacing w:after="0" w:before="0"/>
-        <w:jc w:val="both"/>
-      </w:pPr>
-      <w:r>
-        <w:rPr>
-          <w:rFonts w:ascii="Calibri" w:cs="Calibri" w:eastAsia="Calibri" w:hAnsi="Calibri"/>
-          <w:color w:val="222222"/>
-          <w:sz w:val="20"/>
-          <w:szCs w:val="20"/>
+        <w:spacing w:after="22" w:before="22"/>
+      </w:pPr>
+      <w:r>
+        <w:rPr>
+          <w:rFonts w:ascii="Calibri" w:cs="Calibri" w:eastAsia="Calibri" w:hAnsi="Calibri"/>
+          <w:b/>
+          <w:bCs/>
+          <w:color w:val="1F4E79"/>
+          <w:sz w:val="19"/>
+          <w:szCs w:val="19"/>
+        </w:rPr>
+        <w:t xml:space="preserve">Monitoring &amp; Logging:  </w:t>
+      </w:r>
+      <w:r>
+        <w:rPr>
+          <w:rFonts w:ascii="Calibri" w:cs="Calibri" w:eastAsia="Calibri" w:hAnsi="Calibri"/>
+          <w:color w:val="222222"/>
+          <w:sz w:val="19"/>
+          <w:szCs w:val="19"/>
         </w:rPr>
         <w:t xml:space="preserve">Splunk, Zabbix, PRTG, syslog/rsyslog, SNMP, NetFlow, ntopng</w:t>
       </w:r>
     </w:p>
     <w:p>
       <w:pPr>
-        <w:spacing w:after="20" w:before="180"/>
-      </w:pPr>
-      <w:r>
-        <w:rPr>
-          <w:rFonts w:ascii="Calibri" w:cs="Calibri" w:eastAsia="Calibri" w:hAnsi="Calibri"/>
-          <w:b/>
-          <w:bCs/>
-          <w:color w:val="1F4E79"/>
-          <w:sz w:val="21"/>
-          <w:szCs w:val="21"/>
-        </w:rPr>
-        <w:t xml:space="preserve">Networking</w:t>
-      </w:r>
-    </w:p>
-    <w:p>
-      <w:pPr>
-        <w:spacing w:after="0" w:before="0"/>
-        <w:jc w:val="both"/>
-      </w:pPr>
-      <w:r>
-        <w:rPr>
-          <w:rFonts w:ascii="Calibri" w:cs="Calibri" w:eastAsia="Calibri" w:hAnsi="Calibri"/>
-          <w:color w:val="222222"/>
-          <w:sz w:val="20"/>
-          <w:szCs w:val="20"/>
+        <w:spacing w:after="22" w:before="22"/>
+      </w:pPr>
+      <w:r>
+        <w:rPr>
+          <w:rFonts w:ascii="Calibri" w:cs="Calibri" w:eastAsia="Calibri" w:hAnsi="Calibri"/>
+          <w:b/>
+          <w:bCs/>
+          <w:color w:val="1F4E79"/>
+          <w:sz w:val="19"/>
+          <w:szCs w:val="19"/>
+        </w:rPr>
+        <w:t xml:space="preserve">Networking:  </w:t>
+      </w:r>
+      <w:r>
+        <w:rPr>
+          <w:rFonts w:ascii="Calibri" w:cs="Calibri" w:eastAsia="Calibri" w:hAnsi="Calibri"/>
+          <w:color w:val="222222"/>
+          <w:sz w:val="19"/>
+          <w:szCs w:val="19"/>
         </w:rPr>
         <w:t xml:space="preserve">Cisco IOS, NX-OS, and Nexus switching; OPNsense</w:t>
       </w:r>
     </w:p>
     <w:p>
       <w:pPr>
-        <w:spacing w:after="20" w:before="180"/>
-      </w:pPr>
-      <w:r>
-        <w:rPr>
-          <w:rFonts w:ascii="Calibri" w:cs="Calibri" w:eastAsia="Calibri" w:hAnsi="Calibri"/>
-          <w:b/>
-          <w:bCs/>
-          <w:color w:val="1F4E79"/>
-          <w:sz w:val="21"/>
-          <w:szCs w:val="21"/>
-        </w:rPr>
-        <w:t xml:space="preserve">Infrastructure &amp; Authentication Services</w:t>
-      </w:r>
-    </w:p>
-    <w:p>
-      <w:pPr>
-        <w:spacing w:after="0" w:before="0"/>
-        <w:jc w:val="both"/>
-      </w:pPr>
-      <w:r>
-        <w:rPr>
-          <w:rFonts w:ascii="Calibri" w:cs="Calibri" w:eastAsia="Calibri" w:hAnsi="Calibri"/>
-          <w:color w:val="222222"/>
-          <w:sz w:val="20"/>
-          <w:szCs w:val="20"/>
+        <w:spacing w:after="22" w:before="22"/>
+      </w:pPr>
+      <w:r>
+        <w:rPr>
+          <w:rFonts w:ascii="Calibri" w:cs="Calibri" w:eastAsia="Calibri" w:hAnsi="Calibri"/>
+          <w:b/>
+          <w:bCs/>
+          <w:color w:val="1F4E79"/>
+          <w:sz w:val="19"/>
+          <w:szCs w:val="19"/>
+        </w:rPr>
+        <w:t xml:space="preserve">Infrastructure &amp; Authentication Services:  </w:t>
+      </w:r>
+      <w:r>
+        <w:rPr>
+          <w:rFonts w:ascii="Calibri" w:cs="Calibri" w:eastAsia="Calibri" w:hAnsi="Calibri"/>
+          <w:color w:val="222222"/>
+          <w:sz w:val="19"/>
+          <w:szCs w:val="19"/>
         </w:rPr>
         <w:t xml:space="preserve">BIND DNS and DNSSEC, Unbound, Postfix/SMTP, IMAP, Apache, Tomcat, WebSphere, Kerberos, Red Hat Identity Management (IdM, formerly IPA), SSSD, Active Directory and Group Policy, PKI and Smart Card Logon (SCL), CAC/PIV and YubiKey integration</w:t>
       </w:r>
     </w:p>
     <w:p>
       <w:pPr>
-        <w:spacing w:after="20" w:before="180"/>
-      </w:pPr>
-      <w:r>
-        <w:rPr>
-          <w:rFonts w:ascii="Calibri" w:cs="Calibri" w:eastAsia="Calibri" w:hAnsi="Calibri"/>
-          <w:b/>
-          <w:bCs/>
-          <w:color w:val="1F4E79"/>
-          <w:sz w:val="21"/>
-          <w:szCs w:val="21"/>
-        </w:rPr>
-        <w:t xml:space="preserve">Databases</w:t>
-      </w:r>
-    </w:p>
-    <w:p>
-      <w:pPr>
-        <w:spacing w:after="0" w:before="0"/>
-        <w:jc w:val="both"/>
-      </w:pPr>
-      <w:r>
-        <w:rPr>
-          <w:rFonts w:ascii="Calibri" w:cs="Calibri" w:eastAsia="Calibri" w:hAnsi="Calibri"/>
-          <w:color w:val="222222"/>
-          <w:sz w:val="20"/>
-          <w:szCs w:val="20"/>
+        <w:spacing w:after="22" w:before="22"/>
+      </w:pPr>
+      <w:r>
+        <w:rPr>
+          <w:rFonts w:ascii="Calibri" w:cs="Calibri" w:eastAsia="Calibri" w:hAnsi="Calibri"/>
+          <w:b/>
+          <w:bCs/>
+          <w:color w:val="1F4E79"/>
+          <w:sz w:val="19"/>
+          <w:szCs w:val="19"/>
+        </w:rPr>
+        <w:t xml:space="preserve">Databases:  </w:t>
+      </w:r>
+      <w:r>
+        <w:rPr>
+          <w:rFonts w:ascii="Calibri" w:cs="Calibri" w:eastAsia="Calibri" w:hAnsi="Calibri"/>
+          <w:color w:val="222222"/>
+          <w:sz w:val="19"/>
+          <w:szCs w:val="19"/>
         </w:rPr>
         <w:t xml:space="preserve">Oracle Database, IBM DB2, PostgreSQL, Amazon Aurora</w:t>
       </w:r>
     </w:p>
     <w:p>
       <w:pPr>
-        <w:spacing w:after="20" w:before="180"/>
-      </w:pPr>
-      <w:r>
-        <w:rPr>
-          <w:rFonts w:ascii="Calibri" w:cs="Calibri" w:eastAsia="Calibri" w:hAnsi="Calibri"/>
-          <w:b/>
-          <w:bCs/>
-          <w:color w:val="1F4E79"/>
-          <w:sz w:val="21"/>
-          <w:szCs w:val="21"/>
-        </w:rPr>
-        <w:t xml:space="preserve">Hardware</w:t>
-      </w:r>
-    </w:p>
-    <w:p>
-      <w:pPr>
-        <w:spacing w:after="0" w:before="0"/>
-        <w:jc w:val="both"/>
-      </w:pPr>
-      <w:r>
-        <w:rPr>
-          <w:rFonts w:ascii="Calibri" w:cs="Calibri" w:eastAsia="Calibri" w:hAnsi="Calibri"/>
-          <w:color w:val="222222"/>
-          <w:sz w:val="20"/>
-          <w:szCs w:val="20"/>
+        <w:spacing w:after="22" w:before="22"/>
+      </w:pPr>
+      <w:r>
+        <w:rPr>
+          <w:rFonts w:ascii="Calibri" w:cs="Calibri" w:eastAsia="Calibri" w:hAnsi="Calibri"/>
+          <w:b/>
+          <w:bCs/>
+          <w:color w:val="1F4E79"/>
+          <w:sz w:val="19"/>
+          <w:szCs w:val="19"/>
+        </w:rPr>
+        <w:t xml:space="preserve">Hardware:  </w:t>
+      </w:r>
+      <w:r>
+        <w:rPr>
+          <w:rFonts w:ascii="Calibri" w:cs="Calibri" w:eastAsia="Calibri" w:hAnsi="Calibri"/>
+          <w:color w:val="222222"/>
+          <w:sz w:val="19"/>
+          <w:szCs w:val="19"/>
         </w:rPr>
         <w:t xml:space="preserve">IBM POWER/Power Systems (System p/pSeries), Dell servers, Cisco UCS</w:t>
       </w:r>

--- a/john_blackmon_resume.docx
+++ b/john_blackmon_resume.docx
@@ -133,21 +133,6 @@
           <w:szCs w:val="20"/>
         </w:rPr>
         <w:t xml:space="preserve">My career history spans twenty-five years of designing, architecting, and implementing solutions across a wide range of platforms and environments, with twenty years of experience implementing Department of Defense (DoD) security policies for Navy, Army, and Military Health System (MHS) environments. My areas of particular expertise include virtualization, security, and automation. I have a proven track record of acquiring new skills by self-study and am routinely assigned to tasks where acquisition of a new skill set is necessary.</w:t>
-      </w:r>
-    </w:p>
-    <w:p>
-      <w:pPr>
-        <w:spacing w:after="40" w:before="40"/>
-        <w:jc w:val="both"/>
-      </w:pPr>
-      <w:r>
-        <w:rPr>
-          <w:rFonts w:ascii="Calibri" w:cs="Calibri" w:eastAsia="Calibri" w:hAnsi="Calibri"/>
-          <w:color w:val="222222"/>
-          <w:sz w:val="20"/>
-          <w:szCs w:val="20"/>
-        </w:rPr>
-        <w:t xml:space="preserve">I also have substantial experience guiding colleagues and leading teams, and working successfully with difficult customers and co-workers. I can keep my cool in stressful situations and I'm good at distilling problems or challenges down to identify the core issues and key next steps: figuring out where effort can be applied right now to move forward.</w:t>
       </w:r>
     </w:p>
     <w:p>

--- a/john_blackmon_resume.docx
+++ b/john_blackmon_resume.docx
@@ -132,7 +132,7 @@
           <w:sz w:val="20"/>
           <w:szCs w:val="20"/>
         </w:rPr>
-        <w:t xml:space="preserve">My career history spans twenty-five years of designing, architecting, and implementing solutions across a wide range of platforms and environments, with twenty years of experience implementing Department of Defense (DoD) security policies for Navy, Army, and Military Health System (MHS) environments. My areas of particular expertise include virtualization, security, and automation. I have a proven track record of acquiring new skills by self-study and am routinely assigned to tasks where acquisition of a new skill set is necessary.</w:t>
+        <w:t xml:space="preserve">My career history spans twenty-five years of designing, architecting, and implementing solutions across a wide range of platforms and environments, with twenty years of experience implementing Department of Defense (DoD) security policies for Navy, Army, and Military Health System (MHS) environments. I know how to tailor my approaches to people and organizations as needed. And I'm good at recognizing and resolving non-technical problems and impediments.</w:t>
       </w:r>
     </w:p>
     <w:p>
@@ -147,26 +147,26 @@
           <w:sz w:val="20"/>
           <w:szCs w:val="20"/>
         </w:rPr>
-        <w:t xml:space="preserve">Some highlights of my experience follow:</w:t>
-      </w:r>
-    </w:p>
-    <w:p>
-      <w:pPr>
-        <w:pStyle w:val="ListParagraph"/>
-        <w:numPr>
-          <w:ilvl w:val="0"/>
-          <w:numId w:val="2"/>
-        </w:numPr>
-        <w:spacing w:after="18" w:before="18"/>
-      </w:pPr>
-      <w:r>
-        <w:rPr>
-          <w:rFonts w:ascii="Calibri" w:cs="Calibri" w:eastAsia="Calibri" w:hAnsi="Calibri"/>
-          <w:color w:val="222222"/>
-          <w:sz w:val="20"/>
-          <w:szCs w:val="20"/>
-        </w:rPr>
-        <w:t xml:space="preserve">Designing an enterprise replication/failover system for a Continuity of Operations (COOP) site for the NEP-Oc application deployed at Fleet Numerical Meteorology and Oceanography Center (FNMOC)</w:t>
+        <w:t xml:space="preserve">A few examples of my experience or skills follow:</w:t>
+      </w:r>
+    </w:p>
+    <w:p>
+      <w:pPr>
+        <w:pStyle w:val="ListParagraph"/>
+        <w:numPr>
+          <w:ilvl w:val="0"/>
+          <w:numId w:val="2"/>
+        </w:numPr>
+        <w:spacing w:after="18" w:before="18"/>
+      </w:pPr>
+      <w:r>
+        <w:rPr>
+          <w:rFonts w:ascii="Calibri" w:cs="Calibri" w:eastAsia="Calibri" w:hAnsi="Calibri"/>
+          <w:color w:val="222222"/>
+          <w:sz w:val="20"/>
+          <w:szCs w:val="20"/>
+        </w:rPr>
+        <w:t xml:space="preserve">Designing and building the enterprise replication/failover system for the NEP-Oc application deployed at Fleet Numerical Meteorology and Oceanography Center (FNMOC). This required being the bridge between diametrically opposite agency cultures, who didn't want the project and didn't want to work together.</w:t>
       </w:r>
     </w:p>
     <w:p>
@@ -223,45 +223,7 @@
           <w:sz w:val="20"/>
           <w:szCs w:val="20"/>
         </w:rPr>
-        <w:t xml:space="preserve">Implementing public key infrastructure (PKI) in highly-secured environments</w:t>
-      </w:r>
-    </w:p>
-    <w:p>
-      <w:pPr>
-        <w:pStyle w:val="ListParagraph"/>
-        <w:numPr>
-          <w:ilvl w:val="0"/>
-          <w:numId w:val="2"/>
-        </w:numPr>
-        <w:spacing w:after="18" w:before="18"/>
-      </w:pPr>
-      <w:r>
-        <w:rPr>
-          <w:rFonts w:ascii="Calibri" w:cs="Calibri" w:eastAsia="Calibri" w:hAnsi="Calibri"/>
-          <w:color w:val="222222"/>
-          <w:sz w:val="20"/>
-          <w:szCs w:val="20"/>
-        </w:rPr>
-        <w:t xml:space="preserve">Writing and implementing Risk Management Framework (RMF) system security plans</w:t>
-      </w:r>
-    </w:p>
-    <w:p>
-      <w:pPr>
-        <w:pStyle w:val="ListParagraph"/>
-        <w:numPr>
-          <w:ilvl w:val="0"/>
-          <w:numId w:val="2"/>
-        </w:numPr>
-        <w:spacing w:after="18" w:before="18"/>
-      </w:pPr>
-      <w:r>
-        <w:rPr>
-          <w:rFonts w:ascii="Calibri" w:cs="Calibri" w:eastAsia="Calibri" w:hAnsi="Calibri"/>
-          <w:color w:val="222222"/>
-          <w:sz w:val="20"/>
-          <w:szCs w:val="20"/>
-        </w:rPr>
-        <w:t xml:space="preserve">Developing Infrastructure-as-Code (IaC) solutions in Terraform</w:t>
+        <w:t xml:space="preserve">Developing Infrastructure-as-Code (IaC) solutions in Terraform and Ansible</w:t>
       </w:r>
     </w:p>
     <w:p>

--- a/john_blackmon_resume.docx
+++ b/john_blackmon_resume.docx
@@ -132,7 +132,7 @@
           <w:sz w:val="20"/>
           <w:szCs w:val="20"/>
         </w:rPr>
-        <w:t xml:space="preserve">My career history spans twenty-five years of designing, architecting, and implementing solutions across a wide range of platforms and environments, with twenty years of experience implementing Department of Defense (DoD) security policies for Navy, Army, and Military Health System (MHS) environments. I know how to tailor my approaches to people and organizations as needed. And I'm good at recognizing and resolving non-technical problems and impediments.</w:t>
+        <w:t xml:space="preserve">My career history spans twenty-five years of designing, architecting, and implementing solutions across a wide range of platforms and environments, with twenty years of experience implementing Department of Defense (DoD) security policies for Navy, Army, and Military Health System (MHS) environments. My areas of particular expertise include virtualization, security, and automation. I have a proven track record of acquiring new skills by self-study and am routinely assigned to tasks where acquisition of a new skill set is necessary.</w:t>
       </w:r>
     </w:p>
     <w:p>
@@ -147,6 +147,21 @@
           <w:sz w:val="20"/>
           <w:szCs w:val="20"/>
         </w:rPr>
+        <w:t xml:space="preserve">I know how to tailor my approaches to people and organizations as needed. And I'm good at recognizing and resolving non-technical problems and impediments.</w:t>
+      </w:r>
+    </w:p>
+    <w:p>
+      <w:pPr>
+        <w:spacing w:after="40" w:before="40"/>
+        <w:jc w:val="both"/>
+      </w:pPr>
+      <w:r>
+        <w:rPr>
+          <w:rFonts w:ascii="Calibri" w:cs="Calibri" w:eastAsia="Calibri" w:hAnsi="Calibri"/>
+          <w:color w:val="222222"/>
+          <w:sz w:val="20"/>
+          <w:szCs w:val="20"/>
+        </w:rPr>
         <w:t xml:space="preserve">A few examples of my experience or skills follow:</w:t>
       </w:r>
     </w:p>
@@ -166,7 +181,7 @@
           <w:sz w:val="20"/>
           <w:szCs w:val="20"/>
         </w:rPr>
-        <w:t xml:space="preserve">Designing and building the enterprise replication/failover system for the NEP-Oc application deployed at Fleet Numerical Meteorology and Oceanography Center (FNMOC). This required being the bridge between diametrically opposite agency cultures, who didn't want the project and didn't want to work together.</w:t>
+        <w:t xml:space="preserve">Designing and building the enterprise replication/failover system for the NEP-Oc application deployed at Fleet Numerical Meteorology and Oceanography Center (FNMOC). This required being the bridge between agencies with diametrically opposed cultures, who didn't want the project and didn't want to work together.</w:t>
       </w:r>
     </w:p>
     <w:p>

--- a/john_blackmon_resume.docx
+++ b/john_blackmon_resume.docx
@@ -30,7 +30,7 @@
           <w:sz w:val="24"/>
           <w:szCs w:val="24"/>
         </w:rPr>
-        <w:t xml:space="preserve">Systems Engineer and Architect</w:t>
+        <w:t xml:space="preserve">Systems Engineer, Architect, and Administrator</w:t>
       </w:r>
     </w:p>
     <w:p>
@@ -1202,377 +1202,113 @@
           <w:sz w:val="24"/>
           <w:szCs w:val="24"/>
         </w:rPr>
-        <w:t xml:space="preserve">TECHNICAL SKILLS</w:t>
-      </w:r>
-    </w:p>
-    <w:p>
-      <w:pPr>
-        <w:spacing w:after="22" w:before="22"/>
-      </w:pPr>
-      <w:r>
-        <w:rPr>
-          <w:rFonts w:ascii="Calibri" w:cs="Calibri" w:eastAsia="Calibri" w:hAnsi="Calibri"/>
-          <w:b/>
-          <w:bCs/>
-          <w:color w:val="1F4E79"/>
-          <w:sz w:val="19"/>
-          <w:szCs w:val="19"/>
-        </w:rPr>
-        <w:t xml:space="preserve">Operating Systems:  </w:t>
-      </w:r>
-      <w:r>
-        <w:rPr>
-          <w:rFonts w:ascii="Calibri" w:cs="Calibri" w:eastAsia="Calibri" w:hAnsi="Calibri"/>
-          <w:color w:val="222222"/>
-          <w:sz w:val="19"/>
-          <w:szCs w:val="19"/>
-        </w:rPr>
-        <w:t xml:space="preserve">IBM AIX; Red Hat Enterprise Linux (RHEL) and its rebuilds/derivatives, including Oracle Linux (OL, UEK/RHCK), AlmaLinux, CentOS, and Fedora; Debian/Ubuntu; Kali Linux</w:t>
-      </w:r>
-    </w:p>
-    <w:p>
-      <w:pPr>
-        <w:spacing w:after="22" w:before="22"/>
-      </w:pPr>
-      <w:r>
-        <w:rPr>
-          <w:rFonts w:ascii="Calibri" w:cs="Calibri" w:eastAsia="Calibri" w:hAnsi="Calibri"/>
-          <w:b/>
-          <w:bCs/>
-          <w:color w:val="1F4E79"/>
-          <w:sz w:val="19"/>
-          <w:szCs w:val="19"/>
-        </w:rPr>
-        <w:t xml:space="preserve">Cloud:  </w:t>
-      </w:r>
-      <w:r>
-        <w:rPr>
-          <w:rFonts w:ascii="Calibri" w:cs="Calibri" w:eastAsia="Calibri" w:hAnsi="Calibri"/>
-          <w:color w:val="222222"/>
-          <w:sz w:val="19"/>
-          <w:szCs w:val="19"/>
-        </w:rPr>
-        <w:t xml:space="preserve">Amazon Web Services (AWS), including AWS GovCloud</w:t>
-      </w:r>
-    </w:p>
-    <w:p>
-      <w:pPr>
-        <w:spacing w:after="22" w:before="22"/>
-      </w:pPr>
-      <w:r>
-        <w:rPr>
-          <w:rFonts w:ascii="Calibri" w:cs="Calibri" w:eastAsia="Calibri" w:hAnsi="Calibri"/>
-          <w:b/>
-          <w:bCs/>
-          <w:color w:val="1F4E79"/>
-          <w:sz w:val="19"/>
-          <w:szCs w:val="19"/>
-        </w:rPr>
-        <w:t xml:space="preserve">Automation &amp; IaC:  </w:t>
-      </w:r>
-      <w:r>
-        <w:rPr>
-          <w:rFonts w:ascii="Calibri" w:cs="Calibri" w:eastAsia="Calibri" w:hAnsi="Calibri"/>
-          <w:color w:val="222222"/>
-          <w:sz w:val="19"/>
-          <w:szCs w:val="19"/>
-        </w:rPr>
-        <w:t xml:space="preserve">Ansible, Terraform, Bash and Korn shell scripting, Git</w:t>
-      </w:r>
-    </w:p>
-    <w:p>
-      <w:pPr>
-        <w:spacing w:after="22" w:before="22"/>
-      </w:pPr>
-      <w:r>
-        <w:rPr>
-          <w:rFonts w:ascii="Calibri" w:cs="Calibri" w:eastAsia="Calibri" w:hAnsi="Calibri"/>
-          <w:b/>
-          <w:bCs/>
-          <w:color w:val="1F4E79"/>
-          <w:sz w:val="19"/>
-          <w:szCs w:val="19"/>
-        </w:rPr>
-        <w:t xml:space="preserve">Virtualization, Orchestration &amp; Containers:  </w:t>
-      </w:r>
-      <w:r>
-        <w:rPr>
-          <w:rFonts w:ascii="Calibri" w:cs="Calibri" w:eastAsia="Calibri" w:hAnsi="Calibri"/>
-          <w:color w:val="222222"/>
-          <w:sz w:val="19"/>
-          <w:szCs w:val="19"/>
-        </w:rPr>
-        <w:t xml:space="preserve">VMware vSphere/ESXi, Proxmox VE, Microsoft Hyper-V, PowerVM and Virtual I/O Server (VIOS), Oracle VM (OVM) and Oracle Linux Virtualization Manager (OLVM), libvirt and other KVM/QEMU frameworks, Kubernetes, LXC, CSM/PSSP</w:t>
-      </w:r>
-    </w:p>
-    <w:p>
-      <w:pPr>
-        <w:spacing w:after="22" w:before="22"/>
-      </w:pPr>
-      <w:r>
-        <w:rPr>
-          <w:rFonts w:ascii="Calibri" w:cs="Calibri" w:eastAsia="Calibri" w:hAnsi="Calibri"/>
-          <w:b/>
-          <w:bCs/>
-          <w:color w:val="1F4E79"/>
-          <w:sz w:val="19"/>
-          <w:szCs w:val="19"/>
-        </w:rPr>
-        <w:t xml:space="preserve">Storage:  </w:t>
-      </w:r>
-      <w:r>
-        <w:rPr>
-          <w:rFonts w:ascii="Calibri" w:cs="Calibri" w:eastAsia="Calibri" w:hAnsi="Calibri"/>
-          <w:color w:val="222222"/>
-          <w:sz w:val="19"/>
-          <w:szCs w:val="19"/>
-        </w:rPr>
-        <w:t xml:space="preserve">Enterprise SAN/NAS, ZFS, TrueNAS SCALE and Core, NFS, SMB/CIFS, iSCSI</w:t>
-      </w:r>
-    </w:p>
-    <w:p>
-      <w:pPr>
-        <w:spacing w:after="22" w:before="22"/>
-      </w:pPr>
-      <w:r>
-        <w:rPr>
-          <w:rFonts w:ascii="Calibri" w:cs="Calibri" w:eastAsia="Calibri" w:hAnsi="Calibri"/>
-          <w:b/>
-          <w:bCs/>
-          <w:color w:val="1F4E79"/>
-          <w:sz w:val="19"/>
-          <w:szCs w:val="19"/>
-        </w:rPr>
-        <w:t xml:space="preserve">Security Frameworks &amp; Compliance:  </w:t>
-      </w:r>
-      <w:r>
-        <w:rPr>
-          <w:rFonts w:ascii="Calibri" w:cs="Calibri" w:eastAsia="Calibri" w:hAnsi="Calibri"/>
-          <w:color w:val="222222"/>
-          <w:sz w:val="19"/>
-          <w:szCs w:val="19"/>
-        </w:rPr>
-        <w:t xml:space="preserve">Risk Management Framework (RMF), NIST Cybersecurity Framework (CSF), DISA STIGs, SCAP/OpenSCAP, SCAP Security Guide (SSG)/ComplianceAsCode</w:t>
-      </w:r>
-    </w:p>
-    <w:p>
-      <w:pPr>
-        <w:spacing w:after="22" w:before="22"/>
-      </w:pPr>
-      <w:r>
-        <w:rPr>
-          <w:rFonts w:ascii="Calibri" w:cs="Calibri" w:eastAsia="Calibri" w:hAnsi="Calibri"/>
-          <w:b/>
-          <w:bCs/>
-          <w:color w:val="1F4E79"/>
-          <w:sz w:val="19"/>
-          <w:szCs w:val="19"/>
-        </w:rPr>
-        <w:t xml:space="preserve">Security Hardening &amp; Mechanisms:  </w:t>
-      </w:r>
-      <w:r>
-        <w:rPr>
-          <w:rFonts w:ascii="Calibri" w:cs="Calibri" w:eastAsia="Calibri" w:hAnsi="Calibri"/>
-          <w:color w:val="222222"/>
-          <w:sz w:val="19"/>
-          <w:szCs w:val="19"/>
-        </w:rPr>
-        <w:t xml:space="preserve">SELinux, fapolicyd, USBGuard, firewalld, FIPS encryption, LUKS, BitLocker</w:t>
-      </w:r>
-    </w:p>
-    <w:p>
-      <w:pPr>
-        <w:spacing w:after="22" w:before="22"/>
-      </w:pPr>
-      <w:r>
-        <w:rPr>
-          <w:rFonts w:ascii="Calibri" w:cs="Calibri" w:eastAsia="Calibri" w:hAnsi="Calibri"/>
-          <w:b/>
-          <w:bCs/>
-          <w:color w:val="1F4E79"/>
-          <w:sz w:val="19"/>
-          <w:szCs w:val="19"/>
-        </w:rPr>
-        <w:t xml:space="preserve">Endpoint &amp; Vulnerability Management:  </w:t>
-      </w:r>
-      <w:r>
-        <w:rPr>
-          <w:rFonts w:ascii="Calibri" w:cs="Calibri" w:eastAsia="Calibri" w:hAnsi="Calibri"/>
-          <w:color w:val="222222"/>
-          <w:sz w:val="19"/>
-          <w:szCs w:val="19"/>
-        </w:rPr>
-        <w:t xml:space="preserve">Trellix (formerly McAfee/HBSS ePO), ACAS and standalone Tenable Nessus</w:t>
-      </w:r>
-    </w:p>
-    <w:p>
-      <w:pPr>
-        <w:spacing w:after="22" w:before="22"/>
-      </w:pPr>
-      <w:r>
-        <w:rPr>
-          <w:rFonts w:ascii="Calibri" w:cs="Calibri" w:eastAsia="Calibri" w:hAnsi="Calibri"/>
-          <w:b/>
-          <w:bCs/>
-          <w:color w:val="1F4E79"/>
-          <w:sz w:val="19"/>
-          <w:szCs w:val="19"/>
-        </w:rPr>
-        <w:t xml:space="preserve">Scanning, Recon &amp; Traffic Analysis:  </w:t>
-      </w:r>
-      <w:r>
-        <w:rPr>
-          <w:rFonts w:ascii="Calibri" w:cs="Calibri" w:eastAsia="Calibri" w:hAnsi="Calibri"/>
-          <w:color w:val="222222"/>
-          <w:sz w:val="19"/>
-          <w:szCs w:val="19"/>
-        </w:rPr>
-        <w:t xml:space="preserve">Nmap, Wireshark, Suricata, Kali Linux</w:t>
-      </w:r>
-    </w:p>
-    <w:p>
-      <w:pPr>
-        <w:spacing w:after="22" w:before="22"/>
-      </w:pPr>
-      <w:r>
-        <w:rPr>
-          <w:rFonts w:ascii="Calibri" w:cs="Calibri" w:eastAsia="Calibri" w:hAnsi="Calibri"/>
-          <w:b/>
-          <w:bCs/>
-          <w:color w:val="1F4E79"/>
-          <w:sz w:val="19"/>
-          <w:szCs w:val="19"/>
-        </w:rPr>
-        <w:t xml:space="preserve">Monitoring &amp; Logging:  </w:t>
-      </w:r>
-      <w:r>
-        <w:rPr>
-          <w:rFonts w:ascii="Calibri" w:cs="Calibri" w:eastAsia="Calibri" w:hAnsi="Calibri"/>
-          <w:color w:val="222222"/>
-          <w:sz w:val="19"/>
-          <w:szCs w:val="19"/>
-        </w:rPr>
-        <w:t xml:space="preserve">Splunk, Zabbix, PRTG, syslog/rsyslog, SNMP, NetFlow, ntopng</w:t>
-      </w:r>
-    </w:p>
-    <w:p>
-      <w:pPr>
-        <w:spacing w:after="22" w:before="22"/>
-      </w:pPr>
-      <w:r>
-        <w:rPr>
-          <w:rFonts w:ascii="Calibri" w:cs="Calibri" w:eastAsia="Calibri" w:hAnsi="Calibri"/>
-          <w:b/>
-          <w:bCs/>
-          <w:color w:val="1F4E79"/>
-          <w:sz w:val="19"/>
-          <w:szCs w:val="19"/>
-        </w:rPr>
-        <w:t xml:space="preserve">Networking:  </w:t>
-      </w:r>
-      <w:r>
-        <w:rPr>
-          <w:rFonts w:ascii="Calibri" w:cs="Calibri" w:eastAsia="Calibri" w:hAnsi="Calibri"/>
-          <w:color w:val="222222"/>
-          <w:sz w:val="19"/>
-          <w:szCs w:val="19"/>
-        </w:rPr>
-        <w:t xml:space="preserve">Cisco IOS, NX-OS, and Nexus switching; OPNsense</w:t>
-      </w:r>
-    </w:p>
-    <w:p>
-      <w:pPr>
-        <w:spacing w:after="22" w:before="22"/>
-      </w:pPr>
-      <w:r>
-        <w:rPr>
-          <w:rFonts w:ascii="Calibri" w:cs="Calibri" w:eastAsia="Calibri" w:hAnsi="Calibri"/>
-          <w:b/>
-          <w:bCs/>
-          <w:color w:val="1F4E79"/>
-          <w:sz w:val="19"/>
-          <w:szCs w:val="19"/>
-        </w:rPr>
-        <w:t xml:space="preserve">Infrastructure &amp; Authentication Services:  </w:t>
-      </w:r>
-      <w:r>
-        <w:rPr>
-          <w:rFonts w:ascii="Calibri" w:cs="Calibri" w:eastAsia="Calibri" w:hAnsi="Calibri"/>
-          <w:color w:val="222222"/>
-          <w:sz w:val="19"/>
-          <w:szCs w:val="19"/>
-        </w:rPr>
-        <w:t xml:space="preserve">BIND DNS and DNSSEC, Unbound, Postfix/SMTP, IMAP, Apache, Tomcat, WebSphere, Kerberos, Red Hat Identity Management (IdM, formerly IPA), SSSD, Active Directory and Group Policy, PKI and Smart Card Logon (SCL), CAC/PIV and YubiKey integration</w:t>
-      </w:r>
-    </w:p>
-    <w:p>
-      <w:pPr>
-        <w:spacing w:after="22" w:before="22"/>
-      </w:pPr>
-      <w:r>
-        <w:rPr>
-          <w:rFonts w:ascii="Calibri" w:cs="Calibri" w:eastAsia="Calibri" w:hAnsi="Calibri"/>
-          <w:b/>
-          <w:bCs/>
-          <w:color w:val="1F4E79"/>
-          <w:sz w:val="19"/>
-          <w:szCs w:val="19"/>
-        </w:rPr>
-        <w:t xml:space="preserve">Databases:  </w:t>
-      </w:r>
-      <w:r>
-        <w:rPr>
-          <w:rFonts w:ascii="Calibri" w:cs="Calibri" w:eastAsia="Calibri" w:hAnsi="Calibri"/>
-          <w:color w:val="222222"/>
-          <w:sz w:val="19"/>
-          <w:szCs w:val="19"/>
-        </w:rPr>
-        <w:t xml:space="preserve">Oracle Database, IBM DB2, PostgreSQL, Amazon Aurora</w:t>
-      </w:r>
-    </w:p>
-    <w:p>
-      <w:pPr>
-        <w:spacing w:after="22" w:before="22"/>
-      </w:pPr>
-      <w:r>
-        <w:rPr>
-          <w:rFonts w:ascii="Calibri" w:cs="Calibri" w:eastAsia="Calibri" w:hAnsi="Calibri"/>
-          <w:b/>
-          <w:bCs/>
-          <w:color w:val="1F4E79"/>
-          <w:sz w:val="19"/>
-          <w:szCs w:val="19"/>
-        </w:rPr>
-        <w:t xml:space="preserve">Hardware:  </w:t>
-      </w:r>
-      <w:r>
-        <w:rPr>
-          <w:rFonts w:ascii="Calibri" w:cs="Calibri" w:eastAsia="Calibri" w:hAnsi="Calibri"/>
-          <w:color w:val="222222"/>
-          <w:sz w:val="19"/>
-          <w:szCs w:val="19"/>
-        </w:rPr>
-        <w:t xml:space="preserve">IBM POWER/Power Systems (System p/pSeries), Dell servers, Cisco UCS</w:t>
-      </w:r>
-    </w:p>
-    <w:p>
-      <w:pPr>
-        <w:pBdr>
-          <w:bottom w:val="single" w:color="2E75B6" w:sz="6" w:space="2"/>
-        </w:pBdr>
-        <w:spacing w:after="90" w:before="260"/>
-      </w:pPr>
-      <w:r>
-        <w:rPr>
-          <w:rFonts w:ascii="Calibri" w:cs="Calibri" w:eastAsia="Calibri" w:hAnsi="Calibri"/>
-          <w:b/>
-          <w:bCs/>
-          <w:color w:val="1F4E79"/>
-          <w:spacing w:val="20"/>
-          <w:sz w:val="24"/>
-          <w:szCs w:val="24"/>
-        </w:rPr>
-        <w:t xml:space="preserve">CERTIFICATIONS EARNED</w:t>
+        <w:t xml:space="preserve">CERTIFICATIONS</w:t>
+      </w:r>
+    </w:p>
+    <w:p>
+      <w:pPr>
+        <w:spacing w:after="40" w:before="40"/>
+        <w:jc w:val="both"/>
+      </w:pPr>
+      <w:r>
+        <w:rPr>
+          <w:rFonts w:ascii="Calibri" w:cs="Calibri" w:eastAsia="Calibri" w:hAnsi="Calibri"/>
+          <w:color w:val="222222"/>
+          <w:sz w:val="20"/>
+          <w:szCs w:val="20"/>
+        </w:rPr>
+        <w:t xml:space="preserve">These are current and actively maintained or do not expire.</w:t>
+      </w:r>
+    </w:p>
+    <w:p>
+      <w:pPr>
+        <w:pStyle w:val="ListParagraph"/>
+        <w:numPr>
+          <w:ilvl w:val="0"/>
+          <w:numId w:val="2"/>
+        </w:numPr>
+        <w:spacing w:after="18" w:before="18"/>
+      </w:pPr>
+      <w:r>
+        <w:rPr>
+          <w:rFonts w:ascii="Calibri" w:cs="Calibri" w:eastAsia="Calibri" w:hAnsi="Calibri"/>
+          <w:color w:val="222222"/>
+          <w:sz w:val="20"/>
+          <w:szCs w:val="20"/>
+        </w:rPr>
+        <w:t xml:space="preserve">IBM Certified Advanced Technical Expert (CATE), AIX</w:t>
+      </w:r>
+    </w:p>
+    <w:p>
+      <w:pPr>
+        <w:pStyle w:val="ListParagraph"/>
+        <w:numPr>
+          <w:ilvl w:val="0"/>
+          <w:numId w:val="2"/>
+        </w:numPr>
+        <w:spacing w:after="18" w:before="18"/>
+      </w:pPr>
+      <w:r>
+        <w:rPr>
+          <w:rFonts w:ascii="Calibri" w:cs="Calibri" w:eastAsia="Calibri" w:hAnsi="Calibri"/>
+          <w:color w:val="222222"/>
+          <w:sz w:val="20"/>
+          <w:szCs w:val="20"/>
+        </w:rPr>
+        <w:t xml:space="preserve">IBM AIX v7 Administrator Specialty</w:t>
+      </w:r>
+    </w:p>
+    <w:p>
+      <w:pPr>
+        <w:pStyle w:val="ListParagraph"/>
+        <w:numPr>
+          <w:ilvl w:val="0"/>
+          <w:numId w:val="2"/>
+        </w:numPr>
+        <w:spacing w:after="18" w:before="18"/>
+      </w:pPr>
+      <w:r>
+        <w:rPr>
+          <w:rFonts w:ascii="Calibri" w:cs="Calibri" w:eastAsia="Calibri" w:hAnsi="Calibri"/>
+          <w:color w:val="222222"/>
+          <w:sz w:val="20"/>
+          <w:szCs w:val="20"/>
+        </w:rPr>
+        <w:t xml:space="preserve">CompTIA SecurityX (formerly CASP) and CompTIA Security+ CE</w:t>
+      </w:r>
+    </w:p>
+    <w:p>
+      <w:pPr>
+        <w:pStyle w:val="ListParagraph"/>
+        <w:numPr>
+          <w:ilvl w:val="0"/>
+          <w:numId w:val="2"/>
+        </w:numPr>
+        <w:spacing w:after="18" w:before="18"/>
+      </w:pPr>
+      <w:r>
+        <w:rPr>
+          <w:rFonts w:ascii="Calibri" w:cs="Calibri" w:eastAsia="Calibri" w:hAnsi="Calibri"/>
+          <w:color w:val="222222"/>
+          <w:sz w:val="20"/>
+          <w:szCs w:val="20"/>
+        </w:rPr>
+        <w:t xml:space="preserve">CompTIA Linux+</w:t>
+      </w:r>
+    </w:p>
+    <w:p>
+      <w:pPr>
+        <w:spacing w:after="40" w:before="40"/>
+        <w:jc w:val="both"/>
+      </w:pPr>
+      <w:r>
+        <w:rPr>
+          <w:rFonts w:ascii="Calibri" w:cs="Calibri" w:eastAsia="Calibri" w:hAnsi="Calibri"/>
+          <w:color w:val="222222"/>
+          <w:sz w:val="20"/>
+          <w:szCs w:val="20"/>
+        </w:rPr>
+        <w:t xml:space="preserve">I've previously earned others on my own initiative outside of any particular employer or job requirements, either as official verification of skills or knowledge that I already possessed from my work experience, or simply to challenge myself or to satisfy my own curiosity.</w:t>
       </w:r>
     </w:p>
     <w:p>
@@ -1610,25 +1346,6 @@
           <w:sz w:val="20"/>
           <w:szCs w:val="20"/>
         </w:rPr>
-        <w:t xml:space="preserve">CompTIA SecurityX (formerly CASP) and CompTIA Security+ CE</w:t>
-      </w:r>
-    </w:p>
-    <w:p>
-      <w:pPr>
-        <w:pStyle w:val="ListParagraph"/>
-        <w:numPr>
-          <w:ilvl w:val="0"/>
-          <w:numId w:val="2"/>
-        </w:numPr>
-        <w:spacing w:after="18" w:before="18"/>
-      </w:pPr>
-      <w:r>
-        <w:rPr>
-          <w:rFonts w:ascii="Calibri" w:cs="Calibri" w:eastAsia="Calibri" w:hAnsi="Calibri"/>
-          <w:color w:val="222222"/>
-          <w:sz w:val="20"/>
-          <w:szCs w:val="20"/>
-        </w:rPr>
         <w:t xml:space="preserve">ISACA Certified Information Security Manager (CISM)</w:t>
       </w:r>
     </w:p>
@@ -1648,44 +1365,6 @@
           <w:sz w:val="20"/>
           <w:szCs w:val="20"/>
         </w:rPr>
-        <w:t xml:space="preserve">IBM Certified Advanced Technical Expert (CATE), AIX</w:t>
-      </w:r>
-    </w:p>
-    <w:p>
-      <w:pPr>
-        <w:pStyle w:val="ListParagraph"/>
-        <w:numPr>
-          <w:ilvl w:val="0"/>
-          <w:numId w:val="2"/>
-        </w:numPr>
-        <w:spacing w:after="18" w:before="18"/>
-      </w:pPr>
-      <w:r>
-        <w:rPr>
-          <w:rFonts w:ascii="Calibri" w:cs="Calibri" w:eastAsia="Calibri" w:hAnsi="Calibri"/>
-          <w:color w:val="222222"/>
-          <w:sz w:val="20"/>
-          <w:szCs w:val="20"/>
-        </w:rPr>
-        <w:t xml:space="preserve">IBM AIX v7 Administrator Specialty</w:t>
-      </w:r>
-    </w:p>
-    <w:p>
-      <w:pPr>
-        <w:pStyle w:val="ListParagraph"/>
-        <w:numPr>
-          <w:ilvl w:val="0"/>
-          <w:numId w:val="2"/>
-        </w:numPr>
-        <w:spacing w:after="18" w:before="18"/>
-      </w:pPr>
-      <w:r>
-        <w:rPr>
-          <w:rFonts w:ascii="Calibri" w:cs="Calibri" w:eastAsia="Calibri" w:hAnsi="Calibri"/>
-          <w:color w:val="222222"/>
-          <w:sz w:val="20"/>
-          <w:szCs w:val="20"/>
-        </w:rPr>
         <w:t xml:space="preserve">AWS Certified SysOps Administrator (Associate)</w:t>
       </w:r>
     </w:p>
@@ -1725,25 +1404,6 @@
           <w:szCs w:val="20"/>
         </w:rPr>
         <w:t xml:space="preserve">Cisco Certified Network Associate (CCNA), Routing and Switching</w:t>
-      </w:r>
-    </w:p>
-    <w:p>
-      <w:pPr>
-        <w:pStyle w:val="ListParagraph"/>
-        <w:numPr>
-          <w:ilvl w:val="0"/>
-          <w:numId w:val="2"/>
-        </w:numPr>
-        <w:spacing w:after="18" w:before="18"/>
-      </w:pPr>
-      <w:r>
-        <w:rPr>
-          <w:rFonts w:ascii="Calibri" w:cs="Calibri" w:eastAsia="Calibri" w:hAnsi="Calibri"/>
-          <w:color w:val="222222"/>
-          <w:sz w:val="20"/>
-          <w:szCs w:val="20"/>
-        </w:rPr>
-        <w:t xml:space="preserve">CompTIA Linux+</w:t>
       </w:r>
     </w:p>
     <w:sectPr>

--- a/john_blackmon_resume.docx
+++ b/john_blackmon_resume.docx
@@ -1404,6 +1404,77 @@
           <w:szCs w:val="20"/>
         </w:rPr>
         <w:t xml:space="preserve">Cisco Certified Network Associate (CCNA), Routing and Switching</w:t>
+      </w:r>
+    </w:p>
+    <w:p>
+      <w:pPr>
+        <w:pBdr>
+          <w:bottom w:val="single" w:color="2E75B6" w:sz="6" w:space="2"/>
+        </w:pBdr>
+        <w:spacing w:after="90" w:before="260"/>
+      </w:pPr>
+      <w:r>
+        <w:rPr>
+          <w:rFonts w:ascii="Calibri" w:cs="Calibri" w:eastAsia="Calibri" w:hAnsi="Calibri"/>
+          <w:b/>
+          <w:bCs/>
+          <w:color w:val="1F4E79"/>
+          <w:spacing w:val="20"/>
+          <w:sz w:val="24"/>
+          <w:szCs w:val="24"/>
+        </w:rPr>
+        <w:t xml:space="preserve">EDUCATION</w:t>
+      </w:r>
+    </w:p>
+    <w:p>
+      <w:pPr>
+        <w:spacing w:after="0" w:before="320"/>
+      </w:pPr>
+      <w:r>
+        <w:rPr>
+          <w:rFonts w:ascii="Calibri" w:cs="Calibri" w:eastAsia="Calibri" w:hAnsi="Calibri"/>
+          <w:b/>
+          <w:bCs/>
+          <w:color w:val="1F4E79"/>
+          <w:sz w:val="22"/>
+          <w:szCs w:val="22"/>
+        </w:rPr>
+        <w:t xml:space="preserve">University of Mississippi - Oxford, MS (Fall 1998 - Spring 2001)</w:t>
+      </w:r>
+    </w:p>
+    <w:p>
+      <w:pPr>
+        <w:spacing w:after="0" w:before="40"/>
+      </w:pPr>
+      <w:r>
+        <w:rPr>
+          <w:rFonts w:ascii="Calibri" w:cs="Calibri" w:eastAsia="Calibri" w:hAnsi="Calibri"/>
+          <w:b/>
+          <w:bCs/>
+          <w:color w:val="222222"/>
+          <w:sz w:val="22"/>
+          <w:szCs w:val="22"/>
+        </w:rPr>
+        <w:t xml:space="preserve">Undergraduate Coursework toward B.S. in Biology (Pre-Medicine) - No Degree Conferred</w:t>
+      </w:r>
+    </w:p>
+    <w:p>
+      <w:pPr>
+        <w:pStyle w:val="ListParagraph"/>
+        <w:numPr>
+          <w:ilvl w:val="0"/>
+          <w:numId w:val="2"/>
+        </w:numPr>
+        <w:spacing w:after="18" w:before="18"/>
+      </w:pPr>
+      <w:r>
+        <w:rPr>
+          <w:rFonts w:ascii="Calibri" w:cs="Calibri" w:eastAsia="Calibri" w:hAnsi="Calibri"/>
+          <w:color w:val="222222"/>
+          <w:sz w:val="20"/>
+          <w:szCs w:val="20"/>
+        </w:rPr>
+        <w:t xml:space="preserve">Attended on the Frederic A. P. Barnard Scholarship, the university's highest academic scholarship, as part of a full merit-based award covering the complete cost of attendance.</w:t>
       </w:r>
     </w:p>
     <w:sectPr>

--- a/john_blackmon_resume.docx
+++ b/john_blackmon_resume.docx
@@ -147,21 +147,6 @@
           <w:sz w:val="20"/>
           <w:szCs w:val="20"/>
         </w:rPr>
-        <w:t xml:space="preserve">I know how to tailor my approaches to people and organizations as needed. And I'm good at recognizing and resolving non-technical problems and impediments.</w:t>
-      </w:r>
-    </w:p>
-    <w:p>
-      <w:pPr>
-        <w:spacing w:after="40" w:before="40"/>
-        <w:jc w:val="both"/>
-      </w:pPr>
-      <w:r>
-        <w:rPr>
-          <w:rFonts w:ascii="Calibri" w:cs="Calibri" w:eastAsia="Calibri" w:hAnsi="Calibri"/>
-          <w:color w:val="222222"/>
-          <w:sz w:val="20"/>
-          <w:szCs w:val="20"/>
-        </w:rPr>
         <w:t xml:space="preserve">A few examples of my experience or skills follow:</w:t>
       </w:r>
     </w:p>
@@ -181,7 +166,7 @@
           <w:sz w:val="20"/>
           <w:szCs w:val="20"/>
         </w:rPr>
-        <w:t xml:space="preserve">Designing and building the enterprise replication/failover system for the NEP-Oc application deployed at Fleet Numerical Meteorology and Oceanography Center (FNMOC). This required being the bridge between agencies with diametrically opposed cultures, who didn't want the project and didn't want to work together.</w:t>
+        <w:t xml:space="preserve">Designing and building the enterprise replication/failover system for the NEP-Oc application deployed at Fleet Numerical Meteorology and Oceanography Center (FNMOC)</w:t>
       </w:r>
     </w:p>
     <w:p>

--- a/john_blackmon_resume.docx
+++ b/john_blackmon_resume.docx
@@ -259,7 +259,7 @@
           <w:sz w:val="22"/>
           <w:szCs w:val="22"/>
         </w:rPr>
-        <w:t xml:space="preserve">Leidos - Stennis Space Center, MS (March 2024 - Present)</w:t>
+        <w:t xml:space="preserve">Leidos - Stennis Space Center, MS (March 2024 - July 2026)</w:t>
       </w:r>
     </w:p>
     <w:p>

--- a/john_blackmon_resume.docx
+++ b/john_blackmon_resume.docx
@@ -900,7 +900,7 @@
           <w:sz w:val="22"/>
           <w:szCs w:val="22"/>
         </w:rPr>
-        <w:t xml:space="preserve">Owner and Chief Executive Officer</w:t>
+        <w:t xml:space="preserve">Owner / Principal Consultant</w:t>
       </w:r>
     </w:p>
     <w:p>

--- a/john_blackmon_resume.docx
+++ b/john_blackmon_resume.docx
@@ -1460,6 +1460,41 @@
           <w:szCs w:val="20"/>
         </w:rPr>
         <w:t xml:space="preserve">Attended on the Frederic A. P. Barnard Scholarship, the university's highest academic scholarship, as part of a full merit-based award covering the complete cost of attendance.</w:t>
+      </w:r>
+    </w:p>
+    <w:p>
+      <w:pPr>
+        <w:pBdr>
+          <w:bottom w:val="single" w:color="2E75B6" w:sz="6" w:space="2"/>
+        </w:pBdr>
+        <w:spacing w:after="60" w:before="160"/>
+      </w:pPr>
+      <w:r>
+        <w:rPr>
+          <w:rFonts w:ascii="Calibri" w:cs="Calibri" w:eastAsia="Calibri" w:hAnsi="Calibri"/>
+          <w:b/>
+          <w:bCs/>
+          <w:color w:val="1F4E79"/>
+          <w:spacing w:val="20"/>
+          <w:sz w:val="24"/>
+          <w:szCs w:val="24"/>
+        </w:rPr>
+        <w:t xml:space="preserve">HOBBIES AND INTERESTS</w:t>
+      </w:r>
+    </w:p>
+    <w:p>
+      <w:pPr>
+        <w:spacing w:after="20" w:before="20"/>
+        <w:jc w:val="both"/>
+      </w:pPr>
+      <w:r>
+        <w:rPr>
+          <w:rFonts w:ascii="Calibri" w:cs="Calibri" w:eastAsia="Calibri" w:hAnsi="Calibri"/>
+          <w:color w:val="222222"/>
+          <w:sz w:val="20"/>
+          <w:szCs w:val="20"/>
+        </w:rPr>
+        <w:t xml:space="preserve">I am teaching myself lockpicking.</w:t>
       </w:r>
     </w:p>
     <w:sectPr>

--- a/john_blackmon_resume.docx
+++ b/john_blackmon_resume.docx
@@ -248,7 +248,7 @@
     </w:p>
     <w:p>
       <w:pPr>
-        <w:spacing w:after="0" w:before="320"/>
+        <w:spacing w:after="0" w:before="40"/>
       </w:pPr>
       <w:r>
         <w:rPr>
@@ -1283,7 +1283,7 @@
     </w:p>
     <w:p>
       <w:pPr>
-        <w:spacing w:after="40" w:before="40"/>
+        <w:spacing w:after="40" w:before="160"/>
         <w:jc w:val="both"/>
       </w:pPr>
       <w:r>
@@ -1413,7 +1413,7 @@
     </w:p>
     <w:p>
       <w:pPr>
-        <w:spacing w:after="0" w:before="320"/>
+        <w:spacing w:after="0" w:before="40"/>
       </w:pPr>
       <w:r>
         <w:rPr>
@@ -1467,7 +1467,7 @@
         <w:pBdr>
           <w:bottom w:val="single" w:color="2E75B6" w:sz="6" w:space="2"/>
         </w:pBdr>
-        <w:spacing w:after="60" w:before="160"/>
+        <w:spacing w:after="60" w:before="260"/>
       </w:pPr>
       <w:r>
         <w:rPr>

--- a/john_blackmon_resume.docx
+++ b/john_blackmon_resume.docx
@@ -185,6 +185,25 @@
           <w:sz w:val="20"/>
           <w:szCs w:val="20"/>
         </w:rPr>
+        <w:t xml:space="preserve">Managing the full application stack of the DHSS ESSENCE medical surveillance application, used by the CDC during the 2009 swine flu pandemic</w:t>
+      </w:r>
+    </w:p>
+    <w:p>
+      <w:pPr>
+        <w:pStyle w:val="ListParagraph"/>
+        <w:numPr>
+          <w:ilvl w:val="0"/>
+          <w:numId w:val="2"/>
+        </w:numPr>
+        <w:spacing w:after="18" w:before="18"/>
+      </w:pPr>
+      <w:r>
+        <w:rPr>
+          <w:rFonts w:ascii="Calibri" w:cs="Calibri" w:eastAsia="Calibri" w:hAnsi="Calibri"/>
+          <w:color w:val="222222"/>
+          <w:sz w:val="20"/>
+          <w:szCs w:val="20"/>
+        </w:rPr>
         <w:t xml:space="preserve">Architecting, building, deploying, and maintaining infrastructure and applications in AWS, DISA Defense Enterprise Computing Centers (DECCs), and naval oceanography environments</w:t>
       </w:r>
     </w:p>
@@ -970,26 +989,26 @@
           <w:sz w:val="20"/>
           <w:szCs w:val="20"/>
         </w:rPr>
-        <w:t xml:space="preserve">Acted as lead engineer for the Defense Health Services Systems (DHSS) ESSENCE medical surveillance application for the Military Health System (MHS).</w:t>
-      </w:r>
-    </w:p>
-    <w:p>
-      <w:pPr>
-        <w:pStyle w:val="ListParagraph"/>
-        <w:numPr>
-          <w:ilvl w:val="0"/>
-          <w:numId w:val="2"/>
-        </w:numPr>
-        <w:spacing w:after="18" w:before="18"/>
-      </w:pPr>
-      <w:r>
-        <w:rPr>
-          <w:rFonts w:ascii="Calibri" w:cs="Calibri" w:eastAsia="Calibri" w:hAnsi="Calibri"/>
-          <w:color w:val="222222"/>
-          <w:sz w:val="20"/>
-          <w:szCs w:val="20"/>
-        </w:rPr>
-        <w:t xml:space="preserve">Managed WebSphere Application Server (WAS), IBM HTTP Server, Cognos 8 BI and ReportNet (CRN), and ESRI ArcIMS/ArcGIS, all on AIX V5.2/V5.3 on System p.</w:t>
+        <w:t xml:space="preserve">Acted as lead engineer for the Defense Health Services Systems (DHSS) ESSENCE medical surveillance application for the Military Health System (MHS), which was used by CDC during the 2009 swine flu pandemic.</w:t>
+      </w:r>
+    </w:p>
+    <w:p>
+      <w:pPr>
+        <w:pStyle w:val="ListParagraph"/>
+        <w:numPr>
+          <w:ilvl w:val="0"/>
+          <w:numId w:val="2"/>
+        </w:numPr>
+        <w:spacing w:after="18" w:before="18"/>
+      </w:pPr>
+      <w:r>
+        <w:rPr>
+          <w:rFonts w:ascii="Calibri" w:cs="Calibri" w:eastAsia="Calibri" w:hAnsi="Calibri"/>
+          <w:color w:val="222222"/>
+          <w:sz w:val="20"/>
+          <w:szCs w:val="20"/>
+        </w:rPr>
+        <w:t xml:space="preserve">Managed the full application stack: WebSphere Application Server (WAS), IBM HTTP Server, Cognos 8 BI and ReportNet (CRN), and ESRI ArcIMS/ArcGIS, all on AIX V5.2/V5.3 on System p.</w:t>
       </w:r>
     </w:p>
     <w:p>

--- a/john_blackmon_resume.docx
+++ b/john_blackmon_resume.docx
@@ -132,7 +132,7 @@
           <w:sz w:val="20"/>
           <w:szCs w:val="20"/>
         </w:rPr>
-        <w:t xml:space="preserve">My career history spans twenty-five years of designing, architecting, and implementing solutions across a wide range of platforms and environments, with twenty years of experience implementing Department of Defense (DoD) security policies for Navy, Army, and Military Health System (MHS) environments. My areas of particular expertise include virtualization, security, and automation. I have a proven track record of acquiring new skills by self-study and am routinely assigned to tasks where acquisition of a new skill set is necessary.</w:t>
+        <w:t xml:space="preserve">My career history spans twenty-five years of building resilience and security into the design, architecture, and implementation of solutions across a wide range of platforms and environments, including twenty years in Department of Defense (DoD) and other secured environments. My areas of particular expertise include virtualization, security, and automation. I have a proven track record of acquiring new skills by self-study and am routinely assigned to tasks where acquisition of a new skill set is necessary.</w:t>
       </w:r>
     </w:p>
     <w:p>
@@ -185,64 +185,45 @@
           <w:sz w:val="20"/>
           <w:szCs w:val="20"/>
         </w:rPr>
-        <w:t xml:space="preserve">Managing the full application stack of the DHSS ESSENCE medical surveillance application, used by the CDC during the 2009 swine flu pandemic</w:t>
-      </w:r>
-    </w:p>
-    <w:p>
-      <w:pPr>
-        <w:pStyle w:val="ListParagraph"/>
-        <w:numPr>
-          <w:ilvl w:val="0"/>
-          <w:numId w:val="2"/>
-        </w:numPr>
-        <w:spacing w:after="18" w:before="18"/>
-      </w:pPr>
-      <w:r>
-        <w:rPr>
-          <w:rFonts w:ascii="Calibri" w:cs="Calibri" w:eastAsia="Calibri" w:hAnsi="Calibri"/>
-          <w:color w:val="222222"/>
-          <w:sz w:val="20"/>
-          <w:szCs w:val="20"/>
-        </w:rPr>
-        <w:t xml:space="preserve">Architecting, building, deploying, and maintaining infrastructure and applications in AWS, DISA Defense Enterprise Computing Centers (DECCs), and naval oceanography environments</w:t>
-      </w:r>
-    </w:p>
-    <w:p>
-      <w:pPr>
-        <w:pStyle w:val="ListParagraph"/>
-        <w:numPr>
-          <w:ilvl w:val="0"/>
-          <w:numId w:val="2"/>
-        </w:numPr>
-        <w:spacing w:after="18" w:before="18"/>
-      </w:pPr>
-      <w:r>
-        <w:rPr>
-          <w:rFonts w:ascii="Calibri" w:cs="Calibri" w:eastAsia="Calibri" w:hAnsi="Calibri"/>
-          <w:color w:val="222222"/>
-          <w:sz w:val="20"/>
-          <w:szCs w:val="20"/>
-        </w:rPr>
-        <w:t xml:space="preserve">Automating security policy implementation and configuration with Ansible, SCAP, shell scripts, and Group Policy Objects (GPOs)</w:t>
-      </w:r>
-    </w:p>
-    <w:p>
-      <w:pPr>
-        <w:pStyle w:val="ListParagraph"/>
-        <w:numPr>
-          <w:ilvl w:val="0"/>
-          <w:numId w:val="2"/>
-        </w:numPr>
-        <w:spacing w:after="18" w:before="18"/>
-      </w:pPr>
-      <w:r>
-        <w:rPr>
-          <w:rFonts w:ascii="Calibri" w:cs="Calibri" w:eastAsia="Calibri" w:hAnsi="Calibri"/>
-          <w:color w:val="222222"/>
-          <w:sz w:val="20"/>
-          <w:szCs w:val="20"/>
-        </w:rPr>
-        <w:t xml:space="preserve">Developing Infrastructure-as-Code (IaC) solutions in Terraform and Ansible</w:t>
+        <w:t xml:space="preserve">Managing the full application stack of the DHSS ESSENCE medical surveillance system, used by the CDC during the 2009 swine flu pandemic</w:t>
+      </w:r>
+    </w:p>
+    <w:p>
+      <w:pPr>
+        <w:pStyle w:val="ListParagraph"/>
+        <w:numPr>
+          <w:ilvl w:val="0"/>
+          <w:numId w:val="2"/>
+        </w:numPr>
+        <w:spacing w:after="18" w:before="18"/>
+      </w:pPr>
+      <w:r>
+        <w:rPr>
+          <w:rFonts w:ascii="Calibri" w:cs="Calibri" w:eastAsia="Calibri" w:hAnsi="Calibri"/>
+          <w:color w:val="222222"/>
+          <w:sz w:val="20"/>
+          <w:szCs w:val="20"/>
+        </w:rPr>
+        <w:t xml:space="preserve">Architecting, building, deploying, and maintaining infrastructure and applications in AWS, DISA Defense Enterprise Computing Centers (DECCs), and naval oceanography environments with Terraform and Ansible</w:t>
+      </w:r>
+    </w:p>
+    <w:p>
+      <w:pPr>
+        <w:pStyle w:val="ListParagraph"/>
+        <w:numPr>
+          <w:ilvl w:val="0"/>
+          <w:numId w:val="2"/>
+        </w:numPr>
+        <w:spacing w:after="18" w:before="18"/>
+      </w:pPr>
+      <w:r>
+        <w:rPr>
+          <w:rFonts w:ascii="Calibri" w:cs="Calibri" w:eastAsia="Calibri" w:hAnsi="Calibri"/>
+          <w:color w:val="222222"/>
+          <w:sz w:val="20"/>
+          <w:szCs w:val="20"/>
+        </w:rPr>
+        <w:t xml:space="preserve">Automating security policy implementation and configuration with Ansible, SCAP, and shell scripts</w:t>
       </w:r>
     </w:p>
     <w:p>
@@ -313,7 +294,45 @@
           <w:sz w:val="20"/>
           <w:szCs w:val="20"/>
         </w:rPr>
-        <w:t xml:space="preserve">Served as Linux team lead/SME for the Navy Defense Supercomputing Resource Center (DSRC), the largest and only operationally used DoD high-performance computing (HPC) center and provider of the fleet forecast globally.</w:t>
+        <w:t xml:space="preserve">Linux team lead/SME for the Navy Defense Supercomputing Resource Center (DSRC), the largest and only operationally used DoD high-performance computing (HPC) center and provider of the fleet forecast globally.</w:t>
+      </w:r>
+    </w:p>
+    <w:p>
+      <w:pPr>
+        <w:pStyle w:val="ListParagraph"/>
+        <w:numPr>
+          <w:ilvl w:val="0"/>
+          <w:numId w:val="2"/>
+        </w:numPr>
+        <w:spacing w:after="18" w:before="18"/>
+      </w:pPr>
+      <w:r>
+        <w:rPr>
+          <w:rFonts w:ascii="Calibri" w:cs="Calibri" w:eastAsia="Calibri" w:hAnsi="Calibri"/>
+          <w:color w:val="222222"/>
+          <w:sz w:val="20"/>
+          <w:szCs w:val="20"/>
+        </w:rPr>
+        <w:t xml:space="preserve">Led successful migration and deployment from Red Hat Enterprise Linux (RHEL) 7 to RHEL 8, including a complete rearchitecture and replacement of the SDREN virtualization infrastructure with clustered VM host systems, as well as staged migration of IPA/IdM and BIND DNS on an air-gapped, disconnected network.</w:t>
+      </w:r>
+    </w:p>
+    <w:p>
+      <w:pPr>
+        <w:pStyle w:val="ListParagraph"/>
+        <w:numPr>
+          <w:ilvl w:val="0"/>
+          <w:numId w:val="2"/>
+        </w:numPr>
+        <w:spacing w:after="18" w:before="18"/>
+      </w:pPr>
+      <w:r>
+        <w:rPr>
+          <w:rFonts w:ascii="Calibri" w:cs="Calibri" w:eastAsia="Calibri" w:hAnsi="Calibri"/>
+          <w:color w:val="222222"/>
+          <w:sz w:val="20"/>
+          <w:szCs w:val="20"/>
+        </w:rPr>
+        <w:t xml:space="preserve">Built and deployed tools for enhanced compliance auditing and remediation.</w:t>
       </w:r>
     </w:p>
     <w:p>
@@ -351,83 +370,7 @@
           <w:sz w:val="20"/>
           <w:szCs w:val="20"/>
         </w:rPr>
-        <w:t xml:space="preserve">Led migration and deployment from Red Hat Enterprise Linux (RHEL) 7 to RHEL 8, including a complete rearchitecture and replacement of the SDREN virtualization infrastructure with clustered VM host systems, as well as staged migration of IPA/IdM and BIND DNS on an air-gapped, disconnected network.</w:t>
-      </w:r>
-    </w:p>
-    <w:p>
-      <w:pPr>
-        <w:pStyle w:val="ListParagraph"/>
-        <w:numPr>
-          <w:ilvl w:val="0"/>
-          <w:numId w:val="2"/>
-        </w:numPr>
-        <w:spacing w:after="18" w:before="18"/>
-      </w:pPr>
-      <w:r>
-        <w:rPr>
-          <w:rFonts w:ascii="Calibri" w:cs="Calibri" w:eastAsia="Calibri" w:hAnsi="Calibri"/>
-          <w:color w:val="222222"/>
-          <w:sz w:val="20"/>
-          <w:szCs w:val="20"/>
-        </w:rPr>
         <w:t xml:space="preserve">Administered and maintained the enterprise Satellite server and developed custom integration of OpenSCAP profiles with Kickstart.</w:t>
-      </w:r>
-    </w:p>
-    <w:p>
-      <w:pPr>
-        <w:pStyle w:val="ListParagraph"/>
-        <w:numPr>
-          <w:ilvl w:val="0"/>
-          <w:numId w:val="2"/>
-        </w:numPr>
-        <w:spacing w:after="18" w:before="18"/>
-      </w:pPr>
-      <w:r>
-        <w:rPr>
-          <w:rFonts w:ascii="Calibri" w:cs="Calibri" w:eastAsia="Calibri" w:hAnsi="Calibri"/>
-          <w:color w:val="222222"/>
-          <w:sz w:val="20"/>
-          <w:szCs w:val="20"/>
-        </w:rPr>
-        <w:t xml:space="preserve">Built a new Oracle Linux Virtualization Manager (OLVM) setup and the associated Oracle Linux (OL) 8 VMs to replace a legacy OVM/OL 7 cluster.</w:t>
-      </w:r>
-    </w:p>
-    <w:p>
-      <w:pPr>
-        <w:pStyle w:val="ListParagraph"/>
-        <w:numPr>
-          <w:ilvl w:val="0"/>
-          <w:numId w:val="2"/>
-        </w:numPr>
-        <w:spacing w:after="18" w:before="18"/>
-      </w:pPr>
-      <w:r>
-        <w:rPr>
-          <w:rFonts w:ascii="Calibri" w:cs="Calibri" w:eastAsia="Calibri" w:hAnsi="Calibri"/>
-          <w:color w:val="222222"/>
-          <w:sz w:val="20"/>
-          <w:szCs w:val="20"/>
-        </w:rPr>
-        <w:t xml:space="preserve">Managed Ansible code repository for automation of all new system deployments and ongoing administration and maintenance, and exploited available but previously unused capabilities in existing products (e.g., SCAP automation in Satellite) to reduce time/labor associated with disjointed custom handling.</w:t>
-      </w:r>
-    </w:p>
-    <w:p>
-      <w:pPr>
-        <w:pStyle w:val="ListParagraph"/>
-        <w:numPr>
-          <w:ilvl w:val="0"/>
-          <w:numId w:val="2"/>
-        </w:numPr>
-        <w:spacing w:after="18" w:before="18"/>
-      </w:pPr>
-      <w:r>
-        <w:rPr>
-          <w:rFonts w:ascii="Calibri" w:cs="Calibri" w:eastAsia="Calibri" w:hAnsi="Calibri"/>
-          <w:color w:val="222222"/>
-          <w:sz w:val="20"/>
-          <w:szCs w:val="20"/>
-        </w:rPr>
-        <w:t xml:space="preserve">Built and deployed SCAP Security Guide (SSG)/ComplianceAsCode and SCAP Compliance Checker (SCC).</w:t>
       </w:r>
     </w:p>
     <w:p>
@@ -478,7 +421,7 @@
           <w:sz w:val="20"/>
           <w:szCs w:val="20"/>
         </w:rPr>
-        <w:t xml:space="preserve">Served as infrastructure lead and technical expert for multiple projects and agencies.</w:t>
+        <w:t xml:space="preserve">Served as infrastructure lead and technical expert for multiple projects and agencies, including the Naval Facilities Anti-Terrorism Force Protection (NAVFAC ATFP) Physical Security Information Management (PSIM) project.</w:t>
       </w:r>
     </w:p>
     <w:p>
@@ -498,25 +441,6 @@
           <w:szCs w:val="20"/>
         </w:rPr>
         <w:t xml:space="preserve">Built new AWS GovCloud environments for testing and development of applications.</w:t>
-      </w:r>
-    </w:p>
-    <w:p>
-      <w:pPr>
-        <w:pStyle w:val="ListParagraph"/>
-        <w:numPr>
-          <w:ilvl w:val="0"/>
-          <w:numId w:val="2"/>
-        </w:numPr>
-        <w:spacing w:after="18" w:before="18"/>
-      </w:pPr>
-      <w:r>
-        <w:rPr>
-          <w:rFonts w:ascii="Calibri" w:cs="Calibri" w:eastAsia="Calibri" w:hAnsi="Calibri"/>
-          <w:color w:val="222222"/>
-          <w:sz w:val="20"/>
-          <w:szCs w:val="20"/>
-        </w:rPr>
-        <w:t xml:space="preserve">Acted as technical lead on the Naval Facilities Anti-Terrorism Force Protection (NAVFAC ATFP) Physical Security Information Management (PSIM) project.</w:t>
       </w:r>
     </w:p>
     <w:p>
@@ -589,25 +513,6 @@
           <w:sz w:val="20"/>
           <w:szCs w:val="20"/>
         </w:rPr>
-        <w:t xml:space="preserve">Supported Navy Enterprise Data Center (NEDC) consolidation and commercial cloud migration.</w:t>
-      </w:r>
-    </w:p>
-    <w:p>
-      <w:pPr>
-        <w:pStyle w:val="ListParagraph"/>
-        <w:numPr>
-          <w:ilvl w:val="0"/>
-          <w:numId w:val="2"/>
-        </w:numPr>
-        <w:spacing w:after="18" w:before="18"/>
-      </w:pPr>
-      <w:r>
-        <w:rPr>
-          <w:rFonts w:ascii="Calibri" w:cs="Calibri" w:eastAsia="Calibri" w:hAnsi="Calibri"/>
-          <w:color w:val="222222"/>
-          <w:sz w:val="20"/>
-          <w:szCs w:val="20"/>
-        </w:rPr>
         <w:t xml:space="preserve">Designed and implemented a central log storage solution for auditing, searching, and alerting of systems hosted within NEDC and Cloud Service Providers (CSPs), including Linux and Windows servers and Cisco network devices.</w:t>
       </w:r>
     </w:p>
@@ -719,83 +624,64 @@
           <w:sz w:val="20"/>
           <w:szCs w:val="20"/>
         </w:rPr>
-        <w:t xml:space="preserve">Acted as systems administrator for the Marine Geosciences division at the Naval Research Laboratory (NRL), Stennis Space Center.</w:t>
-      </w:r>
-    </w:p>
-    <w:p>
-      <w:pPr>
-        <w:pStyle w:val="ListParagraph"/>
-        <w:numPr>
-          <w:ilvl w:val="0"/>
-          <w:numId w:val="2"/>
-        </w:numPr>
-        <w:spacing w:after="18" w:before="18"/>
-      </w:pPr>
-      <w:r>
-        <w:rPr>
-          <w:rFonts w:ascii="Calibri" w:cs="Calibri" w:eastAsia="Calibri" w:hAnsi="Calibri"/>
-          <w:color w:val="222222"/>
-          <w:sz w:val="20"/>
-          <w:szCs w:val="20"/>
-        </w:rPr>
-        <w:t xml:space="preserve">Designed and applied the RMF system security plan for the Oracle infrastructure and built the Oracle test/development environment.</w:t>
-      </w:r>
-    </w:p>
-    <w:p>
-      <w:pPr>
-        <w:pStyle w:val="ListParagraph"/>
-        <w:numPr>
-          <w:ilvl w:val="0"/>
-          <w:numId w:val="2"/>
-        </w:numPr>
-        <w:spacing w:after="18" w:before="18"/>
-      </w:pPr>
-      <w:r>
-        <w:rPr>
-          <w:rFonts w:ascii="Calibri" w:cs="Calibri" w:eastAsia="Calibri" w:hAnsi="Calibri"/>
-          <w:color w:val="222222"/>
-          <w:sz w:val="20"/>
-          <w:szCs w:val="20"/>
-        </w:rPr>
-        <w:t xml:space="preserve">Enabled smart card (CAC) logon for a secure domain and integrated Linux and Mac systems into the domain infrastructure.</w:t>
-      </w:r>
-    </w:p>
-    <w:p>
-      <w:pPr>
-        <w:pStyle w:val="ListParagraph"/>
-        <w:numPr>
-          <w:ilvl w:val="0"/>
-          <w:numId w:val="2"/>
-        </w:numPr>
-        <w:spacing w:after="18" w:before="18"/>
-      </w:pPr>
-      <w:r>
-        <w:rPr>
-          <w:rFonts w:ascii="Calibri" w:cs="Calibri" w:eastAsia="Calibri" w:hAnsi="Calibri"/>
-          <w:color w:val="222222"/>
-          <w:sz w:val="20"/>
-          <w:szCs w:val="20"/>
-        </w:rPr>
-        <w:t xml:space="preserve">Set up patch management and mitigations to fulfill Information Assurance Vulnerability Alert (IAVA) requirements.</w:t>
-      </w:r>
-    </w:p>
-    <w:p>
-      <w:pPr>
-        <w:pStyle w:val="ListParagraph"/>
-        <w:numPr>
-          <w:ilvl w:val="0"/>
-          <w:numId w:val="2"/>
-        </w:numPr>
-        <w:spacing w:after="18" w:before="18"/>
-      </w:pPr>
-      <w:r>
-        <w:rPr>
-          <w:rFonts w:ascii="Calibri" w:cs="Calibri" w:eastAsia="Calibri" w:hAnsi="Calibri"/>
-          <w:color w:val="222222"/>
-          <w:sz w:val="20"/>
-          <w:szCs w:val="20"/>
-        </w:rPr>
-        <w:t xml:space="preserve">Managed domain infrastructure including Active Directory (AD) and Microsoft Exchange; migrated Exchange from 2007 to 2013 and installed secondary client access and mailbox servers for redundancy.</w:t>
+        <w:t xml:space="preserve">Designed and applied the RMF system security plan for the Oracle infrastructure and built the Oracle test/development environment for the Marine Geosciences Division at the Naval Research Laboratory (NRL) at Stennis.</w:t>
+      </w:r>
+    </w:p>
+    <w:p>
+      <w:pPr>
+        <w:pStyle w:val="ListParagraph"/>
+        <w:numPr>
+          <w:ilvl w:val="0"/>
+          <w:numId w:val="2"/>
+        </w:numPr>
+        <w:spacing w:after="18" w:before="18"/>
+      </w:pPr>
+      <w:r>
+        <w:rPr>
+          <w:rFonts w:ascii="Calibri" w:cs="Calibri" w:eastAsia="Calibri" w:hAnsi="Calibri"/>
+          <w:color w:val="222222"/>
+          <w:sz w:val="20"/>
+          <w:szCs w:val="20"/>
+        </w:rPr>
+        <w:t xml:space="preserve">Configured smart card (PKI token) logon for a secure domain and integrated Linux and Mac systems into the domain infrastructure.</w:t>
+      </w:r>
+    </w:p>
+    <w:p>
+      <w:pPr>
+        <w:pStyle w:val="ListParagraph"/>
+        <w:numPr>
+          <w:ilvl w:val="0"/>
+          <w:numId w:val="2"/>
+        </w:numPr>
+        <w:spacing w:after="18" w:before="18"/>
+      </w:pPr>
+      <w:r>
+        <w:rPr>
+          <w:rFonts w:ascii="Calibri" w:cs="Calibri" w:eastAsia="Calibri" w:hAnsi="Calibri"/>
+          <w:color w:val="222222"/>
+          <w:sz w:val="20"/>
+          <w:szCs w:val="20"/>
+        </w:rPr>
+        <w:t xml:space="preserve">Centralized and combined patch management for systems and applications for quick response Information Assurance Vulnerability Alert (IAVA) requirements.</w:t>
+      </w:r>
+    </w:p>
+    <w:p>
+      <w:pPr>
+        <w:pStyle w:val="ListParagraph"/>
+        <w:numPr>
+          <w:ilvl w:val="0"/>
+          <w:numId w:val="2"/>
+        </w:numPr>
+        <w:spacing w:after="18" w:before="18"/>
+      </w:pPr>
+      <w:r>
+        <w:rPr>
+          <w:rFonts w:ascii="Calibri" w:cs="Calibri" w:eastAsia="Calibri" w:hAnsi="Calibri"/>
+          <w:color w:val="222222"/>
+          <w:sz w:val="20"/>
+          <w:szCs w:val="20"/>
+        </w:rPr>
+        <w:t xml:space="preserve">Managed domain infrastructure including Active Directory (AD), and migrated Microsoft Exchange from 2007 to 2013.</w:t>
       </w:r>
     </w:p>
     <w:p>
@@ -830,64 +716,45 @@
           <w:sz w:val="20"/>
           <w:szCs w:val="20"/>
         </w:rPr>
-        <w:t xml:space="preserve">Designed and built the Continuity of Operations (COOP) site for the NEP-Oc application deployed at Fleet Numerical Meteorology and Oceanography Center (FNMOC) in Monterey, CA.</w:t>
-      </w:r>
-    </w:p>
-    <w:p>
-      <w:pPr>
-        <w:pStyle w:val="ListParagraph"/>
-        <w:numPr>
-          <w:ilvl w:val="0"/>
-          <w:numId w:val="2"/>
-        </w:numPr>
-        <w:spacing w:after="18" w:before="18"/>
-      </w:pPr>
-      <w:r>
-        <w:rPr>
-          <w:rFonts w:ascii="Calibri" w:cs="Calibri" w:eastAsia="Calibri" w:hAnsi="Calibri"/>
-          <w:color w:val="222222"/>
-          <w:sz w:val="20"/>
-          <w:szCs w:val="20"/>
-        </w:rPr>
-        <w:t xml:space="preserve">Designed the standby site and replication architecture for the enterprise replication/failover project, including selection of hardware, software components, and network infrastructure with failover between F5 devices.</w:t>
-      </w:r>
-    </w:p>
-    <w:p>
-      <w:pPr>
-        <w:pStyle w:val="ListParagraph"/>
-        <w:numPr>
-          <w:ilvl w:val="0"/>
-          <w:numId w:val="2"/>
-        </w:numPr>
-        <w:spacing w:after="18" w:before="18"/>
-      </w:pPr>
-      <w:r>
-        <w:rPr>
-          <w:rFonts w:ascii="Calibri" w:cs="Calibri" w:eastAsia="Calibri" w:hAnsi="Calibri"/>
-          <w:color w:val="222222"/>
-          <w:sz w:val="20"/>
-          <w:szCs w:val="20"/>
-        </w:rPr>
-        <w:t xml:space="preserve">Resolved differences between enterprise application hosting architectures at FNMOC and the Naval Oceanographic Office (NAVOCEANO) at Stennis Space Center (SSC) to deploy common packages to both sites.</w:t>
-      </w:r>
-    </w:p>
-    <w:p>
-      <w:pPr>
-        <w:pStyle w:val="ListParagraph"/>
-        <w:numPr>
-          <w:ilvl w:val="0"/>
-          <w:numId w:val="2"/>
-        </w:numPr>
-        <w:spacing w:after="18" w:before="18"/>
-      </w:pPr>
-      <w:r>
-        <w:rPr>
-          <w:rFonts w:ascii="Calibri" w:cs="Calibri" w:eastAsia="Calibri" w:hAnsi="Calibri"/>
-          <w:color w:val="222222"/>
-          <w:sz w:val="20"/>
-          <w:szCs w:val="20"/>
-        </w:rPr>
-        <w:t xml:space="preserve">Established tools for packaging web applications and settings in RPM format for NAVOCEANO's Spacewalk (Satellite) server.</w:t>
+        <w:t xml:space="preserve">Designed the standby site and replication architecture for the enterprise replication/failover project for the enterprise oceanography portal deployed at Fleet Numerical Meteorology and Oceanography Center (FNMOC) in Monterey, CA, including selection of hardware, software components, and network infrastructure with failover between F5 devices.</w:t>
+      </w:r>
+    </w:p>
+    <w:p>
+      <w:pPr>
+        <w:pStyle w:val="ListParagraph"/>
+        <w:numPr>
+          <w:ilvl w:val="0"/>
+          <w:numId w:val="2"/>
+        </w:numPr>
+        <w:spacing w:after="18" w:before="18"/>
+      </w:pPr>
+      <w:r>
+        <w:rPr>
+          <w:rFonts w:ascii="Calibri" w:cs="Calibri" w:eastAsia="Calibri" w:hAnsi="Calibri"/>
+          <w:color w:val="222222"/>
+          <w:sz w:val="20"/>
+          <w:szCs w:val="20"/>
+        </w:rPr>
+        <w:t xml:space="preserve">Resolved conflicts between enterprise application hosting architectures at FNMOC and the Naval Oceanographic Office (NAVOCEANO) at Stennis Space Center (SSC) to deploy common packages to both sites.</w:t>
+      </w:r>
+    </w:p>
+    <w:p>
+      <w:pPr>
+        <w:pStyle w:val="ListParagraph"/>
+        <w:numPr>
+          <w:ilvl w:val="0"/>
+          <w:numId w:val="2"/>
+        </w:numPr>
+        <w:spacing w:after="18" w:before="18"/>
+      </w:pPr>
+      <w:r>
+        <w:rPr>
+          <w:rFonts w:ascii="Calibri" w:cs="Calibri" w:eastAsia="Calibri" w:hAnsi="Calibri"/>
+          <w:color w:val="222222"/>
+          <w:sz w:val="20"/>
+          <w:szCs w:val="20"/>
+        </w:rPr>
+        <w:t xml:space="preserve">Developed tools and scripts for combining web applications and settings into unified RPM packages that could be deployed from a central server, and "installed" to stand up and start a new, working instance of the entire stack.</w:t>
       </w:r>
     </w:p>
     <w:p>
@@ -989,45 +856,26 @@
           <w:sz w:val="20"/>
           <w:szCs w:val="20"/>
         </w:rPr>
-        <w:t xml:space="preserve">Acted as lead engineer for the Defense Health Services Systems (DHSS) ESSENCE medical surveillance application for the Military Health System (MHS), which was used by CDC during the 2009 swine flu pandemic.</w:t>
-      </w:r>
-    </w:p>
-    <w:p>
-      <w:pPr>
-        <w:pStyle w:val="ListParagraph"/>
-        <w:numPr>
-          <w:ilvl w:val="0"/>
-          <w:numId w:val="2"/>
-        </w:numPr>
-        <w:spacing w:after="18" w:before="18"/>
-      </w:pPr>
-      <w:r>
-        <w:rPr>
-          <w:rFonts w:ascii="Calibri" w:cs="Calibri" w:eastAsia="Calibri" w:hAnsi="Calibri"/>
-          <w:color w:val="222222"/>
-          <w:sz w:val="20"/>
-          <w:szCs w:val="20"/>
-        </w:rPr>
-        <w:t xml:space="preserve">Managed the full application stack: WebSphere Application Server (WAS), IBM HTTP Server, Cognos 8 BI and ReportNet (CRN), and ESRI ArcIMS/ArcGIS, all on AIX V5.2/V5.3 on System p.</w:t>
-      </w:r>
-    </w:p>
-    <w:p>
-      <w:pPr>
-        <w:pStyle w:val="ListParagraph"/>
-        <w:numPr>
-          <w:ilvl w:val="0"/>
-          <w:numId w:val="2"/>
-        </w:numPr>
-        <w:spacing w:after="18" w:before="18"/>
-      </w:pPr>
-      <w:r>
-        <w:rPr>
-          <w:rFonts w:ascii="Calibri" w:cs="Calibri" w:eastAsia="Calibri" w:hAnsi="Calibri"/>
-          <w:color w:val="222222"/>
-          <w:sz w:val="20"/>
-          <w:szCs w:val="20"/>
-        </w:rPr>
-        <w:t xml:space="preserve">Led a major upgrade of application components (WAS V5.1 to V6.1, CRN 1.1 to Cognos 8.4, and DB2 V8.1 to V9.5).</w:t>
+        <w:t xml:space="preserve">Managed the full application stack as lead engineer for the Defense Health Services Systems (DHSS) ESSENCE medical surveillance application for the Military Health System (MHS), which was used by CDC during the 2009 swine flu pandemic.</w:t>
+      </w:r>
+    </w:p>
+    <w:p>
+      <w:pPr>
+        <w:pStyle w:val="ListParagraph"/>
+        <w:numPr>
+          <w:ilvl w:val="0"/>
+          <w:numId w:val="2"/>
+        </w:numPr>
+        <w:spacing w:after="18" w:before="18"/>
+      </w:pPr>
+      <w:r>
+        <w:rPr>
+          <w:rFonts w:ascii="Calibri" w:cs="Calibri" w:eastAsia="Calibri" w:hAnsi="Calibri"/>
+          <w:color w:val="222222"/>
+          <w:sz w:val="20"/>
+          <w:szCs w:val="20"/>
+        </w:rPr>
+        <w:t xml:space="preserve">Integrated statistical equations from the Applied Physics Laboratory at Johns Hopkins University, GIS, Cognos reporting, WebSphere Application Server, and backend database during a major upgrade of all components.</w:t>
       </w:r>
     </w:p>
     <w:p>
@@ -1097,45 +945,45 @@
           <w:sz w:val="20"/>
           <w:szCs w:val="20"/>
         </w:rPr>
+        <w:t xml:space="preserve">Led the enterprise web and application server standup during migration, upgrade, and consolidation of 61 nodes and a clustered SAN from DISA DECC Denver to Oklahoma City.</w:t>
+      </w:r>
+    </w:p>
+    <w:p>
+      <w:pPr>
+        <w:pStyle w:val="ListParagraph"/>
+        <w:numPr>
+          <w:ilvl w:val="0"/>
+          <w:numId w:val="2"/>
+        </w:numPr>
+        <w:spacing w:after="18" w:before="18"/>
+      </w:pPr>
+      <w:r>
+        <w:rPr>
+          <w:rFonts w:ascii="Calibri" w:cs="Calibri" w:eastAsia="Calibri" w:hAnsi="Calibri"/>
+          <w:color w:val="222222"/>
+          <w:sz w:val="20"/>
+          <w:szCs w:val="20"/>
+        </w:rPr>
+        <w:t xml:space="preserve">Automated compliance with DISA Security Technical Implementation Guides (STIGs) using Korn shell scripts.</w:t>
+      </w:r>
+    </w:p>
+    <w:p>
+      <w:pPr>
+        <w:pStyle w:val="ListParagraph"/>
+        <w:numPr>
+          <w:ilvl w:val="0"/>
+          <w:numId w:val="2"/>
+        </w:numPr>
+        <w:spacing w:after="18" w:before="18"/>
+      </w:pPr>
+      <w:r>
+        <w:rPr>
+          <w:rFonts w:ascii="Calibri" w:cs="Calibri" w:eastAsia="Calibri" w:hAnsi="Calibri"/>
+          <w:color w:val="222222"/>
+          <w:sz w:val="20"/>
+          <w:szCs w:val="20"/>
+        </w:rPr>
         <w:t xml:space="preserve">Administered IBM pSeries, p5, and SP servers running AIX 5L V5.2 and V5.3, utilizing Cluster Systems Management (CSM) and Parallel System Support Programs (PSSP).</w:t>
-      </w:r>
-    </w:p>
-    <w:p>
-      <w:pPr>
-        <w:pStyle w:val="ListParagraph"/>
-        <w:numPr>
-          <w:ilvl w:val="0"/>
-          <w:numId w:val="2"/>
-        </w:numPr>
-        <w:spacing w:after="18" w:before="18"/>
-      </w:pPr>
-      <w:r>
-        <w:rPr>
-          <w:rFonts w:ascii="Calibri" w:cs="Calibri" w:eastAsia="Calibri" w:hAnsi="Calibri"/>
-          <w:color w:val="222222"/>
-          <w:sz w:val="20"/>
-          <w:szCs w:val="20"/>
-        </w:rPr>
-        <w:t xml:space="preserve">Led the enterprise web and application server standup during migration, upgrade, and consolidation of 61 nodes and a clustered SAN from DISA DECC Denver to Oklahoma City.</w:t>
-      </w:r>
-    </w:p>
-    <w:p>
-      <w:pPr>
-        <w:pStyle w:val="ListParagraph"/>
-        <w:numPr>
-          <w:ilvl w:val="0"/>
-          <w:numId w:val="2"/>
-        </w:numPr>
-        <w:spacing w:after="18" w:before="18"/>
-      </w:pPr>
-      <w:r>
-        <w:rPr>
-          <w:rFonts w:ascii="Calibri" w:cs="Calibri" w:eastAsia="Calibri" w:hAnsi="Calibri"/>
-          <w:color w:val="222222"/>
-          <w:sz w:val="20"/>
-          <w:szCs w:val="20"/>
-        </w:rPr>
-        <w:t xml:space="preserve">Built Korn shell scripts to automate the configuration of new nodes to comply with DISA Security Technical Implementation Guides (STIGs).</w:t>
       </w:r>
     </w:p>
     <w:p>

--- a/john_blackmon_resume.docx
+++ b/john_blackmon_resume.docx
@@ -147,7 +147,7 @@
           <w:sz w:val="20"/>
           <w:szCs w:val="20"/>
         </w:rPr>
-        <w:t xml:space="preserve">A few examples of my experience or skills follow:</w:t>
+        <w:t xml:space="preserve">A few examples of my accomplishments and experience follow:</w:t>
       </w:r>
     </w:p>
     <w:p>
@@ -204,7 +204,26 @@
           <w:sz w:val="20"/>
           <w:szCs w:val="20"/>
         </w:rPr>
-        <w:t xml:space="preserve">Architecting, building, deploying, and maintaining infrastructure and applications in AWS, DISA Defense Enterprise Computing Centers (DECCs), and naval oceanography environments with Terraform and Ansible</w:t>
+        <w:t xml:space="preserve">Automating the application of the AIX and Apache STIGs solely with Korn shell scripts before there were available alternatives</w:t>
+      </w:r>
+    </w:p>
+    <w:p>
+      <w:pPr>
+        <w:pStyle w:val="ListParagraph"/>
+        <w:numPr>
+          <w:ilvl w:val="0"/>
+          <w:numId w:val="2"/>
+        </w:numPr>
+        <w:spacing w:after="18" w:before="18"/>
+      </w:pPr>
+      <w:r>
+        <w:rPr>
+          <w:rFonts w:ascii="Calibri" w:cs="Calibri" w:eastAsia="Calibri" w:hAnsi="Calibri"/>
+          <w:color w:val="222222"/>
+          <w:sz w:val="20"/>
+          <w:szCs w:val="20"/>
+        </w:rPr>
+        <w:t xml:space="preserve">Architecting, building, deploying, and securing infrastructure and applications in AWS, DISA Defense Enterprise Computing Centers (DECCs), and naval oceanography environments with Terraform and Ansible</w:t>
       </w:r>
     </w:p>
     <w:p>
@@ -662,7 +681,7 @@
           <w:sz w:val="20"/>
           <w:szCs w:val="20"/>
         </w:rPr>
-        <w:t xml:space="preserve">Centralized and combined patch management for systems and applications for quick response Information Assurance Vulnerability Alert (IAVA) requirements.</w:t>
+        <w:t xml:space="preserve">Centralized and combined patch management for systems and applications for quick response to Information Assurance Vulnerability Alert (IAVA) requirements.</w:t>
       </w:r>
     </w:p>
     <w:p>
@@ -716,7 +735,7 @@
           <w:sz w:val="20"/>
           <w:szCs w:val="20"/>
         </w:rPr>
-        <w:t xml:space="preserve">Designed the standby site and replication architecture for the enterprise replication/failover project for the enterprise oceanography portal deployed at Fleet Numerical Meteorology and Oceanography Center (FNMOC) in Monterey, CA, including selection of hardware, software components, and network infrastructure with failover between F5 devices.</w:t>
+        <w:t xml:space="preserve">Designed the standby site and replication architecture for the enterprise replication/failover project for the oceanography portal deployed at Fleet Numerical Meteorology and Oceanography Center (FNMOC) in Monterey, CA, including selection of hardware, software components, and network infrastructure with failover between F5 devices.</w:t>
       </w:r>
     </w:p>
     <w:p>
@@ -945,7 +964,7 @@
           <w:sz w:val="20"/>
           <w:szCs w:val="20"/>
         </w:rPr>
-        <w:t xml:space="preserve">Led the enterprise web and application server standup during migration, upgrade, and consolidation of 61 nodes and a clustered SAN from DISA DECC Denver to Oklahoma City.</w:t>
+        <w:t xml:space="preserve">Led the enterprise web and application server standup during migration, upgrade, and consolidation of nodes and a clustered SAN from DISA DECC Denver to Oklahoma City.</w:t>
       </w:r>
     </w:p>
     <w:p>
@@ -965,25 +984,6 @@
           <w:szCs w:val="20"/>
         </w:rPr>
         <w:t xml:space="preserve">Automated compliance with DISA Security Technical Implementation Guides (STIGs) using Korn shell scripts.</w:t>
-      </w:r>
-    </w:p>
-    <w:p>
-      <w:pPr>
-        <w:pStyle w:val="ListParagraph"/>
-        <w:numPr>
-          <w:ilvl w:val="0"/>
-          <w:numId w:val="2"/>
-        </w:numPr>
-        <w:spacing w:after="18" w:before="18"/>
-      </w:pPr>
-      <w:r>
-        <w:rPr>
-          <w:rFonts w:ascii="Calibri" w:cs="Calibri" w:eastAsia="Calibri" w:hAnsi="Calibri"/>
-          <w:color w:val="222222"/>
-          <w:sz w:val="20"/>
-          <w:szCs w:val="20"/>
-        </w:rPr>
-        <w:t xml:space="preserve">Administered IBM pSeries, p5, and SP servers running AIX 5L V5.2 and V5.3, utilizing Cluster Systems Management (CSM) and Parallel System Support Programs (PSSP).</w:t>
       </w:r>
     </w:p>
     <w:p>
@@ -1361,7 +1361,7 @@
           <w:sz w:val="20"/>
           <w:szCs w:val="20"/>
         </w:rPr>
-        <w:t xml:space="preserve">I am teaching myself lockpicking.</w:t>
+        <w:t xml:space="preserve">I am trying to teach myself lockpicking.</w:t>
       </w:r>
     </w:p>
     <w:sectPr>
